--- a/well_tools_1/webapp/data/templates/sample_5_4p5X3p5-7-9-13-18.docx
+++ b/well_tools_1/webapp/data/templates/sample_5_4p5X3p5-7-9-13-18.docx
@@ -1165,9 +1165,9 @@
       </w:sdtContent>
     </w:sdt>
     <w:bookmarkStart w:id="3" w:name="_Hlk207958089" w:displacedByCustomXml="next"/>
-    <w:bookmarkStart w:id="4" w:name="_Toc436141478" w:displacedByCustomXml="next"/>
+    <w:bookmarkStart w:id="4" w:name="_Toc23528006" w:displacedByCustomXml="next"/>
     <w:bookmarkStart w:id="5" w:name="_Toc5016962" w:displacedByCustomXml="next"/>
-    <w:bookmarkStart w:id="6" w:name="_Toc23528006" w:displacedByCustomXml="next"/>
+    <w:bookmarkStart w:id="6" w:name="_Toc436141478" w:displacedByCustomXml="next"/>
     <w:sdt>
       <w:sdtPr>
         <w:rPr>
@@ -3604,39 +3604,7 @@
           <w:bCs/>
           <w:lang w:val="en-GB"/>
         </w:rPr>
-        <w:t xml:space="preserve"> 1</w:t>
-      </w:r>
-      <w:r>
-        <w:rPr>
-          <w:b/>
-          <w:bCs/>
-          <w:lang w:val="en-GB"/>
-        </w:rPr>
-        <w:t>8</w:t>
-      </w:r>
-      <w:r>
-        <w:rPr>
-          <w:b/>
-          <w:bCs/>
-          <w:lang w:val="en-GB"/>
-        </w:rPr>
-        <w:t xml:space="preserve"> </w:t>
-      </w:r>
-      <w:r>
-        <w:rPr>
-          <w:b/>
-          <w:bCs/>
-          <w:lang w:val="en-GB"/>
-        </w:rPr>
-        <w:t>5</w:t>
-      </w:r>
-      <w:r>
-        <w:rPr>
-          <w:b/>
-          <w:bCs/>
-          <w:lang w:val="en-GB"/>
-        </w:rPr>
-        <w:t>/8” casing string.</w:t>
+        <w:t xml:space="preserve"> 18 5/8” casing string.</w:t>
       </w:r>
     </w:p>
     <w:p>
@@ -15887,39 +15855,7 @@
           <w:color w:val="auto"/>
           <w:szCs w:val="20"/>
         </w:rPr>
-        <w:t>1</w:t>
-      </w:r>
-      <w:r>
-        <w:rPr>
-          <w:rFonts w:cstheme="minorHAnsi"/>
-          <w:color w:val="auto"/>
-          <w:szCs w:val="20"/>
-        </w:rPr>
-        <w:t>8</w:t>
-      </w:r>
-      <w:r>
-        <w:rPr>
-          <w:rFonts w:cstheme="minorHAnsi"/>
-          <w:color w:val="auto"/>
-          <w:szCs w:val="20"/>
-        </w:rPr>
-        <w:t xml:space="preserve"> </w:t>
-      </w:r>
-      <w:r>
-        <w:rPr>
-          <w:rFonts w:cstheme="minorHAnsi"/>
-          <w:color w:val="auto"/>
-          <w:szCs w:val="20"/>
-        </w:rPr>
-        <w:t>5</w:t>
-      </w:r>
-      <w:r>
-        <w:rPr>
-          <w:rFonts w:cstheme="minorHAnsi"/>
-          <w:color w:val="auto"/>
-          <w:szCs w:val="20"/>
-        </w:rPr>
-        <w:t>/8"</w:t>
+        <w:t>18 5/8"</w:t>
       </w:r>
       <w:r>
         <w:rPr>
@@ -19813,7 +19749,7 @@
               <w:t>{{</w:t>
             </w:r>
             <w:r>
-              <w:t xml:space="preserve">DMG@N </w:t>
+              <w:t>DMG@N</w:t>
             </w:r>
             <w:r>
               <w:t>_3}}</w:t>
@@ -23592,17 +23528,7 @@
           <w:sz w:val="20"/>
           <w:szCs w:val="20"/>
         </w:rPr>
-        <w:t>1</w:t>
-      </w:r>
-      <w:r>
-        <w:rPr>
-          <w:rFonts w:asciiTheme="minorHAnsi" w:eastAsiaTheme="minorEastAsia" w:hAnsiTheme="minorHAnsi" w:cstheme="minorHAnsi"/>
-          <w:i/>
-          <w:iCs/>
-          <w:sz w:val="20"/>
-          <w:szCs w:val="20"/>
-        </w:rPr>
-        <w:t>3</w:t>
+        <w:t>13</w:t>
       </w:r>
       <w:r>
         <w:rPr>
@@ -26664,7 +26590,7 @@
         </w:rPr>
         <w:lastRenderedPageBreak/>
         <w:drawing>
-          <wp:anchor distT="0" distB="0" distL="114300" distR="114300" simplePos="0" relativeHeight="251649536" behindDoc="0" locked="0" layoutInCell="1" allowOverlap="1" wp14:anchorId="084BCEFC" wp14:editId="190FC8A1">
+          <wp:anchor distT="0" distB="0" distL="114300" distR="114300" simplePos="0" relativeHeight="251649536" behindDoc="0" locked="0" layoutInCell="1" allowOverlap="1" wp14:anchorId="084BCEFC" wp14:editId="0839AB7F">
             <wp:simplePos x="0" y="0"/>
             <wp:positionH relativeFrom="column">
               <wp:posOffset>255270</wp:posOffset>
@@ -34868,16 +34794,6 @@
 </file>
 
 <file path=customXml/item2.xml><?xml version="1.0" encoding="utf-8"?>
-<b:Sources xmlns:b="http://schemas.openxmlformats.org/officeDocument/2006/bibliography" xmlns="http://schemas.openxmlformats.org/officeDocument/2006/bibliography" SelectedStyle="\APASixthEditionOfficeOnline.xsl" StyleName="APA" Version="6"/>
-</file>
-
-<file path=customXml/item3.xml><?xml version="1.0" encoding="utf-8"?>
-<p:properties xmlns:p="http://schemas.microsoft.com/office/2006/metadata/properties" xmlns:xsi="http://www.w3.org/2001/XMLSchema-instance" xmlns:pc="http://schemas.microsoft.com/office/infopath/2007/PartnerControls">
-  <documentManagement/>
-</p:properties>
-</file>
-
-<file path=customXml/item4.xml><?xml version="1.0" encoding="utf-8"?>
 <ct:contentTypeSchema xmlns:ct="http://schemas.microsoft.com/office/2006/metadata/contentType" xmlns:ma="http://schemas.microsoft.com/office/2006/metadata/properties/metaAttributes" ct:_="" ma:_="" ma:contentTypeName="Document" ma:contentTypeID="0x0101007BECBE631466E146A5A60A7FBFAB5446" ma:contentTypeVersion="8" ma:contentTypeDescription="Create a new document." ma:contentTypeScope="" ma:versionID="0f5e4eafd5d92c80c155f2206804de7f">
   <xsd:schema xmlns:xsd="http://www.w3.org/2001/XMLSchema" xmlns:xs="http://www.w3.org/2001/XMLSchema" xmlns:p="http://schemas.microsoft.com/office/2006/metadata/properties" xmlns:ns2="eb10c264-7177-4f90-96c4-984f47b9cc69" targetNamespace="http://schemas.microsoft.com/office/2006/metadata/properties" ma:root="true" ma:fieldsID="244178858aeb020dd8df612c45093a22" ns2:_="">
     <xsd:import namespace="eb10c264-7177-4f90-96c4-984f47b9cc69"/>
@@ -35049,6 +34965,16 @@
 </ct:contentTypeSchema>
 </file>
 
+<file path=customXml/item3.xml><?xml version="1.0" encoding="utf-8"?>
+<p:properties xmlns:p="http://schemas.microsoft.com/office/2006/metadata/properties" xmlns:xsi="http://www.w3.org/2001/XMLSchema-instance" xmlns:pc="http://schemas.microsoft.com/office/infopath/2007/PartnerControls">
+  <documentManagement/>
+</p:properties>
+</file>
+
+<file path=customXml/item4.xml><?xml version="1.0" encoding="utf-8"?>
+<b:Sources xmlns:b="http://schemas.openxmlformats.org/officeDocument/2006/bibliography" xmlns="http://schemas.openxmlformats.org/officeDocument/2006/bibliography" SelectedStyle="\APASixthEditionOfficeOnline.xsl" StyleName="APA" Version="6"/>
+</file>
+
 <file path=customXml/itemProps1.xml><?xml version="1.0" encoding="utf-8"?>
 <ds:datastoreItem xmlns:ds="http://schemas.openxmlformats.org/officeDocument/2006/customXml" ds:itemID="{79696F61-4EFA-4208-9DA2-098D4828C9DB}">
   <ds:schemaRefs>
@@ -35058,23 +34984,6 @@
 </file>
 
 <file path=customXml/itemProps2.xml><?xml version="1.0" encoding="utf-8"?>
-<ds:datastoreItem xmlns:ds="http://schemas.openxmlformats.org/officeDocument/2006/customXml" ds:itemID="{2F984F2C-3394-4807-BB5C-769B95DB81F6}">
-  <ds:schemaRefs>
-    <ds:schemaRef ds:uri="http://schemas.openxmlformats.org/officeDocument/2006/bibliography"/>
-  </ds:schemaRefs>
-</ds:datastoreItem>
-</file>
-
-<file path=customXml/itemProps3.xml><?xml version="1.0" encoding="utf-8"?>
-<ds:datastoreItem xmlns:ds="http://schemas.openxmlformats.org/officeDocument/2006/customXml" ds:itemID="{74A46DB4-35AB-4E89-AE84-AAE4879E018C}">
-  <ds:schemaRefs>
-    <ds:schemaRef ds:uri="http://schemas.microsoft.com/office/2006/metadata/properties"/>
-    <ds:schemaRef ds:uri="http://schemas.microsoft.com/office/infopath/2007/PartnerControls"/>
-  </ds:schemaRefs>
-</ds:datastoreItem>
-</file>
-
-<file path=customXml/itemProps4.xml><?xml version="1.0" encoding="utf-8"?>
 <ds:datastoreItem xmlns:ds="http://schemas.openxmlformats.org/officeDocument/2006/customXml" ds:itemID="{2E26228A-8175-49C1-B0E8-F5B0407DC3F6}">
   <ds:schemaRefs>
     <ds:schemaRef ds:uri="http://schemas.microsoft.com/office/2006/metadata/contentType"/>
@@ -35090,4 +34999,21 @@
     <ds:schemaRef ds:uri="http://schemas.microsoft.com/internal/obd"/>
   </ds:schemaRefs>
 </ds:datastoreItem>
+</file>
+
+<file path=customXml/itemProps3.xml><?xml version="1.0" encoding="utf-8"?>
+<ds:datastoreItem xmlns:ds="http://schemas.openxmlformats.org/officeDocument/2006/customXml" ds:itemID="{74A46DB4-35AB-4E89-AE84-AAE4879E018C}">
+  <ds:schemaRefs>
+    <ds:schemaRef ds:uri="http://schemas.microsoft.com/office/2006/metadata/properties"/>
+    <ds:schemaRef ds:uri="http://schemas.microsoft.com/office/infopath/2007/PartnerControls"/>
+  </ds:schemaRefs>
+</ds:datastoreItem>
+</file>
+
+<file path=customXml/itemProps4.xml><?xml version="1.0" encoding="utf-8"?>
+<ds:datastoreItem xmlns:ds="http://schemas.openxmlformats.org/officeDocument/2006/customXml" ds:itemID="{2F984F2C-3394-4807-BB5C-769B95DB81F6}">
+  <ds:schemaRefs>
+    <ds:schemaRef ds:uri="http://schemas.openxmlformats.org/officeDocument/2006/bibliography"/>
+  </ds:schemaRefs>
+</ds:datastoreItem>
 </file>
--- a/well_tools_1/webapp/data/templates/sample_5_4p5X3p5-7-9-13-18.docx
+++ b/well_tools_1/webapp/data/templates/sample_5_4p5X3p5-7-9-13-18.docx
@@ -1148,10 +1148,12 @@
             <w:spacing w:before="0" w:after="200"/>
             <w:jc w:val="left"/>
             <w:sectPr>
-              <w:headerReference w:type="default" r:id="rId11"/>
-              <w:footerReference w:type="default" r:id="rId12"/>
-              <w:headerReference w:type="first" r:id="rId13"/>
-              <w:footerReference w:type="first" r:id="rId14"/>
+              <w:headerReference w:type="even" r:id="rId11"/>
+              <w:headerReference w:type="default" r:id="rId12"/>
+              <w:footerReference w:type="even" r:id="rId13"/>
+              <w:footerReference w:type="default" r:id="rId14"/>
+              <w:headerReference w:type="first" r:id="rId15"/>
+              <w:footerReference w:type="first" r:id="rId16"/>
               <w:type w:val="continuous"/>
               <w:pgSz w:w="11906" w:h="16838" w:code="9"/>
               <w:pgMar w:top="1440" w:right="1080" w:bottom="1440" w:left="1080" w:header="288" w:footer="720" w:gutter="0"/>
@@ -1165,9 +1167,9 @@
       </w:sdtContent>
     </w:sdt>
     <w:bookmarkStart w:id="3" w:name="_Hlk207958089" w:displacedByCustomXml="next"/>
-    <w:bookmarkStart w:id="4" w:name="_Toc23528006" w:displacedByCustomXml="next"/>
+    <w:bookmarkStart w:id="4" w:name="_Toc436141478" w:displacedByCustomXml="next"/>
     <w:bookmarkStart w:id="5" w:name="_Toc5016962" w:displacedByCustomXml="next"/>
-    <w:bookmarkStart w:id="6" w:name="_Toc436141478" w:displacedByCustomXml="next"/>
+    <w:bookmarkStart w:id="6" w:name="_Toc23528006" w:displacedByCustomXml="next"/>
     <w:sdt>
       <w:sdtPr>
         <w:rPr>
@@ -2851,14 +2853,46 @@
                                 <w:sz w:val="16"/>
                                 <w:lang w:val="en-GB"/>
                               </w:rPr>
-                              <w:t xml:space="preserve">This report was prepared by GOWell Energy Solutions Inc. or by its affiliates or subsidiaries (“GOWell”) at the request of </w:t>
+                              <w:t xml:space="preserve">This report was prepared by </w:t>
+                            </w:r>
+                            <w:proofErr w:type="spellStart"/>
+                            <w:r>
+                              <w:rPr>
+                                <w:sz w:val="16"/>
+                                <w:lang w:val="en-GB"/>
+                              </w:rPr>
+                              <w:t>GOWell</w:t>
+                            </w:r>
+                            <w:proofErr w:type="spellEnd"/>
+                            <w:r>
+                              <w:rPr>
+                                <w:sz w:val="16"/>
+                                <w:lang w:val="en-GB"/>
+                              </w:rPr>
+                              <w:t xml:space="preserve"> Energy Solutions Inc. or by its affiliates or subsidiaries (“</w:t>
+                            </w:r>
+                            <w:proofErr w:type="spellStart"/>
+                            <w:r>
+                              <w:rPr>
+                                <w:sz w:val="16"/>
+                                <w:lang w:val="en-GB"/>
+                              </w:rPr>
+                              <w:t>GOWell</w:t>
+                            </w:r>
+                            <w:proofErr w:type="spellEnd"/>
+                            <w:r>
+                              <w:rPr>
+                                <w:sz w:val="16"/>
+                                <w:lang w:val="en-GB"/>
+                              </w:rPr>
+                              <w:t xml:space="preserve">”) at the request of </w:t>
                             </w:r>
                             <w:r>
                               <w:rPr>
                                 <w:sz w:val="16"/>
                                 <w:lang w:val="en-GB"/>
                               </w:rPr>
-                              <w:t>Weatherford</w:t>
+                              <w:t>{{COMPNAME}}</w:t>
                             </w:r>
                             <w:r>
                               <w:rPr>
@@ -2880,7 +2914,23 @@
                                 <w:sz w:val="16"/>
                                 <w:lang w:val="en-GB"/>
                               </w:rPr>
-                              <w:t>This report is GOWell’s interpretation of the information provided by You and the interpretation, analysis, recommendations, advise and conclusions contained in the report are opinions based on inferences from measurements, empirical relationships, assumptions and industry practice (the “Interpretations and/or Recommendations”), which inferences, assumptions and practices are not infallible, and with respect to which professional geologists, engineers, drilling consultants, and analysts may differ and there may be a number of possible interpretations and conclusions.</w:t>
+                              <w:t xml:space="preserve">This report is </w:t>
+                            </w:r>
+                            <w:proofErr w:type="spellStart"/>
+                            <w:r>
+                              <w:rPr>
+                                <w:sz w:val="16"/>
+                                <w:lang w:val="en-GB"/>
+                              </w:rPr>
+                              <w:t>GOWell’s</w:t>
+                            </w:r>
+                            <w:proofErr w:type="spellEnd"/>
+                            <w:r>
+                              <w:rPr>
+                                <w:sz w:val="16"/>
+                                <w:lang w:val="en-GB"/>
+                              </w:rPr>
+                              <w:t xml:space="preserve"> interpretation of the information provided by You and the interpretation, analysis, recommendations, advise and conclusions contained in the report are opinions based on inferences from measurements, empirical relationships, assumptions and industry practice (the “Interpretations and/or Recommendations”), which inferences, assumptions and practices are not infallible, and with respect to which professional geologists, engineers, drilling consultants, and analysts may differ and there may be a number of possible interpretations and conclusions.</w:t>
                             </w:r>
                           </w:p>
                           <w:p>
@@ -2895,7 +2945,23 @@
                                 <w:sz w:val="16"/>
                                 <w:lang w:val="en-CA"/>
                               </w:rPr>
-                              <w:t>Accordingly, GOWell does not warrant the accuracy, correctness, or completeness of any such Interpretations and/or Recommendations, or that Your reliance or any third party’s reliance on such Interpretations and/or Recommendations will accomplish any particular results. YOU ASSUME FULL RESPONSIBILITY FOR THE USE OF SUCH INTERPRETATIONS AND/OR RECOMMENDATIONS AND FOR ALL DECISIONS BASED THEREON (INCLUDING WITHOUT LIMITATION DECISIONS BASED ON ANY OIL AND GAS EVALUATIONS, PRODUCTION FORECASTS AND RESERVE ESTIMATES, FURNISHED BY GOWELL TO YOU HEREUNDER), AND YOU HEREBY AGREES TO RELEASE, DEFEND, INDEMNIFY AND HOLD HARMLESS GOWELL FROM ANY CLAIMS ARISING OUT OF THE USE OF SUCH INTERPRETATIONS AND/OR RECOMMENDATIONS.</w:t>
+                              <w:t xml:space="preserve">Accordingly, </w:t>
+                            </w:r>
+                            <w:proofErr w:type="spellStart"/>
+                            <w:r>
+                              <w:rPr>
+                                <w:sz w:val="16"/>
+                                <w:lang w:val="en-CA"/>
+                              </w:rPr>
+                              <w:t>GOWell</w:t>
+                            </w:r>
+                            <w:proofErr w:type="spellEnd"/>
+                            <w:r>
+                              <w:rPr>
+                                <w:sz w:val="16"/>
+                                <w:lang w:val="en-CA"/>
+                              </w:rPr>
+                              <w:t xml:space="preserve"> does not warrant the accuracy, correctness, or completeness of any such Interpretations and/or Recommendations, or that Your reliance or any third party’s reliance on such Interpretations and/or Recommendations will accomplish any particular results. YOU ASSUME FULL RESPONSIBILITY FOR THE USE OF SUCH INTERPRETATIONS AND/OR RECOMMENDATIONS AND FOR ALL DECISIONS BASED THEREON (INCLUDING WITHOUT LIMITATION DECISIONS BASED ON ANY OIL AND GAS EVALUATIONS, PRODUCTION FORECASTS AND RESERVE ESTIMATES, FURNISHED BY GOWELL TO YOU HEREUNDER), AND YOU HEREBY AGREES TO RELEASE, DEFEND, INDEMNIFY AND HOLD HARMLESS GOWELL FROM ANY CLAIMS ARISING OUT OF THE USE OF SUCH INTERPRETATIONS AND/OR RECOMMENDATIONS.</w:t>
                             </w:r>
                           </w:p>
                           <w:p>
@@ -2965,14 +3031,46 @@
                           <w:sz w:val="16"/>
                           <w:lang w:val="en-GB"/>
                         </w:rPr>
-                        <w:t xml:space="preserve">This report was prepared by GOWell Energy Solutions Inc. or by its affiliates or subsidiaries (“GOWell”) at the request of </w:t>
+                        <w:t xml:space="preserve">This report was prepared by </w:t>
+                      </w:r>
+                      <w:proofErr w:type="spellStart"/>
+                      <w:r>
+                        <w:rPr>
+                          <w:sz w:val="16"/>
+                          <w:lang w:val="en-GB"/>
+                        </w:rPr>
+                        <w:t>GOWell</w:t>
+                      </w:r>
+                      <w:proofErr w:type="spellEnd"/>
+                      <w:r>
+                        <w:rPr>
+                          <w:sz w:val="16"/>
+                          <w:lang w:val="en-GB"/>
+                        </w:rPr>
+                        <w:t xml:space="preserve"> Energy Solutions Inc. or by its affiliates or subsidiaries (“</w:t>
+                      </w:r>
+                      <w:proofErr w:type="spellStart"/>
+                      <w:r>
+                        <w:rPr>
+                          <w:sz w:val="16"/>
+                          <w:lang w:val="en-GB"/>
+                        </w:rPr>
+                        <w:t>GOWell</w:t>
+                      </w:r>
+                      <w:proofErr w:type="spellEnd"/>
+                      <w:r>
+                        <w:rPr>
+                          <w:sz w:val="16"/>
+                          <w:lang w:val="en-GB"/>
+                        </w:rPr>
+                        <w:t xml:space="preserve">”) at the request of </w:t>
                       </w:r>
                       <w:r>
                         <w:rPr>
                           <w:sz w:val="16"/>
                           <w:lang w:val="en-GB"/>
                         </w:rPr>
-                        <w:t>Weatherford</w:t>
+                        <w:t>{{COMPNAME}}</w:t>
                       </w:r>
                       <w:r>
                         <w:rPr>
@@ -2994,7 +3092,23 @@
                           <w:sz w:val="16"/>
                           <w:lang w:val="en-GB"/>
                         </w:rPr>
-                        <w:t>This report is GOWell’s interpretation of the information provided by You and the interpretation, analysis, recommendations, advise and conclusions contained in the report are opinions based on inferences from measurements, empirical relationships, assumptions and industry practice (the “Interpretations and/or Recommendations”), which inferences, assumptions and practices are not infallible, and with respect to which professional geologists, engineers, drilling consultants, and analysts may differ and there may be a number of possible interpretations and conclusions.</w:t>
+                        <w:t xml:space="preserve">This report is </w:t>
+                      </w:r>
+                      <w:proofErr w:type="spellStart"/>
+                      <w:r>
+                        <w:rPr>
+                          <w:sz w:val="16"/>
+                          <w:lang w:val="en-GB"/>
+                        </w:rPr>
+                        <w:t>GOWell’s</w:t>
+                      </w:r>
+                      <w:proofErr w:type="spellEnd"/>
+                      <w:r>
+                        <w:rPr>
+                          <w:sz w:val="16"/>
+                          <w:lang w:val="en-GB"/>
+                        </w:rPr>
+                        <w:t xml:space="preserve"> interpretation of the information provided by You and the interpretation, analysis, recommendations, advise and conclusions contained in the report are opinions based on inferences from measurements, empirical relationships, assumptions and industry practice (the “Interpretations and/or Recommendations”), which inferences, assumptions and practices are not infallible, and with respect to which professional geologists, engineers, drilling consultants, and analysts may differ and there may be a number of possible interpretations and conclusions.</w:t>
                       </w:r>
                     </w:p>
                     <w:p>
@@ -3009,7 +3123,23 @@
                           <w:sz w:val="16"/>
                           <w:lang w:val="en-CA"/>
                         </w:rPr>
-                        <w:t>Accordingly, GOWell does not warrant the accuracy, correctness, or completeness of any such Interpretations and/or Recommendations, or that Your reliance or any third party’s reliance on such Interpretations and/or Recommendations will accomplish any particular results. YOU ASSUME FULL RESPONSIBILITY FOR THE USE OF SUCH INTERPRETATIONS AND/OR RECOMMENDATIONS AND FOR ALL DECISIONS BASED THEREON (INCLUDING WITHOUT LIMITATION DECISIONS BASED ON ANY OIL AND GAS EVALUATIONS, PRODUCTION FORECASTS AND RESERVE ESTIMATES, FURNISHED BY GOWELL TO YOU HEREUNDER), AND YOU HEREBY AGREES TO RELEASE, DEFEND, INDEMNIFY AND HOLD HARMLESS GOWELL FROM ANY CLAIMS ARISING OUT OF THE USE OF SUCH INTERPRETATIONS AND/OR RECOMMENDATIONS.</w:t>
+                        <w:t xml:space="preserve">Accordingly, </w:t>
+                      </w:r>
+                      <w:proofErr w:type="spellStart"/>
+                      <w:r>
+                        <w:rPr>
+                          <w:sz w:val="16"/>
+                          <w:lang w:val="en-CA"/>
+                        </w:rPr>
+                        <w:t>GOWell</w:t>
+                      </w:r>
+                      <w:proofErr w:type="spellEnd"/>
+                      <w:r>
+                        <w:rPr>
+                          <w:sz w:val="16"/>
+                          <w:lang w:val="en-CA"/>
+                        </w:rPr>
+                        <w:t xml:space="preserve"> does not warrant the accuracy, correctness, or completeness of any such Interpretations and/or Recommendations, or that Your reliance or any third party’s reliance on such Interpretations and/or Recommendations will accomplish any particular results. YOU ASSUME FULL RESPONSIBILITY FOR THE USE OF SUCH INTERPRETATIONS AND/OR RECOMMENDATIONS AND FOR ALL DECISIONS BASED THEREON (INCLUDING WITHOUT LIMITATION DECISIONS BASED ON ANY OIL AND GAS EVALUATIONS, PRODUCTION FORECASTS AND RESERVE ESTIMATES, FURNISHED BY GOWELL TO YOU HEREUNDER), AND YOU HEREBY AGREES TO RELEASE, DEFEND, INDEMNIFY AND HOLD HARMLESS GOWELL FROM ANY CLAIMS ARISING OUT OF THE USE OF SUCH INTERPRETATIONS AND/OR RECOMMENDATIONS.</w:t>
                       </w:r>
                     </w:p>
                     <w:p>
@@ -3371,6 +3501,7 @@
         </w:rPr>
         <w:t xml:space="preserve"> </w:t>
       </w:r>
+      <w:proofErr w:type="gramStart"/>
       <w:r>
         <w:rPr>
           <w:b/>
@@ -3394,7 +3525,16 @@
           <w:bCs/>
           <w:lang w:val="en-GB"/>
         </w:rPr>
-        <w:t xml:space="preserve">                  </w:t>
+        <w:t xml:space="preserve">  </w:t>
+      </w:r>
+      <w:proofErr w:type="gramEnd"/>
+      <w:r>
+        <w:rPr>
+          <w:b/>
+          <w:bCs/>
+          <w:lang w:val="en-GB"/>
+        </w:rPr>
+        <w:t xml:space="preserve">                </w:t>
       </w:r>
       <w:r>
         <w:rPr>
@@ -3962,7 +4102,7 @@
                 <w:sz w:val="20"/>
                 <w:szCs w:val="20"/>
               </w:rPr>
-              <w:t>Pipe OD</w:t>
+              <w:t>{{SUMMARY}} Pipe OD</w:t>
             </w:r>
           </w:p>
         </w:tc>
@@ -5480,6 +5620,7 @@
           <w:lang w:val="en-GB"/>
         </w:rPr>
       </w:pPr>
+      <w:proofErr w:type="spellStart"/>
       <w:r>
         <w:rPr>
           <w:lang w:val="en-GB"/>
@@ -5492,6 +5633,7 @@
         </w:rPr>
         <w:t>less</w:t>
       </w:r>
+      <w:proofErr w:type="spellEnd"/>
       <w:r>
         <w:rPr>
           <w:lang w:val="en-GB"/>
@@ -5522,16 +5664,24 @@
         </w:rPr>
         <w:t xml:space="preserve">logged with </w:t>
       </w:r>
+      <w:proofErr w:type="spellStart"/>
       <w:r>
         <w:rPr>
           <w:lang w:val="en-GB"/>
         </w:rPr>
-        <w:t xml:space="preserve">GOWell </w:t>
-      </w:r>
+        <w:t>GOWell</w:t>
+      </w:r>
+      <w:proofErr w:type="spellEnd"/>
       <w:r>
         <w:rPr>
           <w:lang w:val="en-GB"/>
         </w:rPr>
+        <w:t xml:space="preserve"> </w:t>
+      </w:r>
+      <w:r>
+        <w:rPr>
+          <w:lang w:val="en-GB"/>
+        </w:rPr>
         <w:t>ePDT</w:t>
       </w:r>
       <w:r>
@@ -5546,9 +5696,11 @@
         </w:rPr>
         <w:t xml:space="preserve">tool, processed with </w:t>
       </w:r>
+      <w:proofErr w:type="spellStart"/>
       <w:r>
         <w:t>SmartLog</w:t>
       </w:r>
+      <w:proofErr w:type="spellEnd"/>
       <w:r>
         <w:t>.</w:t>
       </w:r>
@@ -5624,7 +5776,7 @@
                     <pic:cNvPicPr/>
                   </pic:nvPicPr>
                   <pic:blipFill>
-                    <a:blip r:embed="rId15" cstate="print">
+                    <a:blip r:embed="rId17" cstate="print">
                       <a:extLst>
                         <a:ext uri="{28A0092B-C50C-407E-A947-70E740481C1C}">
                           <a14:useLocalDpi xmlns:a14="http://schemas.microsoft.com/office/drawing/2010/main" val="0"/>
@@ -12509,8 +12661,22 @@
                 <w:szCs w:val="20"/>
                 <w:lang w:val="en-AE" w:eastAsia="en-AE"/>
               </w:rPr>
-              <w:t>_firstPipe</w:t>
-            </w:r>
+              <w:t>_</w:t>
+            </w:r>
+            <w:proofErr w:type="spellStart"/>
+            <w:r>
+              <w:rPr>
+                <w:rFonts w:asciiTheme="minorHAnsi" w:eastAsia="Times New Roman" w:hAnsiTheme="minorHAnsi" w:cstheme="minorHAnsi"/>
+                <w:b/>
+                <w:bCs/>
+                <w:color w:val="FFFFFF"/>
+                <w:sz w:val="20"/>
+                <w:szCs w:val="20"/>
+                <w:lang w:val="en-AE" w:eastAsia="en-AE"/>
+              </w:rPr>
+              <w:t>firstPipe</w:t>
+            </w:r>
+            <w:proofErr w:type="spellEnd"/>
             <w:r>
               <w:rPr>
                 <w:rFonts w:asciiTheme="minorHAnsi" w:eastAsia="Times New Roman" w:hAnsiTheme="minorHAnsi" w:cstheme="minorHAnsi"/>
@@ -12667,7 +12833,29 @@
                 <w:szCs w:val="20"/>
                 <w:lang w:val="en-AE" w:eastAsia="en-AE"/>
               </w:rPr>
-              <w:t>Nom Thk (in)</w:t>
+              <w:t xml:space="preserve">Nom </w:t>
+            </w:r>
+            <w:proofErr w:type="spellStart"/>
+            <w:r>
+              <w:rPr>
+                <w:rFonts w:asciiTheme="minorHAnsi" w:eastAsia="Times New Roman" w:hAnsiTheme="minorHAnsi" w:cstheme="minorHAnsi"/>
+                <w:color w:val="FFFFFF"/>
+                <w:sz w:val="20"/>
+                <w:szCs w:val="20"/>
+                <w:lang w:val="en-AE" w:eastAsia="en-AE"/>
+              </w:rPr>
+              <w:t>Thk</w:t>
+            </w:r>
+            <w:proofErr w:type="spellEnd"/>
+            <w:r>
+              <w:rPr>
+                <w:rFonts w:asciiTheme="minorHAnsi" w:eastAsia="Times New Roman" w:hAnsiTheme="minorHAnsi" w:cstheme="minorHAnsi"/>
+                <w:color w:val="FFFFFF"/>
+                <w:sz w:val="20"/>
+                <w:szCs w:val="20"/>
+                <w:lang w:val="en-AE" w:eastAsia="en-AE"/>
+              </w:rPr>
+              <w:t xml:space="preserve"> (in)</w:t>
             </w:r>
           </w:p>
         </w:tc>
@@ -12704,7 +12892,29 @@
                 <w:szCs w:val="20"/>
                 <w:lang w:val="en-AE" w:eastAsia="en-AE"/>
               </w:rPr>
-              <w:t>Min Thk (in)</w:t>
+              <w:t xml:space="preserve">Min </w:t>
+            </w:r>
+            <w:proofErr w:type="spellStart"/>
+            <w:r>
+              <w:rPr>
+                <w:rFonts w:asciiTheme="minorHAnsi" w:eastAsia="Times New Roman" w:hAnsiTheme="minorHAnsi" w:cstheme="minorHAnsi"/>
+                <w:color w:val="FFFFFF"/>
+                <w:sz w:val="20"/>
+                <w:szCs w:val="20"/>
+                <w:lang w:val="en-AE" w:eastAsia="en-AE"/>
+              </w:rPr>
+              <w:t>Thk</w:t>
+            </w:r>
+            <w:proofErr w:type="spellEnd"/>
+            <w:r>
+              <w:rPr>
+                <w:rFonts w:asciiTheme="minorHAnsi" w:eastAsia="Times New Roman" w:hAnsiTheme="minorHAnsi" w:cstheme="minorHAnsi"/>
+                <w:color w:val="FFFFFF"/>
+                <w:sz w:val="20"/>
+                <w:szCs w:val="20"/>
+                <w:lang w:val="en-AE" w:eastAsia="en-AE"/>
+              </w:rPr>
+              <w:t xml:space="preserve"> (in)</w:t>
             </w:r>
           </w:p>
         </w:tc>
@@ -13362,8 +13572,22 @@
                 <w:szCs w:val="20"/>
                 <w:lang w:val="en-AE" w:eastAsia="en-AE"/>
               </w:rPr>
-              <w:t>_secondPipe</w:t>
-            </w:r>
+              <w:t>_</w:t>
+            </w:r>
+            <w:proofErr w:type="spellStart"/>
+            <w:r>
+              <w:rPr>
+                <w:rFonts w:asciiTheme="minorHAnsi" w:eastAsia="Times New Roman" w:hAnsiTheme="minorHAnsi" w:cstheme="minorHAnsi"/>
+                <w:b/>
+                <w:bCs/>
+                <w:color w:val="FFFFFF"/>
+                <w:sz w:val="20"/>
+                <w:szCs w:val="20"/>
+                <w:lang w:val="en-AE" w:eastAsia="en-AE"/>
+              </w:rPr>
+              <w:t>secondPipe</w:t>
+            </w:r>
+            <w:proofErr w:type="spellEnd"/>
             <w:r>
               <w:rPr>
                 <w:rFonts w:asciiTheme="minorHAnsi" w:eastAsia="Times New Roman" w:hAnsiTheme="minorHAnsi" w:cstheme="minorHAnsi"/>
@@ -13520,7 +13744,29 @@
                 <w:szCs w:val="20"/>
                 <w:lang w:val="en-AE" w:eastAsia="en-AE"/>
               </w:rPr>
-              <w:t>Nom Thk (in)</w:t>
+              <w:t xml:space="preserve">Nom </w:t>
+            </w:r>
+            <w:proofErr w:type="spellStart"/>
+            <w:r>
+              <w:rPr>
+                <w:rFonts w:asciiTheme="minorHAnsi" w:eastAsia="Times New Roman" w:hAnsiTheme="minorHAnsi" w:cstheme="minorHAnsi"/>
+                <w:color w:val="FFFFFF"/>
+                <w:sz w:val="20"/>
+                <w:szCs w:val="20"/>
+                <w:lang w:val="en-AE" w:eastAsia="en-AE"/>
+              </w:rPr>
+              <w:t>Thk</w:t>
+            </w:r>
+            <w:proofErr w:type="spellEnd"/>
+            <w:r>
+              <w:rPr>
+                <w:rFonts w:asciiTheme="minorHAnsi" w:eastAsia="Times New Roman" w:hAnsiTheme="minorHAnsi" w:cstheme="minorHAnsi"/>
+                <w:color w:val="FFFFFF"/>
+                <w:sz w:val="20"/>
+                <w:szCs w:val="20"/>
+                <w:lang w:val="en-AE" w:eastAsia="en-AE"/>
+              </w:rPr>
+              <w:t xml:space="preserve"> (in)</w:t>
             </w:r>
           </w:p>
         </w:tc>
@@ -13557,7 +13803,29 @@
                 <w:szCs w:val="20"/>
                 <w:lang w:val="en-AE" w:eastAsia="en-AE"/>
               </w:rPr>
-              <w:t>Min Thk (in)</w:t>
+              <w:t xml:space="preserve">Min </w:t>
+            </w:r>
+            <w:proofErr w:type="spellStart"/>
+            <w:r>
+              <w:rPr>
+                <w:rFonts w:asciiTheme="minorHAnsi" w:eastAsia="Times New Roman" w:hAnsiTheme="minorHAnsi" w:cstheme="minorHAnsi"/>
+                <w:color w:val="FFFFFF"/>
+                <w:sz w:val="20"/>
+                <w:szCs w:val="20"/>
+                <w:lang w:val="en-AE" w:eastAsia="en-AE"/>
+              </w:rPr>
+              <w:t>Thk</w:t>
+            </w:r>
+            <w:proofErr w:type="spellEnd"/>
+            <w:r>
+              <w:rPr>
+                <w:rFonts w:asciiTheme="minorHAnsi" w:eastAsia="Times New Roman" w:hAnsiTheme="minorHAnsi" w:cstheme="minorHAnsi"/>
+                <w:color w:val="FFFFFF"/>
+                <w:sz w:val="20"/>
+                <w:szCs w:val="20"/>
+                <w:lang w:val="en-AE" w:eastAsia="en-AE"/>
+              </w:rPr>
+              <w:t xml:space="preserve"> (in)</w:t>
             </w:r>
           </w:p>
         </w:tc>
@@ -14223,8 +14491,22 @@
                 <w:szCs w:val="20"/>
                 <w:lang w:val="en-AE" w:eastAsia="en-AE"/>
               </w:rPr>
-              <w:t>_thirdPipe</w:t>
-            </w:r>
+              <w:t>_</w:t>
+            </w:r>
+            <w:proofErr w:type="spellStart"/>
+            <w:r>
+              <w:rPr>
+                <w:rFonts w:asciiTheme="minorHAnsi" w:eastAsia="Times New Roman" w:hAnsiTheme="minorHAnsi" w:cstheme="minorHAnsi"/>
+                <w:b/>
+                <w:bCs/>
+                <w:color w:val="FFFFFF"/>
+                <w:sz w:val="20"/>
+                <w:szCs w:val="20"/>
+                <w:lang w:val="en-AE" w:eastAsia="en-AE"/>
+              </w:rPr>
+              <w:t>thirdPipe</w:t>
+            </w:r>
+            <w:proofErr w:type="spellEnd"/>
             <w:r>
               <w:rPr>
                 <w:rFonts w:asciiTheme="minorHAnsi" w:eastAsia="Times New Roman" w:hAnsiTheme="minorHAnsi" w:cstheme="minorHAnsi"/>
@@ -14381,7 +14663,29 @@
                 <w:szCs w:val="20"/>
                 <w:lang w:val="en-AE" w:eastAsia="en-AE"/>
               </w:rPr>
-              <w:t>Nom Thk (in)</w:t>
+              <w:t xml:space="preserve">Nom </w:t>
+            </w:r>
+            <w:proofErr w:type="spellStart"/>
+            <w:r>
+              <w:rPr>
+                <w:rFonts w:asciiTheme="minorHAnsi" w:eastAsia="Times New Roman" w:hAnsiTheme="minorHAnsi" w:cstheme="minorHAnsi"/>
+                <w:color w:val="FFFFFF"/>
+                <w:sz w:val="20"/>
+                <w:szCs w:val="20"/>
+                <w:lang w:val="en-AE" w:eastAsia="en-AE"/>
+              </w:rPr>
+              <w:t>Thk</w:t>
+            </w:r>
+            <w:proofErr w:type="spellEnd"/>
+            <w:r>
+              <w:rPr>
+                <w:rFonts w:asciiTheme="minorHAnsi" w:eastAsia="Times New Roman" w:hAnsiTheme="minorHAnsi" w:cstheme="minorHAnsi"/>
+                <w:color w:val="FFFFFF"/>
+                <w:sz w:val="20"/>
+                <w:szCs w:val="20"/>
+                <w:lang w:val="en-AE" w:eastAsia="en-AE"/>
+              </w:rPr>
+              <w:t xml:space="preserve"> (in)</w:t>
             </w:r>
           </w:p>
         </w:tc>
@@ -14418,7 +14722,29 @@
                 <w:szCs w:val="20"/>
                 <w:lang w:val="en-AE" w:eastAsia="en-AE"/>
               </w:rPr>
-              <w:t>Min Thk (in)</w:t>
+              <w:t xml:space="preserve">Min </w:t>
+            </w:r>
+            <w:proofErr w:type="spellStart"/>
+            <w:r>
+              <w:rPr>
+                <w:rFonts w:asciiTheme="minorHAnsi" w:eastAsia="Times New Roman" w:hAnsiTheme="minorHAnsi" w:cstheme="minorHAnsi"/>
+                <w:color w:val="FFFFFF"/>
+                <w:sz w:val="20"/>
+                <w:szCs w:val="20"/>
+                <w:lang w:val="en-AE" w:eastAsia="en-AE"/>
+              </w:rPr>
+              <w:t>Thk</w:t>
+            </w:r>
+            <w:proofErr w:type="spellEnd"/>
+            <w:r>
+              <w:rPr>
+                <w:rFonts w:asciiTheme="minorHAnsi" w:eastAsia="Times New Roman" w:hAnsiTheme="minorHAnsi" w:cstheme="minorHAnsi"/>
+                <w:color w:val="FFFFFF"/>
+                <w:sz w:val="20"/>
+                <w:szCs w:val="20"/>
+                <w:lang w:val="en-AE" w:eastAsia="en-AE"/>
+              </w:rPr>
+              <w:t xml:space="preserve"> (in)</w:t>
             </w:r>
           </w:p>
         </w:tc>
@@ -15100,8 +15426,22 @@
                 <w:szCs w:val="20"/>
                 <w:lang w:val="en-AE" w:eastAsia="en-AE"/>
               </w:rPr>
-              <w:t>_fourthPipe</w:t>
-            </w:r>
+              <w:t>_</w:t>
+            </w:r>
+            <w:proofErr w:type="spellStart"/>
+            <w:r>
+              <w:rPr>
+                <w:rFonts w:asciiTheme="minorHAnsi" w:eastAsia="Times New Roman" w:hAnsiTheme="minorHAnsi" w:cstheme="minorHAnsi"/>
+                <w:b/>
+                <w:bCs/>
+                <w:color w:val="FFFFFF"/>
+                <w:sz w:val="20"/>
+                <w:szCs w:val="20"/>
+                <w:lang w:val="en-AE" w:eastAsia="en-AE"/>
+              </w:rPr>
+              <w:t>fourthPipe</w:t>
+            </w:r>
+            <w:proofErr w:type="spellEnd"/>
             <w:r>
               <w:rPr>
                 <w:rFonts w:asciiTheme="minorHAnsi" w:eastAsia="Times New Roman" w:hAnsiTheme="minorHAnsi" w:cstheme="minorHAnsi"/>
@@ -15258,7 +15598,29 @@
                 <w:szCs w:val="20"/>
                 <w:lang w:val="en-AE" w:eastAsia="en-AE"/>
               </w:rPr>
-              <w:t>Nom Thk (in)</w:t>
+              <w:t xml:space="preserve">Nom </w:t>
+            </w:r>
+            <w:proofErr w:type="spellStart"/>
+            <w:r>
+              <w:rPr>
+                <w:rFonts w:asciiTheme="minorHAnsi" w:eastAsia="Times New Roman" w:hAnsiTheme="minorHAnsi" w:cstheme="minorHAnsi"/>
+                <w:color w:val="FFFFFF"/>
+                <w:sz w:val="20"/>
+                <w:szCs w:val="20"/>
+                <w:lang w:val="en-AE" w:eastAsia="en-AE"/>
+              </w:rPr>
+              <w:t>Thk</w:t>
+            </w:r>
+            <w:proofErr w:type="spellEnd"/>
+            <w:r>
+              <w:rPr>
+                <w:rFonts w:asciiTheme="minorHAnsi" w:eastAsia="Times New Roman" w:hAnsiTheme="minorHAnsi" w:cstheme="minorHAnsi"/>
+                <w:color w:val="FFFFFF"/>
+                <w:sz w:val="20"/>
+                <w:szCs w:val="20"/>
+                <w:lang w:val="en-AE" w:eastAsia="en-AE"/>
+              </w:rPr>
+              <w:t xml:space="preserve"> (in)</w:t>
             </w:r>
           </w:p>
         </w:tc>
@@ -15295,7 +15657,29 @@
                 <w:szCs w:val="20"/>
                 <w:lang w:val="en-AE" w:eastAsia="en-AE"/>
               </w:rPr>
-              <w:t>Min Thk (in)</w:t>
+              <w:t xml:space="preserve">Min </w:t>
+            </w:r>
+            <w:proofErr w:type="spellStart"/>
+            <w:r>
+              <w:rPr>
+                <w:rFonts w:asciiTheme="minorHAnsi" w:eastAsia="Times New Roman" w:hAnsiTheme="minorHAnsi" w:cstheme="minorHAnsi"/>
+                <w:color w:val="FFFFFF"/>
+                <w:sz w:val="20"/>
+                <w:szCs w:val="20"/>
+                <w:lang w:val="en-AE" w:eastAsia="en-AE"/>
+              </w:rPr>
+              <w:t>Thk</w:t>
+            </w:r>
+            <w:proofErr w:type="spellEnd"/>
+            <w:r>
+              <w:rPr>
+                <w:rFonts w:asciiTheme="minorHAnsi" w:eastAsia="Times New Roman" w:hAnsiTheme="minorHAnsi" w:cstheme="minorHAnsi"/>
+                <w:color w:val="FFFFFF"/>
+                <w:sz w:val="20"/>
+                <w:szCs w:val="20"/>
+                <w:lang w:val="en-AE" w:eastAsia="en-AE"/>
+              </w:rPr>
+              <w:t xml:space="preserve"> (in)</w:t>
             </w:r>
           </w:p>
         </w:tc>
@@ -15953,8 +16337,22 @@
                 <w:szCs w:val="20"/>
                 <w:lang w:val="en-AE" w:eastAsia="en-AE"/>
               </w:rPr>
-              <w:t>_fifthPipe</w:t>
-            </w:r>
+              <w:t>_</w:t>
+            </w:r>
+            <w:proofErr w:type="spellStart"/>
+            <w:r>
+              <w:rPr>
+                <w:rFonts w:asciiTheme="minorHAnsi" w:eastAsia="Times New Roman" w:hAnsiTheme="minorHAnsi" w:cstheme="minorHAnsi"/>
+                <w:b/>
+                <w:bCs/>
+                <w:color w:val="FFFFFF"/>
+                <w:sz w:val="20"/>
+                <w:szCs w:val="20"/>
+                <w:lang w:val="en-AE" w:eastAsia="en-AE"/>
+              </w:rPr>
+              <w:t>fifthPipe</w:t>
+            </w:r>
+            <w:proofErr w:type="spellEnd"/>
             <w:r>
               <w:rPr>
                 <w:rFonts w:asciiTheme="minorHAnsi" w:eastAsia="Times New Roman" w:hAnsiTheme="minorHAnsi" w:cstheme="minorHAnsi"/>
@@ -16111,7 +16509,29 @@
                 <w:szCs w:val="20"/>
                 <w:lang w:val="en-AE" w:eastAsia="en-AE"/>
               </w:rPr>
-              <w:t>Nom Thk (in)</w:t>
+              <w:t xml:space="preserve">Nom </w:t>
+            </w:r>
+            <w:proofErr w:type="spellStart"/>
+            <w:r>
+              <w:rPr>
+                <w:rFonts w:asciiTheme="minorHAnsi" w:eastAsia="Times New Roman" w:hAnsiTheme="minorHAnsi" w:cstheme="minorHAnsi"/>
+                <w:color w:val="FFFFFF"/>
+                <w:sz w:val="20"/>
+                <w:szCs w:val="20"/>
+                <w:lang w:val="en-AE" w:eastAsia="en-AE"/>
+              </w:rPr>
+              <w:t>Thk</w:t>
+            </w:r>
+            <w:proofErr w:type="spellEnd"/>
+            <w:r>
+              <w:rPr>
+                <w:rFonts w:asciiTheme="minorHAnsi" w:eastAsia="Times New Roman" w:hAnsiTheme="minorHAnsi" w:cstheme="minorHAnsi"/>
+                <w:color w:val="FFFFFF"/>
+                <w:sz w:val="20"/>
+                <w:szCs w:val="20"/>
+                <w:lang w:val="en-AE" w:eastAsia="en-AE"/>
+              </w:rPr>
+              <w:t xml:space="preserve"> (in)</w:t>
             </w:r>
           </w:p>
         </w:tc>
@@ -16148,7 +16568,29 @@
                 <w:szCs w:val="20"/>
                 <w:lang w:val="en-AE" w:eastAsia="en-AE"/>
               </w:rPr>
-              <w:t>Min Thk (in)</w:t>
+              <w:t xml:space="preserve">Min </w:t>
+            </w:r>
+            <w:proofErr w:type="spellStart"/>
+            <w:r>
+              <w:rPr>
+                <w:rFonts w:asciiTheme="minorHAnsi" w:eastAsia="Times New Roman" w:hAnsiTheme="minorHAnsi" w:cstheme="minorHAnsi"/>
+                <w:color w:val="FFFFFF"/>
+                <w:sz w:val="20"/>
+                <w:szCs w:val="20"/>
+                <w:lang w:val="en-AE" w:eastAsia="en-AE"/>
+              </w:rPr>
+              <w:t>Thk</w:t>
+            </w:r>
+            <w:proofErr w:type="spellEnd"/>
+            <w:r>
+              <w:rPr>
+                <w:rFonts w:asciiTheme="minorHAnsi" w:eastAsia="Times New Roman" w:hAnsiTheme="minorHAnsi" w:cstheme="minorHAnsi"/>
+                <w:color w:val="FFFFFF"/>
+                <w:sz w:val="20"/>
+                <w:szCs w:val="20"/>
+                <w:lang w:val="en-AE" w:eastAsia="en-AE"/>
+              </w:rPr>
+              <w:t xml:space="preserve"> (in)</w:t>
             </w:r>
           </w:p>
         </w:tc>
@@ -16758,8 +17200,22 @@
                 <w:szCs w:val="20"/>
                 <w:lang w:val="en-AE" w:eastAsia="en-AE"/>
               </w:rPr>
-              <w:t>_sixthPipe</w:t>
-            </w:r>
+              <w:t>_</w:t>
+            </w:r>
+            <w:proofErr w:type="spellStart"/>
+            <w:r>
+              <w:rPr>
+                <w:rFonts w:asciiTheme="minorHAnsi" w:eastAsia="Times New Roman" w:hAnsiTheme="minorHAnsi" w:cstheme="minorHAnsi"/>
+                <w:b/>
+                <w:bCs/>
+                <w:color w:val="FFFFFF"/>
+                <w:sz w:val="20"/>
+                <w:szCs w:val="20"/>
+                <w:lang w:val="en-AE" w:eastAsia="en-AE"/>
+              </w:rPr>
+              <w:t>sixthPipe</w:t>
+            </w:r>
+            <w:proofErr w:type="spellEnd"/>
             <w:r>
               <w:rPr>
                 <w:rFonts w:asciiTheme="minorHAnsi" w:eastAsia="Times New Roman" w:hAnsiTheme="minorHAnsi" w:cstheme="minorHAnsi"/>
@@ -16916,7 +17372,29 @@
                 <w:szCs w:val="20"/>
                 <w:lang w:val="en-AE" w:eastAsia="en-AE"/>
               </w:rPr>
-              <w:t>Nom Thk (in)</w:t>
+              <w:t xml:space="preserve">Nom </w:t>
+            </w:r>
+            <w:proofErr w:type="spellStart"/>
+            <w:r>
+              <w:rPr>
+                <w:rFonts w:asciiTheme="minorHAnsi" w:eastAsia="Times New Roman" w:hAnsiTheme="minorHAnsi" w:cstheme="minorHAnsi"/>
+                <w:color w:val="FFFFFF"/>
+                <w:sz w:val="20"/>
+                <w:szCs w:val="20"/>
+                <w:lang w:val="en-AE" w:eastAsia="en-AE"/>
+              </w:rPr>
+              <w:t>Thk</w:t>
+            </w:r>
+            <w:proofErr w:type="spellEnd"/>
+            <w:r>
+              <w:rPr>
+                <w:rFonts w:asciiTheme="minorHAnsi" w:eastAsia="Times New Roman" w:hAnsiTheme="minorHAnsi" w:cstheme="minorHAnsi"/>
+                <w:color w:val="FFFFFF"/>
+                <w:sz w:val="20"/>
+                <w:szCs w:val="20"/>
+                <w:lang w:val="en-AE" w:eastAsia="en-AE"/>
+              </w:rPr>
+              <w:t xml:space="preserve"> (in)</w:t>
             </w:r>
           </w:p>
         </w:tc>
@@ -16953,7 +17431,29 @@
                 <w:szCs w:val="20"/>
                 <w:lang w:val="en-AE" w:eastAsia="en-AE"/>
               </w:rPr>
-              <w:t>Min Thk (in)</w:t>
+              <w:t xml:space="preserve">Min </w:t>
+            </w:r>
+            <w:proofErr w:type="spellStart"/>
+            <w:r>
+              <w:rPr>
+                <w:rFonts w:asciiTheme="minorHAnsi" w:eastAsia="Times New Roman" w:hAnsiTheme="minorHAnsi" w:cstheme="minorHAnsi"/>
+                <w:color w:val="FFFFFF"/>
+                <w:sz w:val="20"/>
+                <w:szCs w:val="20"/>
+                <w:lang w:val="en-AE" w:eastAsia="en-AE"/>
+              </w:rPr>
+              <w:t>Thk</w:t>
+            </w:r>
+            <w:proofErr w:type="spellEnd"/>
+            <w:r>
+              <w:rPr>
+                <w:rFonts w:asciiTheme="minorHAnsi" w:eastAsia="Times New Roman" w:hAnsiTheme="minorHAnsi" w:cstheme="minorHAnsi"/>
+                <w:color w:val="FFFFFF"/>
+                <w:sz w:val="20"/>
+                <w:szCs w:val="20"/>
+                <w:lang w:val="en-AE" w:eastAsia="en-AE"/>
+              </w:rPr>
+              <w:t xml:space="preserve"> (in)</w:t>
             </w:r>
           </w:p>
         </w:tc>
@@ -18497,7 +18997,15 @@
               <w:jc w:val="center"/>
             </w:pPr>
             <w:r>
-              <w:t>{{tempgr}}</w:t>
+              <w:t>{{</w:t>
+            </w:r>
+            <w:proofErr w:type="spellStart"/>
+            <w:r>
+              <w:t>tempgr</w:t>
+            </w:r>
+            <w:proofErr w:type="spellEnd"/>
+            <w:r>
+              <w:t>}}</w:t>
             </w:r>
           </w:p>
         </w:tc>
@@ -18586,7 +19094,15 @@
               <w:jc w:val="center"/>
             </w:pPr>
             <w:r>
-              <w:t>{{wh}}</w:t>
+              <w:t>{{</w:t>
+            </w:r>
+            <w:proofErr w:type="spellStart"/>
+            <w:r>
+              <w:t>wh</w:t>
+            </w:r>
+            <w:proofErr w:type="spellEnd"/>
+            <w:r>
+              <w:t>}}</w:t>
             </w:r>
           </w:p>
         </w:tc>
@@ -18935,7 +19451,29 @@
           <w:sz w:val="20"/>
           <w:szCs w:val="20"/>
         </w:rPr>
-        <w:t>{{damage_block_start}}</w:t>
+        <w:t>{{</w:t>
+      </w:r>
+      <w:proofErr w:type="spellStart"/>
+      <w:r>
+        <w:rPr>
+          <w:rFonts w:asciiTheme="minorHAnsi" w:hAnsiTheme="minorHAnsi" w:cstheme="minorHAnsi"/>
+          <w:i/>
+          <w:iCs/>
+          <w:sz w:val="20"/>
+          <w:szCs w:val="20"/>
+        </w:rPr>
+        <w:t>damage_block_start</w:t>
+      </w:r>
+      <w:proofErr w:type="spellEnd"/>
+      <w:r>
+        <w:rPr>
+          <w:rFonts w:asciiTheme="minorHAnsi" w:hAnsiTheme="minorHAnsi" w:cstheme="minorHAnsi"/>
+          <w:i/>
+          <w:iCs/>
+          <w:sz w:val="20"/>
+          <w:szCs w:val="20"/>
+        </w:rPr>
+        <w:t>}}</w:t>
       </w:r>
     </w:p>
     <w:tbl>
@@ -20046,7 +20584,29 @@
           <w:sz w:val="20"/>
           <w:szCs w:val="20"/>
         </w:rPr>
-        <w:t>{{damage_block_end}}</w:t>
+        <w:t>{{</w:t>
+      </w:r>
+      <w:proofErr w:type="spellStart"/>
+      <w:r>
+        <w:rPr>
+          <w:rFonts w:asciiTheme="minorHAnsi" w:hAnsiTheme="minorHAnsi" w:cstheme="minorHAnsi"/>
+          <w:i/>
+          <w:iCs/>
+          <w:sz w:val="20"/>
+          <w:szCs w:val="20"/>
+        </w:rPr>
+        <w:t>damage_block_end</w:t>
+      </w:r>
+      <w:proofErr w:type="spellEnd"/>
+      <w:r>
+        <w:rPr>
+          <w:rFonts w:asciiTheme="minorHAnsi" w:hAnsiTheme="minorHAnsi" w:cstheme="minorHAnsi"/>
+          <w:i/>
+          <w:iCs/>
+          <w:sz w:val="20"/>
+          <w:szCs w:val="20"/>
+        </w:rPr>
+        <w:t>}}</w:t>
       </w:r>
     </w:p>
     <w:p>
@@ -20235,8 +20795,9 @@
                 <w:szCs w:val="20"/>
                 <w:lang w:val="en-AE" w:eastAsia="en-AE"/>
               </w:rPr>
-              <w:t>{{joints_</w:t>
-            </w:r>
+              <w:t>{{</w:t>
+            </w:r>
+            <w:proofErr w:type="spellStart"/>
             <w:r>
               <w:rPr>
                 <w:rFonts w:asciiTheme="minorHAnsi" w:eastAsia="Times New Roman" w:hAnsiTheme="minorHAnsi" w:cstheme="minorHAnsi"/>
@@ -20245,8 +20806,19 @@
                 <w:szCs w:val="20"/>
                 <w:lang w:val="en-AE" w:eastAsia="en-AE"/>
               </w:rPr>
+              <w:t>joints_</w:t>
+            </w:r>
+            <w:r>
+              <w:rPr>
+                <w:rFonts w:asciiTheme="minorHAnsi" w:eastAsia="Times New Roman" w:hAnsiTheme="minorHAnsi" w:cstheme="minorHAnsi"/>
+                <w:color w:val="FFFFFF"/>
+                <w:sz w:val="20"/>
+                <w:szCs w:val="20"/>
+                <w:lang w:val="en-AE" w:eastAsia="en-AE"/>
+              </w:rPr>
               <w:t>firstPipe</w:t>
             </w:r>
+            <w:proofErr w:type="spellEnd"/>
             <w:r>
               <w:rPr>
                 <w:rFonts w:asciiTheme="minorHAnsi" w:eastAsia="Times New Roman" w:hAnsiTheme="minorHAnsi" w:cstheme="minorHAnsi"/>
@@ -20403,7 +20975,29 @@
                 <w:szCs w:val="20"/>
                 <w:lang w:val="en-AE" w:eastAsia="en-AE"/>
               </w:rPr>
-              <w:t>Nom Thk (in)</w:t>
+              <w:t xml:space="preserve">Nom </w:t>
+            </w:r>
+            <w:proofErr w:type="spellStart"/>
+            <w:r>
+              <w:rPr>
+                <w:rFonts w:asciiTheme="minorHAnsi" w:eastAsia="Times New Roman" w:hAnsiTheme="minorHAnsi" w:cstheme="minorHAnsi"/>
+                <w:color w:val="FFFFFF"/>
+                <w:sz w:val="20"/>
+                <w:szCs w:val="20"/>
+                <w:lang w:val="en-AE" w:eastAsia="en-AE"/>
+              </w:rPr>
+              <w:t>Thk</w:t>
+            </w:r>
+            <w:proofErr w:type="spellEnd"/>
+            <w:r>
+              <w:rPr>
+                <w:rFonts w:asciiTheme="minorHAnsi" w:eastAsia="Times New Roman" w:hAnsiTheme="minorHAnsi" w:cstheme="minorHAnsi"/>
+                <w:color w:val="FFFFFF"/>
+                <w:sz w:val="20"/>
+                <w:szCs w:val="20"/>
+                <w:lang w:val="en-AE" w:eastAsia="en-AE"/>
+              </w:rPr>
+              <w:t xml:space="preserve"> (in)</w:t>
             </w:r>
           </w:p>
         </w:tc>
@@ -20440,7 +21034,29 @@
                 <w:szCs w:val="20"/>
                 <w:lang w:val="en-AE" w:eastAsia="en-AE"/>
               </w:rPr>
-              <w:t>Min Thk (in)</w:t>
+              <w:t xml:space="preserve">Min </w:t>
+            </w:r>
+            <w:proofErr w:type="spellStart"/>
+            <w:r>
+              <w:rPr>
+                <w:rFonts w:asciiTheme="minorHAnsi" w:eastAsia="Times New Roman" w:hAnsiTheme="minorHAnsi" w:cstheme="minorHAnsi"/>
+                <w:color w:val="FFFFFF"/>
+                <w:sz w:val="20"/>
+                <w:szCs w:val="20"/>
+                <w:lang w:val="en-AE" w:eastAsia="en-AE"/>
+              </w:rPr>
+              <w:t>Thk</w:t>
+            </w:r>
+            <w:proofErr w:type="spellEnd"/>
+            <w:r>
+              <w:rPr>
+                <w:rFonts w:asciiTheme="minorHAnsi" w:eastAsia="Times New Roman" w:hAnsiTheme="minorHAnsi" w:cstheme="minorHAnsi"/>
+                <w:color w:val="FFFFFF"/>
+                <w:sz w:val="20"/>
+                <w:szCs w:val="20"/>
+                <w:lang w:val="en-AE" w:eastAsia="en-AE"/>
+              </w:rPr>
+              <w:t xml:space="preserve"> (in)</w:t>
             </w:r>
           </w:p>
         </w:tc>
@@ -21080,7 +21696,29 @@
                 <w:szCs w:val="20"/>
                 <w:lang w:val="en-AE" w:eastAsia="en-AE"/>
               </w:rPr>
-              <w:t>{{joints_secondPipe}}</w:t>
+              <w:t>{{</w:t>
+            </w:r>
+            <w:proofErr w:type="spellStart"/>
+            <w:r>
+              <w:rPr>
+                <w:rFonts w:asciiTheme="minorHAnsi" w:eastAsia="Times New Roman" w:hAnsiTheme="minorHAnsi" w:cstheme="minorHAnsi"/>
+                <w:color w:val="FFFFFF"/>
+                <w:sz w:val="20"/>
+                <w:szCs w:val="20"/>
+                <w:lang w:val="en-AE" w:eastAsia="en-AE"/>
+              </w:rPr>
+              <w:t>joints_secondPipe</w:t>
+            </w:r>
+            <w:proofErr w:type="spellEnd"/>
+            <w:r>
+              <w:rPr>
+                <w:rFonts w:asciiTheme="minorHAnsi" w:eastAsia="Times New Roman" w:hAnsiTheme="minorHAnsi" w:cstheme="minorHAnsi"/>
+                <w:color w:val="FFFFFF"/>
+                <w:sz w:val="20"/>
+                <w:szCs w:val="20"/>
+                <w:lang w:val="en-AE" w:eastAsia="en-AE"/>
+              </w:rPr>
+              <w:t>}}</w:t>
             </w:r>
           </w:p>
         </w:tc>
@@ -21228,7 +21866,29 @@
                 <w:szCs w:val="20"/>
                 <w:lang w:val="en-AE" w:eastAsia="en-AE"/>
               </w:rPr>
-              <w:t>Nom Thk (in)</w:t>
+              <w:t xml:space="preserve">Nom </w:t>
+            </w:r>
+            <w:proofErr w:type="spellStart"/>
+            <w:r>
+              <w:rPr>
+                <w:rFonts w:asciiTheme="minorHAnsi" w:eastAsia="Times New Roman" w:hAnsiTheme="minorHAnsi" w:cstheme="minorHAnsi"/>
+                <w:color w:val="FFFFFF"/>
+                <w:sz w:val="20"/>
+                <w:szCs w:val="20"/>
+                <w:lang w:val="en-AE" w:eastAsia="en-AE"/>
+              </w:rPr>
+              <w:t>Thk</w:t>
+            </w:r>
+            <w:proofErr w:type="spellEnd"/>
+            <w:r>
+              <w:rPr>
+                <w:rFonts w:asciiTheme="minorHAnsi" w:eastAsia="Times New Roman" w:hAnsiTheme="minorHAnsi" w:cstheme="minorHAnsi"/>
+                <w:color w:val="FFFFFF"/>
+                <w:sz w:val="20"/>
+                <w:szCs w:val="20"/>
+                <w:lang w:val="en-AE" w:eastAsia="en-AE"/>
+              </w:rPr>
+              <w:t xml:space="preserve"> (in)</w:t>
             </w:r>
           </w:p>
         </w:tc>
@@ -21265,7 +21925,29 @@
                 <w:szCs w:val="20"/>
                 <w:lang w:val="en-AE" w:eastAsia="en-AE"/>
               </w:rPr>
-              <w:t>Min Thk (in)</w:t>
+              <w:t xml:space="preserve">Min </w:t>
+            </w:r>
+            <w:proofErr w:type="spellStart"/>
+            <w:r>
+              <w:rPr>
+                <w:rFonts w:asciiTheme="minorHAnsi" w:eastAsia="Times New Roman" w:hAnsiTheme="minorHAnsi" w:cstheme="minorHAnsi"/>
+                <w:color w:val="FFFFFF"/>
+                <w:sz w:val="20"/>
+                <w:szCs w:val="20"/>
+                <w:lang w:val="en-AE" w:eastAsia="en-AE"/>
+              </w:rPr>
+              <w:t>Thk</w:t>
+            </w:r>
+            <w:proofErr w:type="spellEnd"/>
+            <w:r>
+              <w:rPr>
+                <w:rFonts w:asciiTheme="minorHAnsi" w:eastAsia="Times New Roman" w:hAnsiTheme="minorHAnsi" w:cstheme="minorHAnsi"/>
+                <w:color w:val="FFFFFF"/>
+                <w:sz w:val="20"/>
+                <w:szCs w:val="20"/>
+                <w:lang w:val="en-AE" w:eastAsia="en-AE"/>
+              </w:rPr>
+              <w:t xml:space="preserve"> (in)</w:t>
             </w:r>
           </w:p>
         </w:tc>
@@ -21925,7 +22607,29 @@
                 <w:szCs w:val="20"/>
                 <w:lang w:val="en-AE" w:eastAsia="en-AE"/>
               </w:rPr>
-              <w:t>{{joints_thirdPipe}}</w:t>
+              <w:t>{{</w:t>
+            </w:r>
+            <w:proofErr w:type="spellStart"/>
+            <w:r>
+              <w:rPr>
+                <w:rFonts w:asciiTheme="minorHAnsi" w:eastAsia="Times New Roman" w:hAnsiTheme="minorHAnsi" w:cstheme="minorHAnsi"/>
+                <w:color w:val="FFFFFF"/>
+                <w:sz w:val="20"/>
+                <w:szCs w:val="20"/>
+                <w:lang w:val="en-AE" w:eastAsia="en-AE"/>
+              </w:rPr>
+              <w:t>joints_thirdPipe</w:t>
+            </w:r>
+            <w:proofErr w:type="spellEnd"/>
+            <w:r>
+              <w:rPr>
+                <w:rFonts w:asciiTheme="minorHAnsi" w:eastAsia="Times New Roman" w:hAnsiTheme="minorHAnsi" w:cstheme="minorHAnsi"/>
+                <w:color w:val="FFFFFF"/>
+                <w:sz w:val="20"/>
+                <w:szCs w:val="20"/>
+                <w:lang w:val="en-AE" w:eastAsia="en-AE"/>
+              </w:rPr>
+              <w:t>}}</w:t>
             </w:r>
           </w:p>
         </w:tc>
@@ -22073,7 +22777,29 @@
                 <w:szCs w:val="20"/>
                 <w:lang w:val="en-AE" w:eastAsia="en-AE"/>
               </w:rPr>
-              <w:t>Nom Thk (in)</w:t>
+              <w:t xml:space="preserve">Nom </w:t>
+            </w:r>
+            <w:proofErr w:type="spellStart"/>
+            <w:r>
+              <w:rPr>
+                <w:rFonts w:asciiTheme="minorHAnsi" w:eastAsia="Times New Roman" w:hAnsiTheme="minorHAnsi" w:cstheme="minorHAnsi"/>
+                <w:color w:val="FFFFFF"/>
+                <w:sz w:val="20"/>
+                <w:szCs w:val="20"/>
+                <w:lang w:val="en-AE" w:eastAsia="en-AE"/>
+              </w:rPr>
+              <w:t>Thk</w:t>
+            </w:r>
+            <w:proofErr w:type="spellEnd"/>
+            <w:r>
+              <w:rPr>
+                <w:rFonts w:asciiTheme="minorHAnsi" w:eastAsia="Times New Roman" w:hAnsiTheme="minorHAnsi" w:cstheme="minorHAnsi"/>
+                <w:color w:val="FFFFFF"/>
+                <w:sz w:val="20"/>
+                <w:szCs w:val="20"/>
+                <w:lang w:val="en-AE" w:eastAsia="en-AE"/>
+              </w:rPr>
+              <w:t xml:space="preserve"> (in)</w:t>
             </w:r>
           </w:p>
         </w:tc>
@@ -22110,7 +22836,29 @@
                 <w:szCs w:val="20"/>
                 <w:lang w:val="en-AE" w:eastAsia="en-AE"/>
               </w:rPr>
-              <w:t>Min Thk (in)</w:t>
+              <w:t xml:space="preserve">Min </w:t>
+            </w:r>
+            <w:proofErr w:type="spellStart"/>
+            <w:r>
+              <w:rPr>
+                <w:rFonts w:asciiTheme="minorHAnsi" w:eastAsia="Times New Roman" w:hAnsiTheme="minorHAnsi" w:cstheme="minorHAnsi"/>
+                <w:color w:val="FFFFFF"/>
+                <w:sz w:val="20"/>
+                <w:szCs w:val="20"/>
+                <w:lang w:val="en-AE" w:eastAsia="en-AE"/>
+              </w:rPr>
+              <w:t>Thk</w:t>
+            </w:r>
+            <w:proofErr w:type="spellEnd"/>
+            <w:r>
+              <w:rPr>
+                <w:rFonts w:asciiTheme="minorHAnsi" w:eastAsia="Times New Roman" w:hAnsiTheme="minorHAnsi" w:cstheme="minorHAnsi"/>
+                <w:color w:val="FFFFFF"/>
+                <w:sz w:val="20"/>
+                <w:szCs w:val="20"/>
+                <w:lang w:val="en-AE" w:eastAsia="en-AE"/>
+              </w:rPr>
+              <w:t xml:space="preserve"> (in)</w:t>
             </w:r>
           </w:p>
         </w:tc>
@@ -22790,7 +23538,29 @@
                 <w:szCs w:val="20"/>
                 <w:lang w:val="en-AE" w:eastAsia="en-AE"/>
               </w:rPr>
-              <w:t>{{joints_fourthPipe}}</w:t>
+              <w:t>{{</w:t>
+            </w:r>
+            <w:proofErr w:type="spellStart"/>
+            <w:r>
+              <w:rPr>
+                <w:rFonts w:asciiTheme="minorHAnsi" w:eastAsia="Times New Roman" w:hAnsiTheme="minorHAnsi" w:cstheme="minorHAnsi"/>
+                <w:color w:val="FFFFFF"/>
+                <w:sz w:val="20"/>
+                <w:szCs w:val="20"/>
+                <w:lang w:val="en-AE" w:eastAsia="en-AE"/>
+              </w:rPr>
+              <w:t>joints_fourthPipe</w:t>
+            </w:r>
+            <w:proofErr w:type="spellEnd"/>
+            <w:r>
+              <w:rPr>
+                <w:rFonts w:asciiTheme="minorHAnsi" w:eastAsia="Times New Roman" w:hAnsiTheme="minorHAnsi" w:cstheme="minorHAnsi"/>
+                <w:color w:val="FFFFFF"/>
+                <w:sz w:val="20"/>
+                <w:szCs w:val="20"/>
+                <w:lang w:val="en-AE" w:eastAsia="en-AE"/>
+              </w:rPr>
+              <w:t>}}</w:t>
             </w:r>
           </w:p>
         </w:tc>
@@ -22938,7 +23708,29 @@
                 <w:szCs w:val="20"/>
                 <w:lang w:val="en-AE" w:eastAsia="en-AE"/>
               </w:rPr>
-              <w:t>Nom Thk (in)</w:t>
+              <w:t xml:space="preserve">Nom </w:t>
+            </w:r>
+            <w:proofErr w:type="spellStart"/>
+            <w:r>
+              <w:rPr>
+                <w:rFonts w:asciiTheme="minorHAnsi" w:eastAsia="Times New Roman" w:hAnsiTheme="minorHAnsi" w:cstheme="minorHAnsi"/>
+                <w:color w:val="FFFFFF"/>
+                <w:sz w:val="20"/>
+                <w:szCs w:val="20"/>
+                <w:lang w:val="en-AE" w:eastAsia="en-AE"/>
+              </w:rPr>
+              <w:t>Thk</w:t>
+            </w:r>
+            <w:proofErr w:type="spellEnd"/>
+            <w:r>
+              <w:rPr>
+                <w:rFonts w:asciiTheme="minorHAnsi" w:eastAsia="Times New Roman" w:hAnsiTheme="minorHAnsi" w:cstheme="minorHAnsi"/>
+                <w:color w:val="FFFFFF"/>
+                <w:sz w:val="20"/>
+                <w:szCs w:val="20"/>
+                <w:lang w:val="en-AE" w:eastAsia="en-AE"/>
+              </w:rPr>
+              <w:t xml:space="preserve"> (in)</w:t>
             </w:r>
           </w:p>
         </w:tc>
@@ -22975,7 +23767,29 @@
                 <w:szCs w:val="20"/>
                 <w:lang w:val="en-AE" w:eastAsia="en-AE"/>
               </w:rPr>
-              <w:t>Min Thk (in)</w:t>
+              <w:t xml:space="preserve">Min </w:t>
+            </w:r>
+            <w:proofErr w:type="spellStart"/>
+            <w:r>
+              <w:rPr>
+                <w:rFonts w:asciiTheme="minorHAnsi" w:eastAsia="Times New Roman" w:hAnsiTheme="minorHAnsi" w:cstheme="minorHAnsi"/>
+                <w:color w:val="FFFFFF"/>
+                <w:sz w:val="20"/>
+                <w:szCs w:val="20"/>
+                <w:lang w:val="en-AE" w:eastAsia="en-AE"/>
+              </w:rPr>
+              <w:t>Thk</w:t>
+            </w:r>
+            <w:proofErr w:type="spellEnd"/>
+            <w:r>
+              <w:rPr>
+                <w:rFonts w:asciiTheme="minorHAnsi" w:eastAsia="Times New Roman" w:hAnsiTheme="minorHAnsi" w:cstheme="minorHAnsi"/>
+                <w:color w:val="FFFFFF"/>
+                <w:sz w:val="20"/>
+                <w:szCs w:val="20"/>
+                <w:lang w:val="en-AE" w:eastAsia="en-AE"/>
+              </w:rPr>
+              <w:t xml:space="preserve"> (in)</w:t>
             </w:r>
           </w:p>
         </w:tc>
@@ -23666,7 +24480,29 @@
                 <w:szCs w:val="20"/>
                 <w:lang w:val="en-AE" w:eastAsia="en-AE"/>
               </w:rPr>
-              <w:t>{{joints_fifthPipe}}</w:t>
+              <w:t>{{</w:t>
+            </w:r>
+            <w:proofErr w:type="spellStart"/>
+            <w:r>
+              <w:rPr>
+                <w:rFonts w:asciiTheme="minorHAnsi" w:eastAsia="Times New Roman" w:hAnsiTheme="minorHAnsi" w:cstheme="minorHAnsi"/>
+                <w:color w:val="FFFFFF"/>
+                <w:sz w:val="20"/>
+                <w:szCs w:val="20"/>
+                <w:lang w:val="en-AE" w:eastAsia="en-AE"/>
+              </w:rPr>
+              <w:t>joints_fifthPipe</w:t>
+            </w:r>
+            <w:proofErr w:type="spellEnd"/>
+            <w:r>
+              <w:rPr>
+                <w:rFonts w:asciiTheme="minorHAnsi" w:eastAsia="Times New Roman" w:hAnsiTheme="minorHAnsi" w:cstheme="minorHAnsi"/>
+                <w:color w:val="FFFFFF"/>
+                <w:sz w:val="20"/>
+                <w:szCs w:val="20"/>
+                <w:lang w:val="en-AE" w:eastAsia="en-AE"/>
+              </w:rPr>
+              <w:t>}}</w:t>
             </w:r>
           </w:p>
         </w:tc>
@@ -23814,7 +24650,29 @@
                 <w:szCs w:val="20"/>
                 <w:lang w:val="en-AE" w:eastAsia="en-AE"/>
               </w:rPr>
-              <w:t>Nom Thk (in)</w:t>
+              <w:t xml:space="preserve">Nom </w:t>
+            </w:r>
+            <w:proofErr w:type="spellStart"/>
+            <w:r>
+              <w:rPr>
+                <w:rFonts w:asciiTheme="minorHAnsi" w:eastAsia="Times New Roman" w:hAnsiTheme="minorHAnsi" w:cstheme="minorHAnsi"/>
+                <w:color w:val="FFFFFF"/>
+                <w:sz w:val="20"/>
+                <w:szCs w:val="20"/>
+                <w:lang w:val="en-AE" w:eastAsia="en-AE"/>
+              </w:rPr>
+              <w:t>Thk</w:t>
+            </w:r>
+            <w:proofErr w:type="spellEnd"/>
+            <w:r>
+              <w:rPr>
+                <w:rFonts w:asciiTheme="minorHAnsi" w:eastAsia="Times New Roman" w:hAnsiTheme="minorHAnsi" w:cstheme="minorHAnsi"/>
+                <w:color w:val="FFFFFF"/>
+                <w:sz w:val="20"/>
+                <w:szCs w:val="20"/>
+                <w:lang w:val="en-AE" w:eastAsia="en-AE"/>
+              </w:rPr>
+              <w:t xml:space="preserve"> (in)</w:t>
             </w:r>
           </w:p>
         </w:tc>
@@ -23851,7 +24709,29 @@
                 <w:szCs w:val="20"/>
                 <w:lang w:val="en-AE" w:eastAsia="en-AE"/>
               </w:rPr>
-              <w:t>Min Thk (in)</w:t>
+              <w:t xml:space="preserve">Min </w:t>
+            </w:r>
+            <w:proofErr w:type="spellStart"/>
+            <w:r>
+              <w:rPr>
+                <w:rFonts w:asciiTheme="minorHAnsi" w:eastAsia="Times New Roman" w:hAnsiTheme="minorHAnsi" w:cstheme="minorHAnsi"/>
+                <w:color w:val="FFFFFF"/>
+                <w:sz w:val="20"/>
+                <w:szCs w:val="20"/>
+                <w:lang w:val="en-AE" w:eastAsia="en-AE"/>
+              </w:rPr>
+              <w:t>Thk</w:t>
+            </w:r>
+            <w:proofErr w:type="spellEnd"/>
+            <w:r>
+              <w:rPr>
+                <w:rFonts w:asciiTheme="minorHAnsi" w:eastAsia="Times New Roman" w:hAnsiTheme="minorHAnsi" w:cstheme="minorHAnsi"/>
+                <w:color w:val="FFFFFF"/>
+                <w:sz w:val="20"/>
+                <w:szCs w:val="20"/>
+                <w:lang w:val="en-AE" w:eastAsia="en-AE"/>
+              </w:rPr>
+              <w:t xml:space="preserve"> (in)</w:t>
             </w:r>
           </w:p>
         </w:tc>
@@ -24429,7 +25309,29 @@
                 <w:szCs w:val="20"/>
                 <w:lang w:val="en-AE" w:eastAsia="en-AE"/>
               </w:rPr>
-              <w:t>{{joints_sixthPipe}}</w:t>
+              <w:t>{{</w:t>
+            </w:r>
+            <w:proofErr w:type="spellStart"/>
+            <w:r>
+              <w:rPr>
+                <w:rFonts w:asciiTheme="minorHAnsi" w:eastAsia="Times New Roman" w:hAnsiTheme="minorHAnsi" w:cstheme="minorHAnsi"/>
+                <w:color w:val="FFFFFF"/>
+                <w:sz w:val="20"/>
+                <w:szCs w:val="20"/>
+                <w:lang w:val="en-AE" w:eastAsia="en-AE"/>
+              </w:rPr>
+              <w:t>joints_sixthPipe</w:t>
+            </w:r>
+            <w:proofErr w:type="spellEnd"/>
+            <w:r>
+              <w:rPr>
+                <w:rFonts w:asciiTheme="minorHAnsi" w:eastAsia="Times New Roman" w:hAnsiTheme="minorHAnsi" w:cstheme="minorHAnsi"/>
+                <w:color w:val="FFFFFF"/>
+                <w:sz w:val="20"/>
+                <w:szCs w:val="20"/>
+                <w:lang w:val="en-AE" w:eastAsia="en-AE"/>
+              </w:rPr>
+              <w:t>}}</w:t>
             </w:r>
           </w:p>
         </w:tc>
@@ -24577,7 +25479,29 @@
                 <w:szCs w:val="20"/>
                 <w:lang w:val="en-AE" w:eastAsia="en-AE"/>
               </w:rPr>
-              <w:t>Nom Thk (in)</w:t>
+              <w:t xml:space="preserve">Nom </w:t>
+            </w:r>
+            <w:proofErr w:type="spellStart"/>
+            <w:r>
+              <w:rPr>
+                <w:rFonts w:asciiTheme="minorHAnsi" w:eastAsia="Times New Roman" w:hAnsiTheme="minorHAnsi" w:cstheme="minorHAnsi"/>
+                <w:color w:val="FFFFFF"/>
+                <w:sz w:val="20"/>
+                <w:szCs w:val="20"/>
+                <w:lang w:val="en-AE" w:eastAsia="en-AE"/>
+              </w:rPr>
+              <w:t>Thk</w:t>
+            </w:r>
+            <w:proofErr w:type="spellEnd"/>
+            <w:r>
+              <w:rPr>
+                <w:rFonts w:asciiTheme="minorHAnsi" w:eastAsia="Times New Roman" w:hAnsiTheme="minorHAnsi" w:cstheme="minorHAnsi"/>
+                <w:color w:val="FFFFFF"/>
+                <w:sz w:val="20"/>
+                <w:szCs w:val="20"/>
+                <w:lang w:val="en-AE" w:eastAsia="en-AE"/>
+              </w:rPr>
+              <w:t xml:space="preserve"> (in)</w:t>
             </w:r>
           </w:p>
         </w:tc>
@@ -24614,7 +25538,29 @@
                 <w:szCs w:val="20"/>
                 <w:lang w:val="en-AE" w:eastAsia="en-AE"/>
               </w:rPr>
-              <w:t>Min Thk (in)</w:t>
+              <w:t xml:space="preserve">Min </w:t>
+            </w:r>
+            <w:proofErr w:type="spellStart"/>
+            <w:r>
+              <w:rPr>
+                <w:rFonts w:asciiTheme="minorHAnsi" w:eastAsia="Times New Roman" w:hAnsiTheme="minorHAnsi" w:cstheme="minorHAnsi"/>
+                <w:color w:val="FFFFFF"/>
+                <w:sz w:val="20"/>
+                <w:szCs w:val="20"/>
+                <w:lang w:val="en-AE" w:eastAsia="en-AE"/>
+              </w:rPr>
+              <w:t>Thk</w:t>
+            </w:r>
+            <w:proofErr w:type="spellEnd"/>
+            <w:r>
+              <w:rPr>
+                <w:rFonts w:asciiTheme="minorHAnsi" w:eastAsia="Times New Roman" w:hAnsiTheme="minorHAnsi" w:cstheme="minorHAnsi"/>
+                <w:color w:val="FFFFFF"/>
+                <w:sz w:val="20"/>
+                <w:szCs w:val="20"/>
+                <w:lang w:val="en-AE" w:eastAsia="en-AE"/>
+              </w:rPr>
+              <w:t xml:space="preserve"> (in)</w:t>
             </w:r>
           </w:p>
         </w:tc>
@@ -25194,7 +26140,7 @@
                     <pic:cNvPicPr/>
                   </pic:nvPicPr>
                   <pic:blipFill>
-                    <a:blip r:embed="rId16">
+                    <a:blip r:embed="rId18">
                       <a:extLst>
                         <a:ext uri="{28A0092B-C50C-407E-A947-70E740481C1C}">
                           <a14:useLocalDpi xmlns:a14="http://schemas.microsoft.com/office/drawing/2010/main" val="0"/>
@@ -25260,7 +26206,7 @@
                     <pic:cNvPicPr/>
                   </pic:nvPicPr>
                   <pic:blipFill rotWithShape="1">
-                    <a:blip r:embed="rId17">
+                    <a:blip r:embed="rId19">
                       <a:extLst>
                         <a:ext uri="{28A0092B-C50C-407E-A947-70E740481C1C}">
                           <a14:useLocalDpi xmlns:a14="http://schemas.microsoft.com/office/drawing/2010/main" val="0"/>
@@ -25364,7 +26310,7 @@
                     <pic:cNvPicPr/>
                   </pic:nvPicPr>
                   <pic:blipFill>
-                    <a:blip r:embed="rId18">
+                    <a:blip r:embed="rId20">
                       <a:extLst>
                         <a:ext uri="{28A0092B-C50C-407E-A947-70E740481C1C}">
                           <a14:useLocalDpi xmlns:a14="http://schemas.microsoft.com/office/drawing/2010/main" val="0"/>
@@ -25453,7 +26399,7 @@
                     <pic:cNvPicPr/>
                   </pic:nvPicPr>
                   <pic:blipFill>
-                    <a:blip r:embed="rId19">
+                    <a:blip r:embed="rId21">
                       <a:extLst>
                         <a:ext uri="{28A0092B-C50C-407E-A947-70E740481C1C}">
                           <a14:useLocalDpi xmlns:a14="http://schemas.microsoft.com/office/drawing/2010/main" val="0"/>
@@ -26463,7 +27409,7 @@
                     <pic:cNvPicPr/>
                   </pic:nvPicPr>
                   <pic:blipFill>
-                    <a:blip r:embed="rId20" cstate="print">
+                    <a:blip r:embed="rId22" cstate="print">
                       <a:extLst>
                         <a:ext uri="{28A0092B-C50C-407E-A947-70E740481C1C}">
                           <a14:useLocalDpi xmlns:a14="http://schemas.microsoft.com/office/drawing/2010/main" val="0"/>
@@ -26590,7 +27536,7 @@
         </w:rPr>
         <w:lastRenderedPageBreak/>
         <w:drawing>
-          <wp:anchor distT="0" distB="0" distL="114300" distR="114300" simplePos="0" relativeHeight="251649536" behindDoc="0" locked="0" layoutInCell="1" allowOverlap="1" wp14:anchorId="084BCEFC" wp14:editId="0839AB7F">
+          <wp:anchor distT="0" distB="0" distL="114300" distR="114300" simplePos="0" relativeHeight="251649536" behindDoc="0" locked="0" layoutInCell="1" allowOverlap="1" wp14:anchorId="084BCEFC" wp14:editId="61CFA594">
             <wp:simplePos x="0" y="0"/>
             <wp:positionH relativeFrom="column">
               <wp:posOffset>255270</wp:posOffset>
@@ -26613,7 +27559,7 @@
                     <pic:cNvPicPr/>
                   </pic:nvPicPr>
                   <pic:blipFill rotWithShape="1">
-                    <a:blip r:embed="rId21" cstate="print">
+                    <a:blip r:embed="rId23" cstate="print">
                       <a:extLst>
                         <a:ext uri="{28A0092B-C50C-407E-A947-70E740481C1C}">
                           <a14:useLocalDpi xmlns:a14="http://schemas.microsoft.com/office/drawing/2010/main" val="0"/>
@@ -26680,7 +27626,23 @@
           <w:b/>
           <w:bCs/>
         </w:rPr>
-        <w:t xml:space="preserve">Quality control guidelines across the main pass is shown in the figure below. </w:t>
+        <w:t xml:space="preserve">Quality control guidelines across the main pass </w:t>
+      </w:r>
+      <w:proofErr w:type="gramStart"/>
+      <w:r>
+        <w:rPr>
+          <w:b/>
+          <w:bCs/>
+        </w:rPr>
+        <w:t>is</w:t>
+      </w:r>
+      <w:proofErr w:type="gramEnd"/>
+      <w:r>
+        <w:rPr>
+          <w:b/>
+          <w:bCs/>
+        </w:rPr>
+        <w:t xml:space="preserve"> shown in the figure below. </w:t>
       </w:r>
     </w:p>
     <w:p>
@@ -26881,7 +27843,15 @@
               <w:jc w:val="center"/>
             </w:pPr>
             <w:r>
-              <w:t>{{ts}}</w:t>
+              <w:t>{{</w:t>
+            </w:r>
+            <w:proofErr w:type="spellStart"/>
+            <w:r>
+              <w:t>ts</w:t>
+            </w:r>
+            <w:proofErr w:type="spellEnd"/>
+            <w:r>
+              <w:t>}}</w:t>
             </w:r>
           </w:p>
         </w:tc>
@@ -26956,7 +27926,7 @@
       </w:pPr>
     </w:p>
     <w:sectPr>
-      <w:headerReference w:type="default" r:id="rId22"/>
+      <w:headerReference w:type="default" r:id="rId24"/>
       <w:pgSz w:w="11906" w:h="16838" w:code="9"/>
       <w:pgMar w:top="1440" w:right="1080" w:bottom="1440" w:left="1080" w:header="432" w:footer="1008" w:gutter="0"/>
       <w:cols w:space="720"/>
@@ -26993,6 +27963,16 @@
 </file>
 
 <file path=word/footer1.xml><?xml version="1.0" encoding="utf-8"?>
+<w:ftr xmlns:wpc="http://schemas.microsoft.com/office/word/2010/wordprocessingCanvas" xmlns:cx="http://schemas.microsoft.com/office/drawing/2014/chartex" xmlns:cx1="http://schemas.microsoft.com/office/drawing/2015/9/8/chartex" xmlns:cx2="http://schemas.microsoft.com/office/drawing/2015/10/21/chartex" xmlns:cx3="http://schemas.microsoft.com/office/drawing/2016/5/9/chartex" xmlns:cx4="http://schemas.microsoft.com/office/drawing/2016/5/10/chartex" xmlns:cx5="http://schemas.microsoft.com/office/drawing/2016/5/11/chartex" xmlns:cx6="http://schemas.microsoft.com/office/drawing/2016/5/12/chartex" xmlns:cx7="http://schemas.microsoft.com/office/drawing/2016/5/13/chartex" xmlns:cx8="http://schemas.microsoft.com/office/drawing/2016/5/14/chartex" xmlns:mc="http://schemas.openxmlformats.org/markup-compatibility/2006" xmlns:aink="http://schemas.microsoft.com/office/drawing/2016/ink" xmlns:am3d="http://schemas.microsoft.com/office/drawing/2017/model3d" xmlns:o="urn:schemas-microsoft-com:office:office" xmlns:oel="http://schemas.microsoft.com/office/2019/extlst" xmlns:r="http://schemas.openxmlformats.org/officeDocument/2006/relationships" xmlns:m="http://schemas.openxmlformats.org/officeDocument/2006/math" xmlns:v="urn:schemas-microsoft-com:vml" xmlns:wp14="http://schemas.microsoft.com/office/word/2010/wordprocessingDrawing" xmlns:wp="http://schemas.openxmlformats.org/drawingml/2006/wordprocessingDrawing" xmlns:w10="urn:schemas-microsoft-com:office:word" xmlns:w="http://schemas.openxmlformats.org/wordprocessingml/2006/main" xmlns:w14="http://schemas.microsoft.com/office/word/2010/wordml" xmlns:w15="http://schemas.microsoft.com/office/word/2012/wordml" xmlns:w16cex="http://schemas.microsoft.com/office/word/2018/wordml/cex" xmlns:w16cid="http://schemas.microsoft.com/office/word/2016/wordml/cid" xmlns:w16="http://schemas.microsoft.com/office/word/2018/wordml" xmlns:w16du="http://schemas.microsoft.com/office/word/2023/wordml/word16du" xmlns:w16sdtdh="http://schemas.microsoft.com/office/word/2020/wordml/sdtdatahash" xmlns:w16sdtfl="http://schemas.microsoft.com/office/word/2024/wordml/sdtformatlock" xmlns:w16se="http://schemas.microsoft.com/office/word/2015/wordml/symex" xmlns:wpg="http://schemas.microsoft.com/office/word/2010/wordprocessingGroup" xmlns:wpi="http://schemas.microsoft.com/office/word/2010/wordprocessingInk" xmlns:wne="http://schemas.microsoft.com/office/word/2006/wordml" xmlns:wps="http://schemas.microsoft.com/office/word/2010/wordprocessingShape" mc:Ignorable="w14 w15 w16se w16cid w16 w16cex w16sdtdh w16sdtfl w16du wp14">
+  <w:p>
+    <w:pPr>
+      <w:pStyle w:val="Footer"/>
+    </w:pPr>
+  </w:p>
+</w:ftr>
+</file>
+
+<file path=word/footer2.xml><?xml version="1.0" encoding="utf-8"?>
 <w:ftr xmlns:wpc="http://schemas.microsoft.com/office/word/2010/wordprocessingCanvas" xmlns:cx="http://schemas.microsoft.com/office/drawing/2014/chartex" xmlns:cx1="http://schemas.microsoft.com/office/drawing/2015/9/8/chartex" xmlns:cx2="http://schemas.microsoft.com/office/drawing/2015/10/21/chartex" xmlns:cx3="http://schemas.microsoft.com/office/drawing/2016/5/9/chartex" xmlns:cx4="http://schemas.microsoft.com/office/drawing/2016/5/10/chartex" xmlns:cx5="http://schemas.microsoft.com/office/drawing/2016/5/11/chartex" xmlns:cx6="http://schemas.microsoft.com/office/drawing/2016/5/12/chartex" xmlns:cx7="http://schemas.microsoft.com/office/drawing/2016/5/13/chartex" xmlns:cx8="http://schemas.microsoft.com/office/drawing/2016/5/14/chartex" xmlns:mc="http://schemas.openxmlformats.org/markup-compatibility/2006" xmlns:aink="http://schemas.microsoft.com/office/drawing/2016/ink" xmlns:am3d="http://schemas.microsoft.com/office/drawing/2017/model3d" xmlns:o="urn:schemas-microsoft-com:office:office" xmlns:oel="http://schemas.microsoft.com/office/2019/extlst" xmlns:r="http://schemas.openxmlformats.org/officeDocument/2006/relationships" xmlns:m="http://schemas.openxmlformats.org/officeDocument/2006/math" xmlns:v="urn:schemas-microsoft-com:vml" xmlns:wp14="http://schemas.microsoft.com/office/word/2010/wordprocessingDrawing" xmlns:wp="http://schemas.openxmlformats.org/drawingml/2006/wordprocessingDrawing" xmlns:w10="urn:schemas-microsoft-com:office:word" xmlns:w="http://schemas.openxmlformats.org/wordprocessingml/2006/main" xmlns:w14="http://schemas.microsoft.com/office/word/2010/wordml" xmlns:w15="http://schemas.microsoft.com/office/word/2012/wordml" xmlns:w16cex="http://schemas.microsoft.com/office/word/2018/wordml/cex" xmlns:w16cid="http://schemas.microsoft.com/office/word/2016/wordml/cid" xmlns:w16="http://schemas.microsoft.com/office/word/2018/wordml" xmlns:w16du="http://schemas.microsoft.com/office/word/2023/wordml/word16du" xmlns:w16sdtdh="http://schemas.microsoft.com/office/word/2020/wordml/sdtdatahash" xmlns:w16sdtfl="http://schemas.microsoft.com/office/word/2024/wordml/sdtformatlock" xmlns:w16se="http://schemas.microsoft.com/office/word/2015/wordml/symex" xmlns:wpg="http://schemas.microsoft.com/office/word/2010/wordprocessingGroup" xmlns:wpi="http://schemas.microsoft.com/office/word/2010/wordprocessingInk" xmlns:wne="http://schemas.microsoft.com/office/word/2006/wordml" xmlns:wps="http://schemas.microsoft.com/office/word/2010/wordprocessingShape" mc:Ignorable="w14 w15 w16se w16cid w16 w16cex w16sdtdh w16sdtfl w16du wp14">
   <w:tbl>
     <w:tblPr>
@@ -27027,7 +28007,7 @@
             <w:rPr>
               <w:lang w:val="en-AE"/>
             </w:rPr>
-            <w:t>Weatherford</w:t>
+            <w:t>{{COMPNAME}}</w:t>
           </w:r>
         </w:p>
       </w:tc>
@@ -27097,7 +28077,7 @@
 </w:ftr>
 </file>
 
-<file path=word/footer2.xml><?xml version="1.0" encoding="utf-8"?>
+<file path=word/footer3.xml><?xml version="1.0" encoding="utf-8"?>
 <w:ftr xmlns:wpc="http://schemas.microsoft.com/office/word/2010/wordprocessingCanvas" xmlns:cx="http://schemas.microsoft.com/office/drawing/2014/chartex" xmlns:cx1="http://schemas.microsoft.com/office/drawing/2015/9/8/chartex" xmlns:cx2="http://schemas.microsoft.com/office/drawing/2015/10/21/chartex" xmlns:cx3="http://schemas.microsoft.com/office/drawing/2016/5/9/chartex" xmlns:cx4="http://schemas.microsoft.com/office/drawing/2016/5/10/chartex" xmlns:cx5="http://schemas.microsoft.com/office/drawing/2016/5/11/chartex" xmlns:cx6="http://schemas.microsoft.com/office/drawing/2016/5/12/chartex" xmlns:cx7="http://schemas.microsoft.com/office/drawing/2016/5/13/chartex" xmlns:cx8="http://schemas.microsoft.com/office/drawing/2016/5/14/chartex" xmlns:mc="http://schemas.openxmlformats.org/markup-compatibility/2006" xmlns:aink="http://schemas.microsoft.com/office/drawing/2016/ink" xmlns:am3d="http://schemas.microsoft.com/office/drawing/2017/model3d" xmlns:o="urn:schemas-microsoft-com:office:office" xmlns:oel="http://schemas.microsoft.com/office/2019/extlst" xmlns:r="http://schemas.openxmlformats.org/officeDocument/2006/relationships" xmlns:m="http://schemas.openxmlformats.org/officeDocument/2006/math" xmlns:v="urn:schemas-microsoft-com:vml" xmlns:wp14="http://schemas.microsoft.com/office/word/2010/wordprocessingDrawing" xmlns:wp="http://schemas.openxmlformats.org/drawingml/2006/wordprocessingDrawing" xmlns:w10="urn:schemas-microsoft-com:office:word" xmlns:w="http://schemas.openxmlformats.org/wordprocessingml/2006/main" xmlns:w14="http://schemas.microsoft.com/office/word/2010/wordml" xmlns:w15="http://schemas.microsoft.com/office/word/2012/wordml" xmlns:w16cex="http://schemas.microsoft.com/office/word/2018/wordml/cex" xmlns:w16cid="http://schemas.microsoft.com/office/word/2016/wordml/cid" xmlns:w16="http://schemas.microsoft.com/office/word/2018/wordml" xmlns:w16du="http://schemas.microsoft.com/office/word/2023/wordml/word16du" xmlns:w16sdtdh="http://schemas.microsoft.com/office/word/2020/wordml/sdtdatahash" xmlns:w16sdtfl="http://schemas.microsoft.com/office/word/2024/wordml/sdtformatlock" xmlns:w16se="http://schemas.microsoft.com/office/word/2015/wordml/symex" xmlns:wpg="http://schemas.microsoft.com/office/word/2010/wordprocessingGroup" xmlns:wpi="http://schemas.microsoft.com/office/word/2010/wordprocessingInk" xmlns:wne="http://schemas.microsoft.com/office/word/2006/wordml" xmlns:wps="http://schemas.microsoft.com/office/word/2010/wordprocessingShape" mc:Ignorable="w14 w15 w16se w16cid w16 w16cex w16sdtdh w16sdtfl w16du wp14">
   <w:tbl>
     <w:tblPr>
@@ -27130,7 +28110,7 @@
             <w:rPr>
               <w:lang w:val="en-AE"/>
             </w:rPr>
-            <w:t>Weatherford</w:t>
+            <w:t>{{COMPNAME}}</w:t>
           </w:r>
         </w:p>
       </w:tc>
@@ -27191,6 +28171,16 @@
 </file>
 
 <file path=word/header1.xml><?xml version="1.0" encoding="utf-8"?>
+<w:hdr xmlns:wpc="http://schemas.microsoft.com/office/word/2010/wordprocessingCanvas" xmlns:cx="http://schemas.microsoft.com/office/drawing/2014/chartex" xmlns:cx1="http://schemas.microsoft.com/office/drawing/2015/9/8/chartex" xmlns:cx2="http://schemas.microsoft.com/office/drawing/2015/10/21/chartex" xmlns:cx3="http://schemas.microsoft.com/office/drawing/2016/5/9/chartex" xmlns:cx4="http://schemas.microsoft.com/office/drawing/2016/5/10/chartex" xmlns:cx5="http://schemas.microsoft.com/office/drawing/2016/5/11/chartex" xmlns:cx6="http://schemas.microsoft.com/office/drawing/2016/5/12/chartex" xmlns:cx7="http://schemas.microsoft.com/office/drawing/2016/5/13/chartex" xmlns:cx8="http://schemas.microsoft.com/office/drawing/2016/5/14/chartex" xmlns:mc="http://schemas.openxmlformats.org/markup-compatibility/2006" xmlns:aink="http://schemas.microsoft.com/office/drawing/2016/ink" xmlns:am3d="http://schemas.microsoft.com/office/drawing/2017/model3d" xmlns:o="urn:schemas-microsoft-com:office:office" xmlns:oel="http://schemas.microsoft.com/office/2019/extlst" xmlns:r="http://schemas.openxmlformats.org/officeDocument/2006/relationships" xmlns:m="http://schemas.openxmlformats.org/officeDocument/2006/math" xmlns:v="urn:schemas-microsoft-com:vml" xmlns:wp14="http://schemas.microsoft.com/office/word/2010/wordprocessingDrawing" xmlns:wp="http://schemas.openxmlformats.org/drawingml/2006/wordprocessingDrawing" xmlns:w10="urn:schemas-microsoft-com:office:word" xmlns:w="http://schemas.openxmlformats.org/wordprocessingml/2006/main" xmlns:w14="http://schemas.microsoft.com/office/word/2010/wordml" xmlns:w15="http://schemas.microsoft.com/office/word/2012/wordml" xmlns:w16cex="http://schemas.microsoft.com/office/word/2018/wordml/cex" xmlns:w16cid="http://schemas.microsoft.com/office/word/2016/wordml/cid" xmlns:w16="http://schemas.microsoft.com/office/word/2018/wordml" xmlns:w16du="http://schemas.microsoft.com/office/word/2023/wordml/word16du" xmlns:w16sdtdh="http://schemas.microsoft.com/office/word/2020/wordml/sdtdatahash" xmlns:w16sdtfl="http://schemas.microsoft.com/office/word/2024/wordml/sdtformatlock" xmlns:w16se="http://schemas.microsoft.com/office/word/2015/wordml/symex" xmlns:wpg="http://schemas.microsoft.com/office/word/2010/wordprocessingGroup" xmlns:wpi="http://schemas.microsoft.com/office/word/2010/wordprocessingInk" xmlns:wne="http://schemas.microsoft.com/office/word/2006/wordml" xmlns:wps="http://schemas.microsoft.com/office/word/2010/wordprocessingShape" mc:Ignorable="w14 w15 w16se w16cid w16 w16cex w16sdtdh w16sdtfl w16du wp14">
+  <w:p>
+    <w:pPr>
+      <w:pStyle w:val="Header"/>
+    </w:pPr>
+  </w:p>
+</w:hdr>
+</file>
+
+<file path=word/header2.xml><?xml version="1.0" encoding="utf-8"?>
 <w:hdr xmlns:wpc="http://schemas.microsoft.com/office/word/2010/wordprocessingCanvas" xmlns:cx="http://schemas.microsoft.com/office/drawing/2014/chartex" xmlns:cx1="http://schemas.microsoft.com/office/drawing/2015/9/8/chartex" xmlns:cx2="http://schemas.microsoft.com/office/drawing/2015/10/21/chartex" xmlns:cx3="http://schemas.microsoft.com/office/drawing/2016/5/9/chartex" xmlns:cx4="http://schemas.microsoft.com/office/drawing/2016/5/10/chartex" xmlns:cx5="http://schemas.microsoft.com/office/drawing/2016/5/11/chartex" xmlns:cx6="http://schemas.microsoft.com/office/drawing/2016/5/12/chartex" xmlns:cx7="http://schemas.microsoft.com/office/drawing/2016/5/13/chartex" xmlns:cx8="http://schemas.microsoft.com/office/drawing/2016/5/14/chartex" xmlns:mc="http://schemas.openxmlformats.org/markup-compatibility/2006" xmlns:aink="http://schemas.microsoft.com/office/drawing/2016/ink" xmlns:am3d="http://schemas.microsoft.com/office/drawing/2017/model3d" xmlns:o="urn:schemas-microsoft-com:office:office" xmlns:oel="http://schemas.microsoft.com/office/2019/extlst" xmlns:r="http://schemas.openxmlformats.org/officeDocument/2006/relationships" xmlns:m="http://schemas.openxmlformats.org/officeDocument/2006/math" xmlns:v="urn:schemas-microsoft-com:vml" xmlns:wp14="http://schemas.microsoft.com/office/word/2010/wordprocessingDrawing" xmlns:wp="http://schemas.openxmlformats.org/drawingml/2006/wordprocessingDrawing" xmlns:w10="urn:schemas-microsoft-com:office:word" xmlns:w="http://schemas.openxmlformats.org/wordprocessingml/2006/main" xmlns:w14="http://schemas.microsoft.com/office/word/2010/wordml" xmlns:w15="http://schemas.microsoft.com/office/word/2012/wordml" xmlns:w16cex="http://schemas.microsoft.com/office/word/2018/wordml/cex" xmlns:w16cid="http://schemas.microsoft.com/office/word/2016/wordml/cid" xmlns:w16="http://schemas.microsoft.com/office/word/2018/wordml" xmlns:w16du="http://schemas.microsoft.com/office/word/2023/wordml/word16du" xmlns:w16sdtdh="http://schemas.microsoft.com/office/word/2020/wordml/sdtdatahash" xmlns:w16sdtfl="http://schemas.microsoft.com/office/word/2024/wordml/sdtformatlock" xmlns:w16se="http://schemas.microsoft.com/office/word/2015/wordml/symex" xmlns:wpg="http://schemas.microsoft.com/office/word/2010/wordprocessingGroup" xmlns:wpi="http://schemas.microsoft.com/office/word/2010/wordprocessingInk" xmlns:wne="http://schemas.microsoft.com/office/word/2006/wordml" xmlns:wps="http://schemas.microsoft.com/office/word/2010/wordprocessingShape" mc:Ignorable="w14 w15 w16se w16cid w16 w16cex w16sdtdh w16sdtfl w16du wp14">
   <w:tbl>
     <w:tblPr>
@@ -27262,7 +28252,7 @@
 </w:hdr>
 </file>
 
-<file path=word/header2.xml><?xml version="1.0" encoding="utf-8"?>
+<file path=word/header3.xml><?xml version="1.0" encoding="utf-8"?>
 <w:hdr xmlns:wpc="http://schemas.microsoft.com/office/word/2010/wordprocessingCanvas" xmlns:cx="http://schemas.microsoft.com/office/drawing/2014/chartex" xmlns:cx1="http://schemas.microsoft.com/office/drawing/2015/9/8/chartex" xmlns:cx2="http://schemas.microsoft.com/office/drawing/2015/10/21/chartex" xmlns:cx3="http://schemas.microsoft.com/office/drawing/2016/5/9/chartex" xmlns:cx4="http://schemas.microsoft.com/office/drawing/2016/5/10/chartex" xmlns:cx5="http://schemas.microsoft.com/office/drawing/2016/5/11/chartex" xmlns:cx6="http://schemas.microsoft.com/office/drawing/2016/5/12/chartex" xmlns:cx7="http://schemas.microsoft.com/office/drawing/2016/5/13/chartex" xmlns:cx8="http://schemas.microsoft.com/office/drawing/2016/5/14/chartex" xmlns:mc="http://schemas.openxmlformats.org/markup-compatibility/2006" xmlns:aink="http://schemas.microsoft.com/office/drawing/2016/ink" xmlns:am3d="http://schemas.microsoft.com/office/drawing/2017/model3d" xmlns:o="urn:schemas-microsoft-com:office:office" xmlns:oel="http://schemas.microsoft.com/office/2019/extlst" xmlns:r="http://schemas.openxmlformats.org/officeDocument/2006/relationships" xmlns:m="http://schemas.openxmlformats.org/officeDocument/2006/math" xmlns:v="urn:schemas-microsoft-com:vml" xmlns:wp14="http://schemas.microsoft.com/office/word/2010/wordprocessingDrawing" xmlns:wp="http://schemas.openxmlformats.org/drawingml/2006/wordprocessingDrawing" xmlns:w10="urn:schemas-microsoft-com:office:word" xmlns:w="http://schemas.openxmlformats.org/wordprocessingml/2006/main" xmlns:w14="http://schemas.microsoft.com/office/word/2010/wordml" xmlns:w15="http://schemas.microsoft.com/office/word/2012/wordml" xmlns:w16cex="http://schemas.microsoft.com/office/word/2018/wordml/cex" xmlns:w16cid="http://schemas.microsoft.com/office/word/2016/wordml/cid" xmlns:w16="http://schemas.microsoft.com/office/word/2018/wordml" xmlns:w16du="http://schemas.microsoft.com/office/word/2023/wordml/word16du" xmlns:w16sdtdh="http://schemas.microsoft.com/office/word/2020/wordml/sdtdatahash" xmlns:w16sdtfl="http://schemas.microsoft.com/office/word/2024/wordml/sdtformatlock" xmlns:w16se="http://schemas.microsoft.com/office/word/2015/wordml/symex" xmlns:wpg="http://schemas.microsoft.com/office/word/2010/wordprocessingGroup" xmlns:wpi="http://schemas.microsoft.com/office/word/2010/wordprocessingInk" xmlns:wne="http://schemas.microsoft.com/office/word/2006/wordml" xmlns:wps="http://schemas.microsoft.com/office/word/2010/wordprocessingShape" mc:Ignorable="w14 w15 w16se w16cid w16 w16cex w16sdtdh w16sdtfl w16du wp14">
   <w:p>
     <w:pPr>
@@ -27273,7 +28263,7 @@
         <w:noProof/>
       </w:rPr>
       <w:drawing>
-        <wp:anchor distT="0" distB="0" distL="114300" distR="114300" simplePos="0" relativeHeight="251675136" behindDoc="0" locked="0" layoutInCell="1" allowOverlap="1" wp14:anchorId="35957A83" wp14:editId="67B3CA70">
+        <wp:anchor distT="0" distB="0" distL="114300" distR="114300" simplePos="0" relativeHeight="251675136" behindDoc="0" locked="0" layoutInCell="1" allowOverlap="1" wp14:anchorId="35957A83" wp14:editId="608564B0">
           <wp:simplePos x="0" y="0"/>
           <wp:positionH relativeFrom="column">
             <wp:posOffset>-495300</wp:posOffset>
@@ -27284,7 +28274,7 @@
           <wp:extent cx="1224895" cy="542925"/>
           <wp:effectExtent l="0" t="0" r="0" b="0"/>
           <wp:wrapNone/>
-          <wp:docPr id="1716236988" name="Picture 1716236988"/>
+          <wp:docPr id="1716236988" name="Picture 1716236988" descr="{{COMP}}"/>
           <wp:cNvGraphicFramePr>
             <a:graphicFrameLocks xmlns:a="http://schemas.openxmlformats.org/drawingml/2006/main" noChangeAspect="1"/>
           </wp:cNvGraphicFramePr>
@@ -27292,7 +28282,7 @@
             <a:graphicData uri="http://schemas.openxmlformats.org/drawingml/2006/picture">
               <pic:pic xmlns:pic="http://schemas.openxmlformats.org/drawingml/2006/picture">
                 <pic:nvPicPr>
-                  <pic:cNvPr id="1716236988" name="Picture 1716236988"/>
+                  <pic:cNvPr id="1716236988" name="Picture 1716236988" descr="{{COMP}}"/>
                   <pic:cNvPicPr/>
                 </pic:nvPicPr>
                 <pic:blipFill>
@@ -27504,7 +28494,7 @@
 </w:hdr>
 </file>
 
-<file path=word/header3.xml><?xml version="1.0" encoding="utf-8"?>
+<file path=word/header4.xml><?xml version="1.0" encoding="utf-8"?>
 <w:hdr xmlns:wpc="http://schemas.microsoft.com/office/word/2010/wordprocessingCanvas" xmlns:cx="http://schemas.microsoft.com/office/drawing/2014/chartex" xmlns:cx1="http://schemas.microsoft.com/office/drawing/2015/9/8/chartex" xmlns:cx2="http://schemas.microsoft.com/office/drawing/2015/10/21/chartex" xmlns:cx3="http://schemas.microsoft.com/office/drawing/2016/5/9/chartex" xmlns:cx4="http://schemas.microsoft.com/office/drawing/2016/5/10/chartex" xmlns:cx5="http://schemas.microsoft.com/office/drawing/2016/5/11/chartex" xmlns:cx6="http://schemas.microsoft.com/office/drawing/2016/5/12/chartex" xmlns:cx7="http://schemas.microsoft.com/office/drawing/2016/5/13/chartex" xmlns:cx8="http://schemas.microsoft.com/office/drawing/2016/5/14/chartex" xmlns:mc="http://schemas.openxmlformats.org/markup-compatibility/2006" xmlns:aink="http://schemas.microsoft.com/office/drawing/2016/ink" xmlns:am3d="http://schemas.microsoft.com/office/drawing/2017/model3d" xmlns:o="urn:schemas-microsoft-com:office:office" xmlns:oel="http://schemas.microsoft.com/office/2019/extlst" xmlns:r="http://schemas.openxmlformats.org/officeDocument/2006/relationships" xmlns:m="http://schemas.openxmlformats.org/officeDocument/2006/math" xmlns:v="urn:schemas-microsoft-com:vml" xmlns:wp14="http://schemas.microsoft.com/office/word/2010/wordprocessingDrawing" xmlns:wp="http://schemas.openxmlformats.org/drawingml/2006/wordprocessingDrawing" xmlns:w10="urn:schemas-microsoft-com:office:word" xmlns:w="http://schemas.openxmlformats.org/wordprocessingml/2006/main" xmlns:w14="http://schemas.microsoft.com/office/word/2010/wordml" xmlns:w15="http://schemas.microsoft.com/office/word/2012/wordml" xmlns:w16cex="http://schemas.microsoft.com/office/word/2018/wordml/cex" xmlns:w16cid="http://schemas.microsoft.com/office/word/2016/wordml/cid" xmlns:w16="http://schemas.microsoft.com/office/word/2018/wordml" xmlns:w16du="http://schemas.microsoft.com/office/word/2023/wordml/word16du" xmlns:w16sdtdh="http://schemas.microsoft.com/office/word/2020/wordml/sdtdatahash" xmlns:w16sdtfl="http://schemas.microsoft.com/office/word/2024/wordml/sdtformatlock" xmlns:w16se="http://schemas.microsoft.com/office/word/2015/wordml/symex" xmlns:wpg="http://schemas.microsoft.com/office/word/2010/wordprocessingGroup" xmlns:wpi="http://schemas.microsoft.com/office/word/2010/wordprocessingInk" xmlns:wne="http://schemas.microsoft.com/office/word/2006/wordml" xmlns:wps="http://schemas.microsoft.com/office/word/2010/wordprocessingShape" mc:Ignorable="w14 w15 w16se w16cid w16 w16cex w16sdtdh w16sdtfl w16du wp14">
   <w:p>
     <w:pPr>
@@ -27528,7 +28518,7 @@
         <w:noProof/>
       </w:rPr>
       <w:drawing>
-        <wp:anchor distT="0" distB="0" distL="114300" distR="114300" simplePos="0" relativeHeight="251676160" behindDoc="0" locked="0" layoutInCell="1" allowOverlap="1" wp14:anchorId="652836A8" wp14:editId="4E5C7723">
+        <wp:anchor distT="0" distB="0" distL="114300" distR="114300" simplePos="0" relativeHeight="251676160" behindDoc="0" locked="0" layoutInCell="1" allowOverlap="1" wp14:anchorId="652836A8" wp14:editId="26992CAB">
           <wp:simplePos x="0" y="0"/>
           <wp:positionH relativeFrom="column">
             <wp:posOffset>-495300</wp:posOffset>
@@ -27539,7 +28529,7 @@
           <wp:extent cx="1246382" cy="552450"/>
           <wp:effectExtent l="0" t="0" r="0" b="0"/>
           <wp:wrapNone/>
-          <wp:docPr id="2139573877" name="Picture 2139573877"/>
+          <wp:docPr id="2139573877" name="Picture 2139573877" descr="{{COMP}}"/>
           <wp:cNvGraphicFramePr>
             <a:graphicFrameLocks xmlns:a="http://schemas.openxmlformats.org/drawingml/2006/main" noChangeAspect="1"/>
           </wp:cNvGraphicFramePr>
@@ -27547,7 +28537,7 @@
             <a:graphicData uri="http://schemas.openxmlformats.org/drawingml/2006/picture">
               <pic:pic xmlns:pic="http://schemas.openxmlformats.org/drawingml/2006/picture">
                 <pic:nvPicPr>
-                  <pic:cNvPr id="2139573877" name="Picture 2139573877"/>
+                  <pic:cNvPr id="2139573877" name="Picture 2139573877" descr="{{COMP}}"/>
                   <pic:cNvPicPr/>
                 </pic:nvPicPr>
                 <pic:blipFill>
@@ -30571,7 +31561,6 @@
   <w:style w:type="character" w:default="1" w:styleId="DefaultParagraphFont">
     <w:name w:val="Default Paragraph Font"/>
     <w:uiPriority w:val="1"/>
-    <w:semiHidden/>
     <w:unhideWhenUsed/>
   </w:style>
   <w:style w:type="table" w:default="1" w:styleId="TableNormal">
@@ -34794,6 +35783,16 @@
 </file>
 
 <file path=customXml/item2.xml><?xml version="1.0" encoding="utf-8"?>
+<b:Sources xmlns:b="http://schemas.openxmlformats.org/officeDocument/2006/bibliography" xmlns="http://schemas.openxmlformats.org/officeDocument/2006/bibliography" SelectedStyle="\APASixthEditionOfficeOnline.xsl" StyleName="APA" Version="6"/>
+</file>
+
+<file path=customXml/item3.xml><?xml version="1.0" encoding="utf-8"?>
+<p:properties xmlns:p="http://schemas.microsoft.com/office/2006/metadata/properties" xmlns:xsi="http://www.w3.org/2001/XMLSchema-instance" xmlns:pc="http://schemas.microsoft.com/office/infopath/2007/PartnerControls">
+  <documentManagement/>
+</p:properties>
+</file>
+
+<file path=customXml/item4.xml><?xml version="1.0" encoding="utf-8"?>
 <ct:contentTypeSchema xmlns:ct="http://schemas.microsoft.com/office/2006/metadata/contentType" xmlns:ma="http://schemas.microsoft.com/office/2006/metadata/properties/metaAttributes" ct:_="" ma:_="" ma:contentTypeName="Document" ma:contentTypeID="0x0101007BECBE631466E146A5A60A7FBFAB5446" ma:contentTypeVersion="8" ma:contentTypeDescription="Create a new document." ma:contentTypeScope="" ma:versionID="0f5e4eafd5d92c80c155f2206804de7f">
   <xsd:schema xmlns:xsd="http://www.w3.org/2001/XMLSchema" xmlns:xs="http://www.w3.org/2001/XMLSchema" xmlns:p="http://schemas.microsoft.com/office/2006/metadata/properties" xmlns:ns2="eb10c264-7177-4f90-96c4-984f47b9cc69" targetNamespace="http://schemas.microsoft.com/office/2006/metadata/properties" ma:root="true" ma:fieldsID="244178858aeb020dd8df612c45093a22" ns2:_="">
     <xsd:import namespace="eb10c264-7177-4f90-96c4-984f47b9cc69"/>
@@ -34965,16 +35964,6 @@
 </ct:contentTypeSchema>
 </file>
 
-<file path=customXml/item3.xml><?xml version="1.0" encoding="utf-8"?>
-<p:properties xmlns:p="http://schemas.microsoft.com/office/2006/metadata/properties" xmlns:xsi="http://www.w3.org/2001/XMLSchema-instance" xmlns:pc="http://schemas.microsoft.com/office/infopath/2007/PartnerControls">
-  <documentManagement/>
-</p:properties>
-</file>
-
-<file path=customXml/item4.xml><?xml version="1.0" encoding="utf-8"?>
-<b:Sources xmlns:b="http://schemas.openxmlformats.org/officeDocument/2006/bibliography" xmlns="http://schemas.openxmlformats.org/officeDocument/2006/bibliography" SelectedStyle="\APASixthEditionOfficeOnline.xsl" StyleName="APA" Version="6"/>
-</file>
-
 <file path=customXml/itemProps1.xml><?xml version="1.0" encoding="utf-8"?>
 <ds:datastoreItem xmlns:ds="http://schemas.openxmlformats.org/officeDocument/2006/customXml" ds:itemID="{79696F61-4EFA-4208-9DA2-098D4828C9DB}">
   <ds:schemaRefs>
@@ -34984,6 +35973,23 @@
 </file>
 
 <file path=customXml/itemProps2.xml><?xml version="1.0" encoding="utf-8"?>
+<ds:datastoreItem xmlns:ds="http://schemas.openxmlformats.org/officeDocument/2006/customXml" ds:itemID="{2F984F2C-3394-4807-BB5C-769B95DB81F6}">
+  <ds:schemaRefs>
+    <ds:schemaRef ds:uri="http://schemas.openxmlformats.org/officeDocument/2006/bibliography"/>
+  </ds:schemaRefs>
+</ds:datastoreItem>
+</file>
+
+<file path=customXml/itemProps3.xml><?xml version="1.0" encoding="utf-8"?>
+<ds:datastoreItem xmlns:ds="http://schemas.openxmlformats.org/officeDocument/2006/customXml" ds:itemID="{74A46DB4-35AB-4E89-AE84-AAE4879E018C}">
+  <ds:schemaRefs>
+    <ds:schemaRef ds:uri="http://schemas.microsoft.com/office/2006/metadata/properties"/>
+    <ds:schemaRef ds:uri="http://schemas.microsoft.com/office/infopath/2007/PartnerControls"/>
+  </ds:schemaRefs>
+</ds:datastoreItem>
+</file>
+
+<file path=customXml/itemProps4.xml><?xml version="1.0" encoding="utf-8"?>
 <ds:datastoreItem xmlns:ds="http://schemas.openxmlformats.org/officeDocument/2006/customXml" ds:itemID="{2E26228A-8175-49C1-B0E8-F5B0407DC3F6}">
   <ds:schemaRefs>
     <ds:schemaRef ds:uri="http://schemas.microsoft.com/office/2006/metadata/contentType"/>
@@ -34999,21 +36005,4 @@
     <ds:schemaRef ds:uri="http://schemas.microsoft.com/internal/obd"/>
   </ds:schemaRefs>
 </ds:datastoreItem>
-</file>
-
-<file path=customXml/itemProps3.xml><?xml version="1.0" encoding="utf-8"?>
-<ds:datastoreItem xmlns:ds="http://schemas.openxmlformats.org/officeDocument/2006/customXml" ds:itemID="{74A46DB4-35AB-4E89-AE84-AAE4879E018C}">
-  <ds:schemaRefs>
-    <ds:schemaRef ds:uri="http://schemas.microsoft.com/office/2006/metadata/properties"/>
-    <ds:schemaRef ds:uri="http://schemas.microsoft.com/office/infopath/2007/PartnerControls"/>
-  </ds:schemaRefs>
-</ds:datastoreItem>
-</file>
-
-<file path=customXml/itemProps4.xml><?xml version="1.0" encoding="utf-8"?>
-<ds:datastoreItem xmlns:ds="http://schemas.openxmlformats.org/officeDocument/2006/customXml" ds:itemID="{2F984F2C-3394-4807-BB5C-769B95DB81F6}">
-  <ds:schemaRefs>
-    <ds:schemaRef ds:uri="http://schemas.openxmlformats.org/officeDocument/2006/bibliography"/>
-  </ds:schemaRefs>
-</ds:datastoreItem>
 </file>
--- a/well_tools_1/webapp/data/templates/sample_5_4p5X3p5-7-9-13-18.docx
+++ b/well_tools_1/webapp/data/templates/sample_5_4p5X3p5-7-9-13-18.docx
@@ -268,7 +268,7 @@
                                           <w:sz w:val="28"/>
                                           <w:szCs w:val="28"/>
                                         </w:rPr>
-                                        <w:t>HRDH_1702_1</w:t>
+                                        <w:t>{{well_name}}</w:t>
                                       </w:r>
                                     </w:p>
                                   </w:tc>
@@ -454,42 +454,12 @@
                                           <w:szCs w:val="28"/>
                                         </w:rPr>
                                       </w:pPr>
-                                      <w:bookmarkStart w:id="0" w:name="_Hlk197739381"/>
                                       <w:r>
                                         <w:rPr>
                                           <w:sz w:val="28"/>
                                           <w:szCs w:val="28"/>
                                         </w:rPr>
-                                        <w:t>15</w:t>
-                                      </w:r>
-                                      <w:r>
-                                        <w:rPr>
-                                          <w:sz w:val="28"/>
-                                          <w:szCs w:val="28"/>
-                                        </w:rPr>
-                                        <w:t>-</w:t>
-                                      </w:r>
-                                      <w:r>
-                                        <w:rPr>
-                                          <w:sz w:val="28"/>
-                                          <w:szCs w:val="28"/>
-                                        </w:rPr>
-                                        <w:t>May</w:t>
-                                      </w:r>
-                                      <w:r>
-                                        <w:rPr>
-                                          <w:sz w:val="28"/>
-                                          <w:szCs w:val="28"/>
-                                        </w:rPr>
-                                        <w:t>-202</w:t>
-                                      </w:r>
-                                      <w:bookmarkEnd w:id="0"/>
-                                      <w:r>
-                                        <w:rPr>
-                                          <w:sz w:val="28"/>
-                                          <w:szCs w:val="28"/>
-                                        </w:rPr>
-                                        <w:t>6</w:t>
+                                        <w:t>{{log_date}}</w:t>
                                       </w:r>
                                     </w:p>
                                   </w:tc>
@@ -800,7 +770,7 @@
                                     <w:sz w:val="28"/>
                                     <w:szCs w:val="28"/>
                                   </w:rPr>
-                                  <w:t>HRDH_1702_1</w:t>
+                                  <w:t>{{well_name}}</w:t>
                                 </w:r>
                               </w:p>
                             </w:tc>
@@ -986,42 +956,12 @@
                                     <w:szCs w:val="28"/>
                                   </w:rPr>
                                 </w:pPr>
-                                <w:bookmarkStart w:id="1" w:name="_Hlk197739381"/>
                                 <w:r>
                                   <w:rPr>
                                     <w:sz w:val="28"/>
                                     <w:szCs w:val="28"/>
                                   </w:rPr>
-                                  <w:t>15</w:t>
-                                </w:r>
-                                <w:r>
-                                  <w:rPr>
-                                    <w:sz w:val="28"/>
-                                    <w:szCs w:val="28"/>
-                                  </w:rPr>
-                                  <w:t>-</w:t>
-                                </w:r>
-                                <w:r>
-                                  <w:rPr>
-                                    <w:sz w:val="28"/>
-                                    <w:szCs w:val="28"/>
-                                  </w:rPr>
-                                  <w:t>May</w:t>
-                                </w:r>
-                                <w:r>
-                                  <w:rPr>
-                                    <w:sz w:val="28"/>
-                                    <w:szCs w:val="28"/>
-                                  </w:rPr>
-                                  <w:t>-202</w:t>
-                                </w:r>
-                                <w:bookmarkEnd w:id="1"/>
-                                <w:r>
-                                  <w:rPr>
-                                    <w:sz w:val="28"/>
-                                    <w:szCs w:val="28"/>
-                                  </w:rPr>
-                                  <w:t>6</w:t>
+                                  <w:t>{{log_date}}</w:t>
                                 </w:r>
                               </w:p>
                             </w:tc>
@@ -1166,10 +1106,10 @@
         </w:p>
       </w:sdtContent>
     </w:sdt>
-    <w:bookmarkStart w:id="3" w:name="_Hlk207958089" w:displacedByCustomXml="next"/>
+    <w:bookmarkStart w:id="1" w:name="_Hlk207958089" w:displacedByCustomXml="next"/>
+    <w:bookmarkStart w:id="2" w:name="_Toc23528006" w:displacedByCustomXml="next"/>
+    <w:bookmarkStart w:id="3" w:name="_Toc5016962" w:displacedByCustomXml="next"/>
     <w:bookmarkStart w:id="4" w:name="_Toc436141478" w:displacedByCustomXml="next"/>
-    <w:bookmarkStart w:id="5" w:name="_Toc5016962" w:displacedByCustomXml="next"/>
-    <w:bookmarkStart w:id="6" w:name="_Toc23528006" w:displacedByCustomXml="next"/>
     <w:sdt>
       <w:sdtPr>
         <w:rPr>
@@ -2653,7 +2593,7 @@
         </w:p>
       </w:sdtContent>
     </w:sdt>
-    <w:bookmarkEnd w:id="3" w:displacedByCustomXml="prev"/>
+    <w:bookmarkEnd w:id="1" w:displacedByCustomXml="prev"/>
     <w:p>
       <w:pPr>
         <w:spacing w:before="0" w:after="200"/>
@@ -2678,8 +2618,8 @@
           <w:szCs w:val="32"/>
         </w:rPr>
       </w:pPr>
-      <w:bookmarkStart w:id="7" w:name="_Toc23527977"/>
-      <w:bookmarkStart w:id="8" w:name="_Toc24971660"/>
+      <w:bookmarkStart w:id="5" w:name="_Toc23527977"/>
+      <w:bookmarkStart w:id="6" w:name="_Toc24971660"/>
     </w:p>
     <w:p>
       <w:pPr>
@@ -2853,39 +2793,7 @@
                                 <w:sz w:val="16"/>
                                 <w:lang w:val="en-GB"/>
                               </w:rPr>
-                              <w:t xml:space="preserve">This report was prepared by </w:t>
-                            </w:r>
-                            <w:proofErr w:type="spellStart"/>
-                            <w:r>
-                              <w:rPr>
-                                <w:sz w:val="16"/>
-                                <w:lang w:val="en-GB"/>
-                              </w:rPr>
-                              <w:t>GOWell</w:t>
-                            </w:r>
-                            <w:proofErr w:type="spellEnd"/>
-                            <w:r>
-                              <w:rPr>
-                                <w:sz w:val="16"/>
-                                <w:lang w:val="en-GB"/>
-                              </w:rPr>
-                              <w:t xml:space="preserve"> Energy Solutions Inc. or by its affiliates or subsidiaries (“</w:t>
-                            </w:r>
-                            <w:proofErr w:type="spellStart"/>
-                            <w:r>
-                              <w:rPr>
-                                <w:sz w:val="16"/>
-                                <w:lang w:val="en-GB"/>
-                              </w:rPr>
-                              <w:t>GOWell</w:t>
-                            </w:r>
-                            <w:proofErr w:type="spellEnd"/>
-                            <w:r>
-                              <w:rPr>
-                                <w:sz w:val="16"/>
-                                <w:lang w:val="en-GB"/>
-                              </w:rPr>
-                              <w:t xml:space="preserve">”) at the request of </w:t>
+                              <w:t xml:space="preserve">This report was prepared by GOWell Energy Solutions Inc. or by its affiliates or subsidiaries (“GOWell”) at the request of </w:t>
                             </w:r>
                             <w:r>
                               <w:rPr>
@@ -2914,23 +2822,7 @@
                                 <w:sz w:val="16"/>
                                 <w:lang w:val="en-GB"/>
                               </w:rPr>
-                              <w:t xml:space="preserve">This report is </w:t>
-                            </w:r>
-                            <w:proofErr w:type="spellStart"/>
-                            <w:r>
-                              <w:rPr>
-                                <w:sz w:val="16"/>
-                                <w:lang w:val="en-GB"/>
-                              </w:rPr>
-                              <w:t>GOWell’s</w:t>
-                            </w:r>
-                            <w:proofErr w:type="spellEnd"/>
-                            <w:r>
-                              <w:rPr>
-                                <w:sz w:val="16"/>
-                                <w:lang w:val="en-GB"/>
-                              </w:rPr>
-                              <w:t xml:space="preserve"> interpretation of the information provided by You and the interpretation, analysis, recommendations, advise and conclusions contained in the report are opinions based on inferences from measurements, empirical relationships, assumptions and industry practice (the “Interpretations and/or Recommendations”), which inferences, assumptions and practices are not infallible, and with respect to which professional geologists, engineers, drilling consultants, and analysts may differ and there may be a number of possible interpretations and conclusions.</w:t>
+                              <w:t>This report is GOWell’s interpretation of the information provided by You and the interpretation, analysis, recommendations, advise and conclusions contained in the report are opinions based on inferences from measurements, empirical relationships, assumptions and industry practice (the “Interpretations and/or Recommendations”), which inferences, assumptions and practices are not infallible, and with respect to which professional geologists, engineers, drilling consultants, and analysts may differ and there may be a number of possible interpretations and conclusions.</w:t>
                             </w:r>
                           </w:p>
                           <w:p>
@@ -2945,23 +2837,7 @@
                                 <w:sz w:val="16"/>
                                 <w:lang w:val="en-CA"/>
                               </w:rPr>
-                              <w:t xml:space="preserve">Accordingly, </w:t>
-                            </w:r>
-                            <w:proofErr w:type="spellStart"/>
-                            <w:r>
-                              <w:rPr>
-                                <w:sz w:val="16"/>
-                                <w:lang w:val="en-CA"/>
-                              </w:rPr>
-                              <w:t>GOWell</w:t>
-                            </w:r>
-                            <w:proofErr w:type="spellEnd"/>
-                            <w:r>
-                              <w:rPr>
-                                <w:sz w:val="16"/>
-                                <w:lang w:val="en-CA"/>
-                              </w:rPr>
-                              <w:t xml:space="preserve"> does not warrant the accuracy, correctness, or completeness of any such Interpretations and/or Recommendations, or that Your reliance or any third party’s reliance on such Interpretations and/or Recommendations will accomplish any particular results. YOU ASSUME FULL RESPONSIBILITY FOR THE USE OF SUCH INTERPRETATIONS AND/OR RECOMMENDATIONS AND FOR ALL DECISIONS BASED THEREON (INCLUDING WITHOUT LIMITATION DECISIONS BASED ON ANY OIL AND GAS EVALUATIONS, PRODUCTION FORECASTS AND RESERVE ESTIMATES, FURNISHED BY GOWELL TO YOU HEREUNDER), AND YOU HEREBY AGREES TO RELEASE, DEFEND, INDEMNIFY AND HOLD HARMLESS GOWELL FROM ANY CLAIMS ARISING OUT OF THE USE OF SUCH INTERPRETATIONS AND/OR RECOMMENDATIONS.</w:t>
+                              <w:t>Accordingly, GOWell does not warrant the accuracy, correctness, or completeness of any such Interpretations and/or Recommendations, or that Your reliance or any third party’s reliance on such Interpretations and/or Recommendations will accomplish any particular results. YOU ASSUME FULL RESPONSIBILITY FOR THE USE OF SUCH INTERPRETATIONS AND/OR RECOMMENDATIONS AND FOR ALL DECISIONS BASED THEREON (INCLUDING WITHOUT LIMITATION DECISIONS BASED ON ANY OIL AND GAS EVALUATIONS, PRODUCTION FORECASTS AND RESERVE ESTIMATES, FURNISHED BY GOWELL TO YOU HEREUNDER), AND YOU HEREBY AGREES TO RELEASE, DEFEND, INDEMNIFY AND HOLD HARMLESS GOWELL FROM ANY CLAIMS ARISING OUT OF THE USE OF SUCH INTERPRETATIONS AND/OR RECOMMENDATIONS.</w:t>
                             </w:r>
                           </w:p>
                           <w:p>
@@ -3202,8 +3078,8 @@
             <w:pPr>
               <w:jc w:val="center"/>
             </w:pPr>
-            <w:bookmarkStart w:id="9" w:name="_Toc230535082"/>
-            <w:bookmarkStart w:id="10" w:name="_Toc230601022"/>
+            <w:bookmarkStart w:id="7" w:name="_Toc230535082"/>
+            <w:bookmarkStart w:id="8" w:name="_Toc230601022"/>
             <w:r>
               <w:rPr>
                 <w:b/>
@@ -3245,21 +3121,21 @@
           <w:color w:val="000000" w:themeColor="text1"/>
         </w:rPr>
       </w:pPr>
-      <w:bookmarkStart w:id="11" w:name="_Toc230601023"/>
-      <w:bookmarkEnd w:id="9"/>
-      <w:bookmarkEnd w:id="10"/>
-      <w:r>
-        <w:rPr>
-          <w:color w:val="000000" w:themeColor="text1"/>
-        </w:rPr>
-        <w:t>Objectives</w:t>
-      </w:r>
-      <w:bookmarkStart w:id="12" w:name="_Hlk207958117"/>
+      <w:bookmarkStart w:id="9" w:name="_Toc230601023"/>
       <w:bookmarkEnd w:id="7"/>
       <w:bookmarkEnd w:id="8"/>
-      <w:bookmarkEnd w:id="11"/>
+      <w:r>
+        <w:rPr>
+          <w:color w:val="000000" w:themeColor="text1"/>
+        </w:rPr>
+        <w:t>Objectives</w:t>
+      </w:r>
+      <w:bookmarkStart w:id="10" w:name="_Hlk207958117"/>
+      <w:bookmarkEnd w:id="5"/>
+      <w:bookmarkEnd w:id="6"/>
+      <w:bookmarkEnd w:id="9"/>
     </w:p>
-    <w:bookmarkEnd w:id="12"/>
+    <w:bookmarkEnd w:id="10"/>
     <w:p>
       <w:pPr>
         <w:numPr>
@@ -3302,7 +3178,7 @@
           <w:bCs/>
           <w:lang w:val="en-GB"/>
         </w:rPr>
-        <w:t>HRDH</w:t>
+        <w:t>{{well_name}}</w:t>
       </w:r>
       <w:r>
         <w:rPr>
@@ -3310,31 +3186,7 @@
           <w:bCs/>
           <w:lang w:val="en-GB"/>
         </w:rPr>
-        <w:t>_</w:t>
-      </w:r>
-      <w:r>
-        <w:rPr>
-          <w:b/>
-          <w:bCs/>
-          <w:lang w:val="en-GB"/>
-        </w:rPr>
-        <w:t>1702</w:t>
-      </w:r>
-      <w:r>
-        <w:rPr>
-          <w:b/>
-          <w:bCs/>
-          <w:lang w:val="en-GB"/>
-        </w:rPr>
-        <w:t>_</w:t>
-      </w:r>
-      <w:r>
-        <w:rPr>
-          <w:b/>
-          <w:bCs/>
-          <w:lang w:val="en-GB"/>
-        </w:rPr>
-        <w:t xml:space="preserve">1 </w:t>
+        <w:t xml:space="preserve"> </w:t>
       </w:r>
       <w:r>
         <w:rPr>
@@ -3501,7 +3353,6 @@
         </w:rPr>
         <w:t xml:space="preserve"> </w:t>
       </w:r>
-      <w:proofErr w:type="gramStart"/>
       <w:r>
         <w:rPr>
           <w:b/>
@@ -3510,7 +3361,7 @@
         </w:rPr>
         <w:t>strings,</w:t>
       </w:r>
-      <w:bookmarkStart w:id="13" w:name="_Hlk48542637"/>
+      <w:bookmarkStart w:id="11" w:name="_Hlk48542637"/>
       <w:r>
         <w:rPr>
           <w:b/>
@@ -3525,16 +3376,15 @@
           <w:bCs/>
           <w:lang w:val="en-GB"/>
         </w:rPr>
-        <w:t xml:space="preserve">  </w:t>
-      </w:r>
-      <w:proofErr w:type="gramEnd"/>
+        <w:t xml:space="preserve">                  </w:t>
+      </w:r>
       <w:r>
         <w:rPr>
           <w:b/>
           <w:bCs/>
           <w:lang w:val="en-GB"/>
         </w:rPr>
-        <w:t xml:space="preserve">                </w:t>
+        <w:t xml:space="preserve"> </w:t>
       </w:r>
       <w:r>
         <w:rPr>
@@ -3542,7 +3392,7 @@
           <w:bCs/>
           <w:lang w:val="en-GB"/>
         </w:rPr>
-        <w:t xml:space="preserve"> </w:t>
+        <w:t xml:space="preserve">7” liner string </w:t>
       </w:r>
       <w:r>
         <w:rPr>
@@ -3550,7 +3400,7 @@
           <w:bCs/>
           <w:lang w:val="en-GB"/>
         </w:rPr>
-        <w:t xml:space="preserve">7” liner string </w:t>
+        <w:t xml:space="preserve">and </w:t>
       </w:r>
       <w:r>
         <w:rPr>
@@ -3558,7 +3408,7 @@
           <w:bCs/>
           <w:lang w:val="en-GB"/>
         </w:rPr>
-        <w:t xml:space="preserve">and </w:t>
+        <w:t>4 1/2</w:t>
       </w:r>
       <w:r>
         <w:rPr>
@@ -3566,7 +3416,7 @@
           <w:bCs/>
           <w:lang w:val="en-GB"/>
         </w:rPr>
-        <w:t>4 1/2</w:t>
+        <w:t>”</w:t>
       </w:r>
       <w:r>
         <w:rPr>
@@ -3574,7 +3424,7 @@
           <w:bCs/>
           <w:lang w:val="en-GB"/>
         </w:rPr>
-        <w:t>”</w:t>
+        <w:t>X3 1/2"</w:t>
       </w:r>
       <w:r>
         <w:rPr>
@@ -3582,7 +3432,7 @@
           <w:bCs/>
           <w:lang w:val="en-GB"/>
         </w:rPr>
-        <w:t>X3 1/2"</w:t>
+        <w:t xml:space="preserve"> </w:t>
       </w:r>
       <w:r>
         <w:rPr>
@@ -3590,7 +3440,7 @@
           <w:bCs/>
           <w:lang w:val="en-GB"/>
         </w:rPr>
-        <w:t xml:space="preserve"> </w:t>
+        <w:t>tubing</w:t>
       </w:r>
       <w:r>
         <w:rPr>
@@ -3598,42 +3448,34 @@
           <w:bCs/>
           <w:lang w:val="en-GB"/>
         </w:rPr>
-        <w:t>tubing</w:t>
-      </w:r>
+        <w:t xml:space="preserve"> string </w:t>
+      </w:r>
+      <w:r>
+        <w:rPr>
+          <w:lang w:val="en-GB"/>
+        </w:rPr>
+        <w:t xml:space="preserve">from </w:t>
+      </w:r>
+      <w:r>
+        <w:rPr>
+          <w:lang w:val="en-GB"/>
+        </w:rPr>
+        <w:t xml:space="preserve">the </w:t>
+      </w:r>
+      <w:r>
+        <w:rPr>
+          <w:lang w:val="en-GB"/>
+        </w:rPr>
+        <w:t xml:space="preserve">specified bottom log interval at </w:t>
+      </w:r>
+      <w:bookmarkEnd w:id="11"/>
       <w:r>
         <w:rPr>
           <w:b/>
           <w:bCs/>
           <w:lang w:val="en-GB"/>
         </w:rPr>
-        <w:t xml:space="preserve"> string </w:t>
-      </w:r>
-      <w:r>
-        <w:rPr>
-          <w:lang w:val="en-GB"/>
-        </w:rPr>
-        <w:t xml:space="preserve">from </w:t>
-      </w:r>
-      <w:r>
-        <w:rPr>
-          <w:lang w:val="en-GB"/>
-        </w:rPr>
-        <w:t xml:space="preserve">the </w:t>
-      </w:r>
-      <w:r>
-        <w:rPr>
-          <w:lang w:val="en-GB"/>
-        </w:rPr>
-        <w:t xml:space="preserve">specified bottom log interval at </w:t>
-      </w:r>
-      <w:bookmarkEnd w:id="13"/>
-      <w:r>
-        <w:rPr>
-          <w:b/>
-          <w:bCs/>
-          <w:lang w:val="en-GB"/>
-        </w:rPr>
-        <w:t>7233</w:t>
+        <w:t>{{btm_depth}}</w:t>
       </w:r>
       <w:r>
         <w:rPr>
@@ -3707,15 +3549,15 @@
           <w:color w:val="000000" w:themeColor="text1"/>
         </w:rPr>
       </w:pPr>
-      <w:bookmarkStart w:id="14" w:name="_Toc230601024"/>
+      <w:bookmarkStart w:id="12" w:name="_Toc230601024"/>
       <w:r>
         <w:rPr>
           <w:color w:val="000000" w:themeColor="text1"/>
         </w:rPr>
         <w:t>Conclusions</w:t>
       </w:r>
-      <w:bookmarkStart w:id="15" w:name="_Hlk32479667"/>
-      <w:bookmarkEnd w:id="14"/>
+      <w:bookmarkStart w:id="13" w:name="_Hlk32479667"/>
+      <w:bookmarkEnd w:id="12"/>
     </w:p>
     <w:p>
       <w:pPr>
@@ -4053,7 +3895,7 @@
         </w:rPr>
         <w:t>Excellent data quality &amp; repeatability.</w:t>
       </w:r>
-      <w:bookmarkEnd w:id="15"/>
+      <w:bookmarkEnd w:id="13"/>
     </w:p>
     <w:tbl>
       <w:tblPr>
@@ -5351,7 +5193,7 @@
           <w:color w:val="auto"/>
         </w:rPr>
       </w:pPr>
-      <w:bookmarkStart w:id="16" w:name="_Toc230601025"/>
+      <w:bookmarkStart w:id="14" w:name="_Toc230601025"/>
       <w:r>
         <w:rPr>
           <w:color w:val="auto"/>
@@ -5364,7 +5206,7 @@
         </w:rPr>
         <w:t xml:space="preserve"> and Other Remarks</w:t>
       </w:r>
-      <w:bookmarkEnd w:id="16"/>
+      <w:bookmarkEnd w:id="14"/>
       <w:r>
         <w:rPr>
           <w:color w:val="auto"/>
@@ -5420,45 +5262,10 @@
           <w:bCs/>
           <w:lang w:val="en-GB"/>
         </w:rPr>
-        <w:t>HRDH</w:t>
-      </w:r>
-      <w:r>
-        <w:rPr>
-          <w:b/>
-          <w:bCs/>
-          <w:lang w:val="en-GB"/>
-        </w:rPr>
-        <w:t>_</w:t>
-      </w:r>
-      <w:r>
-        <w:rPr>
-          <w:b/>
-          <w:bCs/>
-          <w:lang w:val="en-GB"/>
-        </w:rPr>
-        <w:t>1702</w:t>
-      </w:r>
-      <w:r>
-        <w:rPr>
-          <w:b/>
-          <w:bCs/>
-          <w:lang w:val="en-GB"/>
-        </w:rPr>
-        <w:t>_</w:t>
-      </w:r>
-      <w:r>
-        <w:rPr>
-          <w:b/>
-          <w:bCs/>
-          <w:lang w:val="en-GB"/>
-        </w:rPr>
-        <w:t xml:space="preserve">1 </w:t>
-      </w:r>
-      <w:r>
-        <w:t>ARBD OIL OBSERVATION</w:t>
-      </w:r>
-      <w:r>
-        <w:t>.</w:t>
+        <w:t xml:space="preserve">{{well_name}} </w:t>
+      </w:r>
+      <w:r>
+        <w:t>{{well_type}}.</w:t>
       </w:r>
     </w:p>
     <w:p>
@@ -5473,7 +5280,7 @@
           <w:lang w:val="en-GB"/>
         </w:rPr>
       </w:pPr>
-      <w:bookmarkStart w:id="17" w:name="_Hlk36015740"/>
+      <w:bookmarkStart w:id="15" w:name="_Hlk36015740"/>
       <w:r>
         <w:rPr>
           <w:lang w:val="en-GB"/>
@@ -5498,18 +5305,12 @@
         </w:rPr>
         <w:tab/>
       </w:r>
-      <w:bookmarkEnd w:id="17"/>
+      <w:bookmarkEnd w:id="15"/>
       <w:r>
         <w:rPr>
           <w:lang w:val="en-GB"/>
         </w:rPr>
-        <w:t>07-Mar-2020</w:t>
-      </w:r>
-      <w:r>
-        <w:rPr>
-          <w:lang w:val="en-GB"/>
-        </w:rPr>
-        <w:t>.</w:t>
+        <w:t>{{orig_comp}}.</w:t>
       </w:r>
     </w:p>
     <w:p>
@@ -5540,13 +5341,7 @@
         <w:rPr>
           <w:lang w:val="en-GB"/>
         </w:rPr>
-        <w:t>07-Mar-2020 #1</w:t>
-      </w:r>
-      <w:r>
-        <w:rPr>
-          <w:lang w:val="en-GB"/>
-        </w:rPr>
-        <w:t>.</w:t>
+        <w:t>{{last_wko}}.</w:t>
       </w:r>
     </w:p>
     <w:p>
@@ -5583,7 +5378,7 @@
         <w:rPr>
           <w:lang w:val="en-GB"/>
         </w:rPr>
-        <w:t>07-Mar-2020</w:t>
+        <w:t>{{log_date}}.</w:t>
       </w:r>
     </w:p>
     <w:p>
@@ -5620,7 +5415,6 @@
           <w:lang w:val="en-GB"/>
         </w:rPr>
       </w:pPr>
-      <w:proofErr w:type="spellStart"/>
       <w:r>
         <w:rPr>
           <w:lang w:val="en-GB"/>
@@ -5633,7 +5427,6 @@
         </w:rPr>
         <w:t>less</w:t>
       </w:r>
-      <w:proofErr w:type="spellEnd"/>
       <w:r>
         <w:rPr>
           <w:lang w:val="en-GB"/>
@@ -5664,43 +5457,33 @@
         </w:rPr>
         <w:t xml:space="preserve">logged with </w:t>
       </w:r>
-      <w:proofErr w:type="spellStart"/>
       <w:r>
         <w:rPr>
           <w:lang w:val="en-GB"/>
         </w:rPr>
-        <w:t>GOWell</w:t>
-      </w:r>
-      <w:proofErr w:type="spellEnd"/>
+        <w:t xml:space="preserve">GOWell </w:t>
+      </w:r>
       <w:r>
         <w:rPr>
           <w:lang w:val="en-GB"/>
         </w:rPr>
+        <w:t>ePDT</w:t>
+      </w:r>
+      <w:r>
+        <w:rPr>
+          <w:lang w:val="en-GB"/>
+        </w:rPr>
         <w:t xml:space="preserve"> </w:t>
       </w:r>
       <w:r>
         <w:rPr>
           <w:lang w:val="en-GB"/>
         </w:rPr>
-        <w:t>ePDT</w:t>
-      </w:r>
-      <w:r>
-        <w:rPr>
-          <w:lang w:val="en-GB"/>
-        </w:rPr>
-        <w:t xml:space="preserve"> </w:t>
-      </w:r>
-      <w:r>
-        <w:rPr>
-          <w:lang w:val="en-GB"/>
-        </w:rPr>
         <w:t xml:space="preserve">tool, processed with </w:t>
       </w:r>
-      <w:proofErr w:type="spellStart"/>
       <w:r>
         <w:t>SmartLog</w:t>
       </w:r>
-      <w:proofErr w:type="spellEnd"/>
       <w:r>
         <w:t>.</w:t>
       </w:r>
@@ -5745,7 +5528,7 @@
           <w:noProof/>
         </w:rPr>
       </w:pPr>
-      <w:bookmarkStart w:id="18" w:name="_Toc230601026"/>
+      <w:bookmarkStart w:id="16" w:name="_Toc230601026"/>
       <w:r>
         <w:rPr>
           <w:noProof/>
@@ -5819,7 +5602,7 @@
         </w:rPr>
         <w:t>One Page Summary</w:t>
       </w:r>
-      <w:bookmarkEnd w:id="18"/>
+      <w:bookmarkEnd w:id="16"/>
       <w:r>
         <w:rPr>
           <w:noProof/>
@@ -5834,7 +5617,7 @@
           <w:color w:val="auto"/>
         </w:rPr>
       </w:pPr>
-      <w:bookmarkStart w:id="19" w:name="_Toc230601027"/>
+      <w:bookmarkStart w:id="17" w:name="_Toc230601027"/>
       <w:r>
         <w:rPr>
           <w:color w:val="auto"/>
@@ -5842,7 +5625,7 @@
         <w:lastRenderedPageBreak/>
         <w:t>Saudi Aramco Metal Loss Classification</w:t>
       </w:r>
-      <w:bookmarkEnd w:id="19"/>
+      <w:bookmarkEnd w:id="17"/>
       <w:r>
         <w:rPr>
           <w:color w:val="auto"/>
@@ -5945,7 +5728,7 @@
                 <w:szCs w:val="20"/>
               </w:rPr>
             </w:pPr>
-            <w:bookmarkStart w:id="20" w:name="_Hlk26266937"/>
+            <w:bookmarkStart w:id="18" w:name="_Hlk26266937"/>
             <w:r>
               <w:rPr>
                 <w:rFonts w:cs="Arial"/>
@@ -6716,7 +6499,7 @@
           </w:p>
         </w:tc>
       </w:tr>
-      <w:bookmarkEnd w:id="20"/>
+      <w:bookmarkEnd w:id="18"/>
     </w:tbl>
     <w:p>
       <w:pPr>
@@ -6797,14 +6580,14 @@
           <w:color w:val="auto"/>
         </w:rPr>
       </w:pPr>
-      <w:bookmarkStart w:id="21" w:name="_Toc230601028"/>
+      <w:bookmarkStart w:id="19" w:name="_Toc230601028"/>
       <w:r>
         <w:rPr>
           <w:color w:val="auto"/>
         </w:rPr>
         <w:t>ePDT processing workflow</w:t>
       </w:r>
-      <w:bookmarkEnd w:id="21"/>
+      <w:bookmarkEnd w:id="19"/>
     </w:p>
     <w:p>
       <w:pPr>
@@ -7078,7 +6861,7 @@
         </w:rPr>
         <w:t xml:space="preserve">Identify intervals </w:t>
       </w:r>
-      <w:bookmarkStart w:id="22" w:name="_Hlk207958404"/>
+      <w:bookmarkStart w:id="20" w:name="_Hlk207958404"/>
       <w:r>
         <w:rPr>
           <w:sz w:val="20"/>
@@ -7100,7 +6883,7 @@
         </w:rPr>
         <w:t xml:space="preserve"> may be added to elaborate on the anomalies seen).</w:t>
       </w:r>
-      <w:bookmarkEnd w:id="22"/>
+      <w:bookmarkEnd w:id="20"/>
     </w:p>
     <w:p>
       <w:pPr>
@@ -12491,7 +12274,7 @@
           <w:color w:val="auto"/>
         </w:rPr>
       </w:pPr>
-      <w:bookmarkStart w:id="23" w:name="_Toc230601029"/>
+      <w:bookmarkStart w:id="21" w:name="_Toc230601029"/>
       <w:r>
         <w:rPr>
           <w:color w:val="auto"/>
@@ -12505,8 +12288,8 @@
         </w:rPr>
         <w:t xml:space="preserve"> Joints with Highest Metal Loss</w:t>
       </w:r>
-      <w:bookmarkStart w:id="24" w:name="_Toc26179966"/>
-      <w:bookmarkEnd w:id="23"/>
+      <w:bookmarkStart w:id="22" w:name="_Toc26179966"/>
+      <w:bookmarkEnd w:id="21"/>
     </w:p>
     <w:p>
       <w:pPr>
@@ -12661,22 +12444,8 @@
                 <w:szCs w:val="20"/>
                 <w:lang w:val="en-AE" w:eastAsia="en-AE"/>
               </w:rPr>
-              <w:t>_</w:t>
-            </w:r>
-            <w:proofErr w:type="spellStart"/>
-            <w:r>
-              <w:rPr>
-                <w:rFonts w:asciiTheme="minorHAnsi" w:eastAsia="Times New Roman" w:hAnsiTheme="minorHAnsi" w:cstheme="minorHAnsi"/>
-                <w:b/>
-                <w:bCs/>
-                <w:color w:val="FFFFFF"/>
-                <w:sz w:val="20"/>
-                <w:szCs w:val="20"/>
-                <w:lang w:val="en-AE" w:eastAsia="en-AE"/>
-              </w:rPr>
-              <w:t>firstPipe</w:t>
-            </w:r>
-            <w:proofErr w:type="spellEnd"/>
+              <w:t>_firstPipe</w:t>
+            </w:r>
             <w:r>
               <w:rPr>
                 <w:rFonts w:asciiTheme="minorHAnsi" w:eastAsia="Times New Roman" w:hAnsiTheme="minorHAnsi" w:cstheme="minorHAnsi"/>
@@ -12833,29 +12602,7 @@
                 <w:szCs w:val="20"/>
                 <w:lang w:val="en-AE" w:eastAsia="en-AE"/>
               </w:rPr>
-              <w:t xml:space="preserve">Nom </w:t>
-            </w:r>
-            <w:proofErr w:type="spellStart"/>
-            <w:r>
-              <w:rPr>
-                <w:rFonts w:asciiTheme="minorHAnsi" w:eastAsia="Times New Roman" w:hAnsiTheme="minorHAnsi" w:cstheme="minorHAnsi"/>
-                <w:color w:val="FFFFFF"/>
-                <w:sz w:val="20"/>
-                <w:szCs w:val="20"/>
-                <w:lang w:val="en-AE" w:eastAsia="en-AE"/>
-              </w:rPr>
-              <w:t>Thk</w:t>
-            </w:r>
-            <w:proofErr w:type="spellEnd"/>
-            <w:r>
-              <w:rPr>
-                <w:rFonts w:asciiTheme="minorHAnsi" w:eastAsia="Times New Roman" w:hAnsiTheme="minorHAnsi" w:cstheme="minorHAnsi"/>
-                <w:color w:val="FFFFFF"/>
-                <w:sz w:val="20"/>
-                <w:szCs w:val="20"/>
-                <w:lang w:val="en-AE" w:eastAsia="en-AE"/>
-              </w:rPr>
-              <w:t xml:space="preserve"> (in)</w:t>
+              <w:t>Nom Thk (in)</w:t>
             </w:r>
           </w:p>
         </w:tc>
@@ -12892,29 +12639,7 @@
                 <w:szCs w:val="20"/>
                 <w:lang w:val="en-AE" w:eastAsia="en-AE"/>
               </w:rPr>
-              <w:t xml:space="preserve">Min </w:t>
-            </w:r>
-            <w:proofErr w:type="spellStart"/>
-            <w:r>
-              <w:rPr>
-                <w:rFonts w:asciiTheme="minorHAnsi" w:eastAsia="Times New Roman" w:hAnsiTheme="minorHAnsi" w:cstheme="minorHAnsi"/>
-                <w:color w:val="FFFFFF"/>
-                <w:sz w:val="20"/>
-                <w:szCs w:val="20"/>
-                <w:lang w:val="en-AE" w:eastAsia="en-AE"/>
-              </w:rPr>
-              <w:t>Thk</w:t>
-            </w:r>
-            <w:proofErr w:type="spellEnd"/>
-            <w:r>
-              <w:rPr>
-                <w:rFonts w:asciiTheme="minorHAnsi" w:eastAsia="Times New Roman" w:hAnsiTheme="minorHAnsi" w:cstheme="minorHAnsi"/>
-                <w:color w:val="FFFFFF"/>
-                <w:sz w:val="20"/>
-                <w:szCs w:val="20"/>
-                <w:lang w:val="en-AE" w:eastAsia="en-AE"/>
-              </w:rPr>
-              <w:t xml:space="preserve"> (in)</w:t>
+              <w:t>Min Thk (in)</w:t>
             </w:r>
           </w:p>
         </w:tc>
@@ -13572,22 +13297,8 @@
                 <w:szCs w:val="20"/>
                 <w:lang w:val="en-AE" w:eastAsia="en-AE"/>
               </w:rPr>
-              <w:t>_</w:t>
-            </w:r>
-            <w:proofErr w:type="spellStart"/>
-            <w:r>
-              <w:rPr>
-                <w:rFonts w:asciiTheme="minorHAnsi" w:eastAsia="Times New Roman" w:hAnsiTheme="minorHAnsi" w:cstheme="minorHAnsi"/>
-                <w:b/>
-                <w:bCs/>
-                <w:color w:val="FFFFFF"/>
-                <w:sz w:val="20"/>
-                <w:szCs w:val="20"/>
-                <w:lang w:val="en-AE" w:eastAsia="en-AE"/>
-              </w:rPr>
-              <w:t>secondPipe</w:t>
-            </w:r>
-            <w:proofErr w:type="spellEnd"/>
+              <w:t>_secondPipe</w:t>
+            </w:r>
             <w:r>
               <w:rPr>
                 <w:rFonts w:asciiTheme="minorHAnsi" w:eastAsia="Times New Roman" w:hAnsiTheme="minorHAnsi" w:cstheme="minorHAnsi"/>
@@ -13744,29 +13455,7 @@
                 <w:szCs w:val="20"/>
                 <w:lang w:val="en-AE" w:eastAsia="en-AE"/>
               </w:rPr>
-              <w:t xml:space="preserve">Nom </w:t>
-            </w:r>
-            <w:proofErr w:type="spellStart"/>
-            <w:r>
-              <w:rPr>
-                <w:rFonts w:asciiTheme="minorHAnsi" w:eastAsia="Times New Roman" w:hAnsiTheme="minorHAnsi" w:cstheme="minorHAnsi"/>
-                <w:color w:val="FFFFFF"/>
-                <w:sz w:val="20"/>
-                <w:szCs w:val="20"/>
-                <w:lang w:val="en-AE" w:eastAsia="en-AE"/>
-              </w:rPr>
-              <w:t>Thk</w:t>
-            </w:r>
-            <w:proofErr w:type="spellEnd"/>
-            <w:r>
-              <w:rPr>
-                <w:rFonts w:asciiTheme="minorHAnsi" w:eastAsia="Times New Roman" w:hAnsiTheme="minorHAnsi" w:cstheme="minorHAnsi"/>
-                <w:color w:val="FFFFFF"/>
-                <w:sz w:val="20"/>
-                <w:szCs w:val="20"/>
-                <w:lang w:val="en-AE" w:eastAsia="en-AE"/>
-              </w:rPr>
-              <w:t xml:space="preserve"> (in)</w:t>
+              <w:t>Nom Thk (in)</w:t>
             </w:r>
           </w:p>
         </w:tc>
@@ -13803,29 +13492,7 @@
                 <w:szCs w:val="20"/>
                 <w:lang w:val="en-AE" w:eastAsia="en-AE"/>
               </w:rPr>
-              <w:t xml:space="preserve">Min </w:t>
-            </w:r>
-            <w:proofErr w:type="spellStart"/>
-            <w:r>
-              <w:rPr>
-                <w:rFonts w:asciiTheme="minorHAnsi" w:eastAsia="Times New Roman" w:hAnsiTheme="minorHAnsi" w:cstheme="minorHAnsi"/>
-                <w:color w:val="FFFFFF"/>
-                <w:sz w:val="20"/>
-                <w:szCs w:val="20"/>
-                <w:lang w:val="en-AE" w:eastAsia="en-AE"/>
-              </w:rPr>
-              <w:t>Thk</w:t>
-            </w:r>
-            <w:proofErr w:type="spellEnd"/>
-            <w:r>
-              <w:rPr>
-                <w:rFonts w:asciiTheme="minorHAnsi" w:eastAsia="Times New Roman" w:hAnsiTheme="minorHAnsi" w:cstheme="minorHAnsi"/>
-                <w:color w:val="FFFFFF"/>
-                <w:sz w:val="20"/>
-                <w:szCs w:val="20"/>
-                <w:lang w:val="en-AE" w:eastAsia="en-AE"/>
-              </w:rPr>
-              <w:t xml:space="preserve"> (in)</w:t>
+              <w:t>Min Thk (in)</w:t>
             </w:r>
           </w:p>
         </w:tc>
@@ -14491,22 +14158,8 @@
                 <w:szCs w:val="20"/>
                 <w:lang w:val="en-AE" w:eastAsia="en-AE"/>
               </w:rPr>
-              <w:t>_</w:t>
-            </w:r>
-            <w:proofErr w:type="spellStart"/>
-            <w:r>
-              <w:rPr>
-                <w:rFonts w:asciiTheme="minorHAnsi" w:eastAsia="Times New Roman" w:hAnsiTheme="minorHAnsi" w:cstheme="minorHAnsi"/>
-                <w:b/>
-                <w:bCs/>
-                <w:color w:val="FFFFFF"/>
-                <w:sz w:val="20"/>
-                <w:szCs w:val="20"/>
-                <w:lang w:val="en-AE" w:eastAsia="en-AE"/>
-              </w:rPr>
-              <w:t>thirdPipe</w:t>
-            </w:r>
-            <w:proofErr w:type="spellEnd"/>
+              <w:t>_thirdPipe</w:t>
+            </w:r>
             <w:r>
               <w:rPr>
                 <w:rFonts w:asciiTheme="minorHAnsi" w:eastAsia="Times New Roman" w:hAnsiTheme="minorHAnsi" w:cstheme="minorHAnsi"/>
@@ -14663,29 +14316,7 @@
                 <w:szCs w:val="20"/>
                 <w:lang w:val="en-AE" w:eastAsia="en-AE"/>
               </w:rPr>
-              <w:t xml:space="preserve">Nom </w:t>
-            </w:r>
-            <w:proofErr w:type="spellStart"/>
-            <w:r>
-              <w:rPr>
-                <w:rFonts w:asciiTheme="minorHAnsi" w:eastAsia="Times New Roman" w:hAnsiTheme="minorHAnsi" w:cstheme="minorHAnsi"/>
-                <w:color w:val="FFFFFF"/>
-                <w:sz w:val="20"/>
-                <w:szCs w:val="20"/>
-                <w:lang w:val="en-AE" w:eastAsia="en-AE"/>
-              </w:rPr>
-              <w:t>Thk</w:t>
-            </w:r>
-            <w:proofErr w:type="spellEnd"/>
-            <w:r>
-              <w:rPr>
-                <w:rFonts w:asciiTheme="minorHAnsi" w:eastAsia="Times New Roman" w:hAnsiTheme="minorHAnsi" w:cstheme="minorHAnsi"/>
-                <w:color w:val="FFFFFF"/>
-                <w:sz w:val="20"/>
-                <w:szCs w:val="20"/>
-                <w:lang w:val="en-AE" w:eastAsia="en-AE"/>
-              </w:rPr>
-              <w:t xml:space="preserve"> (in)</w:t>
+              <w:t>Nom Thk (in)</w:t>
             </w:r>
           </w:p>
         </w:tc>
@@ -14722,29 +14353,7 @@
                 <w:szCs w:val="20"/>
                 <w:lang w:val="en-AE" w:eastAsia="en-AE"/>
               </w:rPr>
-              <w:t xml:space="preserve">Min </w:t>
-            </w:r>
-            <w:proofErr w:type="spellStart"/>
-            <w:r>
-              <w:rPr>
-                <w:rFonts w:asciiTheme="minorHAnsi" w:eastAsia="Times New Roman" w:hAnsiTheme="minorHAnsi" w:cstheme="minorHAnsi"/>
-                <w:color w:val="FFFFFF"/>
-                <w:sz w:val="20"/>
-                <w:szCs w:val="20"/>
-                <w:lang w:val="en-AE" w:eastAsia="en-AE"/>
-              </w:rPr>
-              <w:t>Thk</w:t>
-            </w:r>
-            <w:proofErr w:type="spellEnd"/>
-            <w:r>
-              <w:rPr>
-                <w:rFonts w:asciiTheme="minorHAnsi" w:eastAsia="Times New Roman" w:hAnsiTheme="minorHAnsi" w:cstheme="minorHAnsi"/>
-                <w:color w:val="FFFFFF"/>
-                <w:sz w:val="20"/>
-                <w:szCs w:val="20"/>
-                <w:lang w:val="en-AE" w:eastAsia="en-AE"/>
-              </w:rPr>
-              <w:t xml:space="preserve"> (in)</w:t>
+              <w:t>Min Thk (in)</w:t>
             </w:r>
           </w:p>
         </w:tc>
@@ -15426,22 +15035,8 @@
                 <w:szCs w:val="20"/>
                 <w:lang w:val="en-AE" w:eastAsia="en-AE"/>
               </w:rPr>
-              <w:t>_</w:t>
-            </w:r>
-            <w:proofErr w:type="spellStart"/>
-            <w:r>
-              <w:rPr>
-                <w:rFonts w:asciiTheme="minorHAnsi" w:eastAsia="Times New Roman" w:hAnsiTheme="minorHAnsi" w:cstheme="minorHAnsi"/>
-                <w:b/>
-                <w:bCs/>
-                <w:color w:val="FFFFFF"/>
-                <w:sz w:val="20"/>
-                <w:szCs w:val="20"/>
-                <w:lang w:val="en-AE" w:eastAsia="en-AE"/>
-              </w:rPr>
-              <w:t>fourthPipe</w:t>
-            </w:r>
-            <w:proofErr w:type="spellEnd"/>
+              <w:t>_fourthPipe</w:t>
+            </w:r>
             <w:r>
               <w:rPr>
                 <w:rFonts w:asciiTheme="minorHAnsi" w:eastAsia="Times New Roman" w:hAnsiTheme="minorHAnsi" w:cstheme="minorHAnsi"/>
@@ -15598,29 +15193,7 @@
                 <w:szCs w:val="20"/>
                 <w:lang w:val="en-AE" w:eastAsia="en-AE"/>
               </w:rPr>
-              <w:t xml:space="preserve">Nom </w:t>
-            </w:r>
-            <w:proofErr w:type="spellStart"/>
-            <w:r>
-              <w:rPr>
-                <w:rFonts w:asciiTheme="minorHAnsi" w:eastAsia="Times New Roman" w:hAnsiTheme="minorHAnsi" w:cstheme="minorHAnsi"/>
-                <w:color w:val="FFFFFF"/>
-                <w:sz w:val="20"/>
-                <w:szCs w:val="20"/>
-                <w:lang w:val="en-AE" w:eastAsia="en-AE"/>
-              </w:rPr>
-              <w:t>Thk</w:t>
-            </w:r>
-            <w:proofErr w:type="spellEnd"/>
-            <w:r>
-              <w:rPr>
-                <w:rFonts w:asciiTheme="minorHAnsi" w:eastAsia="Times New Roman" w:hAnsiTheme="minorHAnsi" w:cstheme="minorHAnsi"/>
-                <w:color w:val="FFFFFF"/>
-                <w:sz w:val="20"/>
-                <w:szCs w:val="20"/>
-                <w:lang w:val="en-AE" w:eastAsia="en-AE"/>
-              </w:rPr>
-              <w:t xml:space="preserve"> (in)</w:t>
+              <w:t>Nom Thk (in)</w:t>
             </w:r>
           </w:p>
         </w:tc>
@@ -15657,29 +15230,7 @@
                 <w:szCs w:val="20"/>
                 <w:lang w:val="en-AE" w:eastAsia="en-AE"/>
               </w:rPr>
-              <w:t xml:space="preserve">Min </w:t>
-            </w:r>
-            <w:proofErr w:type="spellStart"/>
-            <w:r>
-              <w:rPr>
-                <w:rFonts w:asciiTheme="minorHAnsi" w:eastAsia="Times New Roman" w:hAnsiTheme="minorHAnsi" w:cstheme="minorHAnsi"/>
-                <w:color w:val="FFFFFF"/>
-                <w:sz w:val="20"/>
-                <w:szCs w:val="20"/>
-                <w:lang w:val="en-AE" w:eastAsia="en-AE"/>
-              </w:rPr>
-              <w:t>Thk</w:t>
-            </w:r>
-            <w:proofErr w:type="spellEnd"/>
-            <w:r>
-              <w:rPr>
-                <w:rFonts w:asciiTheme="minorHAnsi" w:eastAsia="Times New Roman" w:hAnsiTheme="minorHAnsi" w:cstheme="minorHAnsi"/>
-                <w:color w:val="FFFFFF"/>
-                <w:sz w:val="20"/>
-                <w:szCs w:val="20"/>
-                <w:lang w:val="en-AE" w:eastAsia="en-AE"/>
-              </w:rPr>
-              <w:t xml:space="preserve"> (in)</w:t>
+              <w:t>Min Thk (in)</w:t>
             </w:r>
           </w:p>
         </w:tc>
@@ -16337,22 +15888,8 @@
                 <w:szCs w:val="20"/>
                 <w:lang w:val="en-AE" w:eastAsia="en-AE"/>
               </w:rPr>
-              <w:t>_</w:t>
-            </w:r>
-            <w:proofErr w:type="spellStart"/>
-            <w:r>
-              <w:rPr>
-                <w:rFonts w:asciiTheme="minorHAnsi" w:eastAsia="Times New Roman" w:hAnsiTheme="minorHAnsi" w:cstheme="minorHAnsi"/>
-                <w:b/>
-                <w:bCs/>
-                <w:color w:val="FFFFFF"/>
-                <w:sz w:val="20"/>
-                <w:szCs w:val="20"/>
-                <w:lang w:val="en-AE" w:eastAsia="en-AE"/>
-              </w:rPr>
-              <w:t>fifthPipe</w:t>
-            </w:r>
-            <w:proofErr w:type="spellEnd"/>
+              <w:t>_fifthPipe</w:t>
+            </w:r>
             <w:r>
               <w:rPr>
                 <w:rFonts w:asciiTheme="minorHAnsi" w:eastAsia="Times New Roman" w:hAnsiTheme="minorHAnsi" w:cstheme="minorHAnsi"/>
@@ -16509,29 +16046,7 @@
                 <w:szCs w:val="20"/>
                 <w:lang w:val="en-AE" w:eastAsia="en-AE"/>
               </w:rPr>
-              <w:t xml:space="preserve">Nom </w:t>
-            </w:r>
-            <w:proofErr w:type="spellStart"/>
-            <w:r>
-              <w:rPr>
-                <w:rFonts w:asciiTheme="minorHAnsi" w:eastAsia="Times New Roman" w:hAnsiTheme="minorHAnsi" w:cstheme="minorHAnsi"/>
-                <w:color w:val="FFFFFF"/>
-                <w:sz w:val="20"/>
-                <w:szCs w:val="20"/>
-                <w:lang w:val="en-AE" w:eastAsia="en-AE"/>
-              </w:rPr>
-              <w:t>Thk</w:t>
-            </w:r>
-            <w:proofErr w:type="spellEnd"/>
-            <w:r>
-              <w:rPr>
-                <w:rFonts w:asciiTheme="minorHAnsi" w:eastAsia="Times New Roman" w:hAnsiTheme="minorHAnsi" w:cstheme="minorHAnsi"/>
-                <w:color w:val="FFFFFF"/>
-                <w:sz w:val="20"/>
-                <w:szCs w:val="20"/>
-                <w:lang w:val="en-AE" w:eastAsia="en-AE"/>
-              </w:rPr>
-              <w:t xml:space="preserve"> (in)</w:t>
+              <w:t>Nom Thk (in)</w:t>
             </w:r>
           </w:p>
         </w:tc>
@@ -16568,29 +16083,7 @@
                 <w:szCs w:val="20"/>
                 <w:lang w:val="en-AE" w:eastAsia="en-AE"/>
               </w:rPr>
-              <w:t xml:space="preserve">Min </w:t>
-            </w:r>
-            <w:proofErr w:type="spellStart"/>
-            <w:r>
-              <w:rPr>
-                <w:rFonts w:asciiTheme="minorHAnsi" w:eastAsia="Times New Roman" w:hAnsiTheme="minorHAnsi" w:cstheme="minorHAnsi"/>
-                <w:color w:val="FFFFFF"/>
-                <w:sz w:val="20"/>
-                <w:szCs w:val="20"/>
-                <w:lang w:val="en-AE" w:eastAsia="en-AE"/>
-              </w:rPr>
-              <w:t>Thk</w:t>
-            </w:r>
-            <w:proofErr w:type="spellEnd"/>
-            <w:r>
-              <w:rPr>
-                <w:rFonts w:asciiTheme="minorHAnsi" w:eastAsia="Times New Roman" w:hAnsiTheme="minorHAnsi" w:cstheme="minorHAnsi"/>
-                <w:color w:val="FFFFFF"/>
-                <w:sz w:val="20"/>
-                <w:szCs w:val="20"/>
-                <w:lang w:val="en-AE" w:eastAsia="en-AE"/>
-              </w:rPr>
-              <w:t xml:space="preserve"> (in)</w:t>
+              <w:t>Min Thk (in)</w:t>
             </w:r>
           </w:p>
         </w:tc>
@@ -17200,22 +16693,8 @@
                 <w:szCs w:val="20"/>
                 <w:lang w:val="en-AE" w:eastAsia="en-AE"/>
               </w:rPr>
-              <w:t>_</w:t>
-            </w:r>
-            <w:proofErr w:type="spellStart"/>
-            <w:r>
-              <w:rPr>
-                <w:rFonts w:asciiTheme="minorHAnsi" w:eastAsia="Times New Roman" w:hAnsiTheme="minorHAnsi" w:cstheme="minorHAnsi"/>
-                <w:b/>
-                <w:bCs/>
-                <w:color w:val="FFFFFF"/>
-                <w:sz w:val="20"/>
-                <w:szCs w:val="20"/>
-                <w:lang w:val="en-AE" w:eastAsia="en-AE"/>
-              </w:rPr>
-              <w:t>sixthPipe</w:t>
-            </w:r>
-            <w:proofErr w:type="spellEnd"/>
+              <w:t>_sixthPipe</w:t>
+            </w:r>
             <w:r>
               <w:rPr>
                 <w:rFonts w:asciiTheme="minorHAnsi" w:eastAsia="Times New Roman" w:hAnsiTheme="minorHAnsi" w:cstheme="minorHAnsi"/>
@@ -17372,29 +16851,7 @@
                 <w:szCs w:val="20"/>
                 <w:lang w:val="en-AE" w:eastAsia="en-AE"/>
               </w:rPr>
-              <w:t xml:space="preserve">Nom </w:t>
-            </w:r>
-            <w:proofErr w:type="spellStart"/>
-            <w:r>
-              <w:rPr>
-                <w:rFonts w:asciiTheme="minorHAnsi" w:eastAsia="Times New Roman" w:hAnsiTheme="minorHAnsi" w:cstheme="minorHAnsi"/>
-                <w:color w:val="FFFFFF"/>
-                <w:sz w:val="20"/>
-                <w:szCs w:val="20"/>
-                <w:lang w:val="en-AE" w:eastAsia="en-AE"/>
-              </w:rPr>
-              <w:t>Thk</w:t>
-            </w:r>
-            <w:proofErr w:type="spellEnd"/>
-            <w:r>
-              <w:rPr>
-                <w:rFonts w:asciiTheme="minorHAnsi" w:eastAsia="Times New Roman" w:hAnsiTheme="minorHAnsi" w:cstheme="minorHAnsi"/>
-                <w:color w:val="FFFFFF"/>
-                <w:sz w:val="20"/>
-                <w:szCs w:val="20"/>
-                <w:lang w:val="en-AE" w:eastAsia="en-AE"/>
-              </w:rPr>
-              <w:t xml:space="preserve"> (in)</w:t>
+              <w:t>Nom Thk (in)</w:t>
             </w:r>
           </w:p>
         </w:tc>
@@ -17431,29 +16888,7 @@
                 <w:szCs w:val="20"/>
                 <w:lang w:val="en-AE" w:eastAsia="en-AE"/>
               </w:rPr>
-              <w:t xml:space="preserve">Min </w:t>
-            </w:r>
-            <w:proofErr w:type="spellStart"/>
-            <w:r>
-              <w:rPr>
-                <w:rFonts w:asciiTheme="minorHAnsi" w:eastAsia="Times New Roman" w:hAnsiTheme="minorHAnsi" w:cstheme="minorHAnsi"/>
-                <w:color w:val="FFFFFF"/>
-                <w:sz w:val="20"/>
-                <w:szCs w:val="20"/>
-                <w:lang w:val="en-AE" w:eastAsia="en-AE"/>
-              </w:rPr>
-              <w:t>Thk</w:t>
-            </w:r>
-            <w:proofErr w:type="spellEnd"/>
-            <w:r>
-              <w:rPr>
-                <w:rFonts w:asciiTheme="minorHAnsi" w:eastAsia="Times New Roman" w:hAnsiTheme="minorHAnsi" w:cstheme="minorHAnsi"/>
-                <w:color w:val="FFFFFF"/>
-                <w:sz w:val="20"/>
-                <w:szCs w:val="20"/>
-                <w:lang w:val="en-AE" w:eastAsia="en-AE"/>
-              </w:rPr>
-              <w:t xml:space="preserve"> (in)</w:t>
+              <w:t>Min Thk (in)</w:t>
             </w:r>
           </w:p>
         </w:tc>
@@ -17978,8 +17413,8 @@
           <w:color w:val="auto"/>
         </w:rPr>
       </w:pPr>
-      <w:bookmarkStart w:id="25" w:name="_Toc230601030"/>
-      <w:bookmarkEnd w:id="24"/>
+      <w:bookmarkStart w:id="23" w:name="_Toc230601030"/>
+      <w:bookmarkEnd w:id="22"/>
       <w:r>
         <w:rPr>
           <w:color w:val="auto"/>
@@ -18005,14 +17440,14 @@
         </w:rPr>
         <w:t>Display</w:t>
       </w:r>
-      <w:bookmarkEnd w:id="25"/>
+      <w:bookmarkEnd w:id="23"/>
       <w:r>
         <w:rPr>
           <w:color w:val="auto"/>
         </w:rPr>
         <w:t xml:space="preserve"> </w:t>
       </w:r>
-      <w:bookmarkStart w:id="26" w:name="_Hlk35944342"/>
+      <w:bookmarkStart w:id="24" w:name="_Hlk35944342"/>
     </w:p>
     <w:tbl>
       <w:tblPr>
@@ -18778,8 +18213,8 @@
         </w:rPr>
         <w:t xml:space="preserve"> - Raw Data</w:t>
       </w:r>
-      <w:bookmarkStart w:id="27" w:name="_Hlk48378957"/>
-      <w:bookmarkEnd w:id="26"/>
+      <w:bookmarkStart w:id="25" w:name="_Hlk48378957"/>
+      <w:bookmarkEnd w:id="24"/>
       <w:r>
         <w:rPr>
           <w:color w:val="auto"/>
@@ -18794,7 +18229,7 @@
           <w:color w:val="auto"/>
         </w:rPr>
       </w:pPr>
-      <w:bookmarkStart w:id="28" w:name="_Toc230601031"/>
+      <w:bookmarkStart w:id="26" w:name="_Toc230601031"/>
       <w:r>
         <w:rPr>
           <w:color w:val="auto"/>
@@ -18814,15 +18249,15 @@
         </w:rPr>
         <w:t>Display</w:t>
       </w:r>
-      <w:bookmarkEnd w:id="28"/>
+      <w:bookmarkEnd w:id="26"/>
       <w:r>
         <w:rPr>
           <w:color w:val="auto"/>
         </w:rPr>
         <w:t xml:space="preserve"> </w:t>
       </w:r>
-      <w:bookmarkStart w:id="29" w:name="_Hlk35944407"/>
-      <w:bookmarkEnd w:id="27"/>
+      <w:bookmarkStart w:id="27" w:name="_Hlk35944407"/>
+      <w:bookmarkEnd w:id="25"/>
     </w:p>
     <w:tbl>
       <w:tblPr>
@@ -18945,7 +18380,7 @@
         </w:rPr>
         <w:t xml:space="preserve"> Evaluation Results</w:t>
       </w:r>
-      <w:bookmarkEnd w:id="29"/>
+      <w:bookmarkEnd w:id="27"/>
     </w:p>
     <w:p>
       <w:pPr>
@@ -18954,14 +18389,14 @@
           <w:color w:val="auto"/>
         </w:rPr>
       </w:pPr>
-      <w:bookmarkStart w:id="30" w:name="_Toc230601032"/>
+      <w:bookmarkStart w:id="28" w:name="_Toc230601032"/>
       <w:r>
         <w:rPr>
           <w:color w:val="auto"/>
         </w:rPr>
         <w:t>Temperature Data and GR Log Display</w:t>
       </w:r>
-      <w:bookmarkEnd w:id="30"/>
+      <w:bookmarkEnd w:id="28"/>
     </w:p>
     <w:tbl>
       <w:tblPr>
@@ -18997,15 +18432,7 @@
               <w:jc w:val="center"/>
             </w:pPr>
             <w:r>
-              <w:t>{{</w:t>
-            </w:r>
-            <w:proofErr w:type="spellStart"/>
-            <w:r>
-              <w:t>tempgr</w:t>
-            </w:r>
-            <w:proofErr w:type="spellEnd"/>
-            <w:r>
-              <w:t>}}</w:t>
+              <w:t>{{tempgr}}</w:t>
             </w:r>
           </w:p>
         </w:tc>
@@ -19045,7 +18472,7 @@
           <w:color w:val="auto"/>
         </w:rPr>
       </w:pPr>
-      <w:bookmarkStart w:id="31" w:name="_Toc230601033"/>
+      <w:bookmarkStart w:id="29" w:name="_Toc230601033"/>
       <w:r>
         <w:rPr>
           <w:color w:val="auto"/>
@@ -19058,7 +18485,7 @@
         </w:rPr>
         <w:t xml:space="preserve"> and Hotspots</w:t>
       </w:r>
-      <w:bookmarkEnd w:id="31"/>
+      <w:bookmarkEnd w:id="29"/>
     </w:p>
     <w:tbl>
       <w:tblPr>
@@ -19094,15 +18521,7 @@
               <w:jc w:val="center"/>
             </w:pPr>
             <w:r>
-              <w:t>{{</w:t>
-            </w:r>
-            <w:proofErr w:type="spellStart"/>
-            <w:r>
-              <w:t>wh</w:t>
-            </w:r>
-            <w:proofErr w:type="spellEnd"/>
-            <w:r>
-              <w:t>}}</w:t>
+              <w:t>{{wh}}</w:t>
             </w:r>
           </w:p>
         </w:tc>
@@ -19451,29 +18870,7 @@
           <w:sz w:val="20"/>
           <w:szCs w:val="20"/>
         </w:rPr>
-        <w:t>{{</w:t>
-      </w:r>
-      <w:proofErr w:type="spellStart"/>
-      <w:r>
-        <w:rPr>
-          <w:rFonts w:asciiTheme="minorHAnsi" w:hAnsiTheme="minorHAnsi" w:cstheme="minorHAnsi"/>
-          <w:i/>
-          <w:iCs/>
-          <w:sz w:val="20"/>
-          <w:szCs w:val="20"/>
-        </w:rPr>
-        <w:t>damage_block_start</w:t>
-      </w:r>
-      <w:proofErr w:type="spellEnd"/>
-      <w:r>
-        <w:rPr>
-          <w:rFonts w:asciiTheme="minorHAnsi" w:hAnsiTheme="minorHAnsi" w:cstheme="minorHAnsi"/>
-          <w:i/>
-          <w:iCs/>
-          <w:sz w:val="20"/>
-          <w:szCs w:val="20"/>
-        </w:rPr>
-        <w:t>}}</w:t>
+        <w:t>{{damage_block_start}}</w:t>
       </w:r>
     </w:p>
     <w:tbl>
@@ -20584,10 +19981,13 @@
           <w:sz w:val="20"/>
           <w:szCs w:val="20"/>
         </w:rPr>
-        <w:t>{{</w:t>
-      </w:r>
-      <w:proofErr w:type="spellStart"/>
-      <w:r>
+        <w:t>{{damage_block_end}}</w:t>
+      </w:r>
+    </w:p>
+    <w:p>
+      <w:pPr>
+        <w:spacing w:before="0" w:after="200"/>
+        <w:jc w:val="center"/>
         <w:rPr>
           <w:rFonts w:asciiTheme="minorHAnsi" w:hAnsiTheme="minorHAnsi" w:cstheme="minorHAnsi"/>
           <w:i/>
@@ -20595,9 +19995,7 @@
           <w:sz w:val="20"/>
           <w:szCs w:val="20"/>
         </w:rPr>
-        <w:t>damage_block_end</w:t>
-      </w:r>
-      <w:proofErr w:type="spellEnd"/>
+      </w:pPr>
       <w:r>
         <w:rPr>
           <w:rFonts w:asciiTheme="minorHAnsi" w:hAnsiTheme="minorHAnsi" w:cstheme="minorHAnsi"/>
@@ -20606,29 +20004,6 @@
           <w:sz w:val="20"/>
           <w:szCs w:val="20"/>
         </w:rPr>
-        <w:t>}}</w:t>
-      </w:r>
-    </w:p>
-    <w:p>
-      <w:pPr>
-        <w:spacing w:before="0" w:after="200"/>
-        <w:jc w:val="center"/>
-        <w:rPr>
-          <w:rFonts w:asciiTheme="minorHAnsi" w:hAnsiTheme="minorHAnsi" w:cstheme="minorHAnsi"/>
-          <w:i/>
-          <w:iCs/>
-          <w:sz w:val="20"/>
-          <w:szCs w:val="20"/>
-        </w:rPr>
-      </w:pPr>
-      <w:r>
-        <w:rPr>
-          <w:rFonts w:asciiTheme="minorHAnsi" w:hAnsiTheme="minorHAnsi" w:cstheme="minorHAnsi"/>
-          <w:i/>
-          <w:iCs/>
-          <w:sz w:val="20"/>
-          <w:szCs w:val="20"/>
-        </w:rPr>
         <w:br w:type="page"/>
       </w:r>
     </w:p>
@@ -20639,7 +20014,7 @@
           <w:color w:val="auto"/>
         </w:rPr>
       </w:pPr>
-      <w:bookmarkStart w:id="32" w:name="_Toc230601034"/>
+      <w:bookmarkStart w:id="30" w:name="_Toc230601034"/>
       <w:r>
         <w:rPr>
           <w:color w:val="auto"/>
@@ -20647,8 +20022,8 @@
         <w:lastRenderedPageBreak/>
         <w:t>Tabulated Joints Metal Loss</w:t>
       </w:r>
-      <w:bookmarkStart w:id="33" w:name="_Toc26179971"/>
-      <w:bookmarkEnd w:id="32"/>
+      <w:bookmarkStart w:id="31" w:name="_Toc26179971"/>
+      <w:bookmarkEnd w:id="30"/>
     </w:p>
     <w:p>
       <w:pPr>
@@ -20795,9 +20170,8 @@
                 <w:szCs w:val="20"/>
                 <w:lang w:val="en-AE" w:eastAsia="en-AE"/>
               </w:rPr>
-              <w:t>{{</w:t>
-            </w:r>
-            <w:proofErr w:type="spellStart"/>
+              <w:t>{{joints_</w:t>
+            </w:r>
             <w:r>
               <w:rPr>
                 <w:rFonts w:asciiTheme="minorHAnsi" w:eastAsia="Times New Roman" w:hAnsiTheme="minorHAnsi" w:cstheme="minorHAnsi"/>
@@ -20806,19 +20180,8 @@
                 <w:szCs w:val="20"/>
                 <w:lang w:val="en-AE" w:eastAsia="en-AE"/>
               </w:rPr>
-              <w:t>joints_</w:t>
-            </w:r>
-            <w:r>
-              <w:rPr>
-                <w:rFonts w:asciiTheme="minorHAnsi" w:eastAsia="Times New Roman" w:hAnsiTheme="minorHAnsi" w:cstheme="minorHAnsi"/>
-                <w:color w:val="FFFFFF"/>
-                <w:sz w:val="20"/>
-                <w:szCs w:val="20"/>
-                <w:lang w:val="en-AE" w:eastAsia="en-AE"/>
-              </w:rPr>
               <w:t>firstPipe</w:t>
             </w:r>
-            <w:proofErr w:type="spellEnd"/>
             <w:r>
               <w:rPr>
                 <w:rFonts w:asciiTheme="minorHAnsi" w:eastAsia="Times New Roman" w:hAnsiTheme="minorHAnsi" w:cstheme="minorHAnsi"/>
@@ -20975,29 +20338,7 @@
                 <w:szCs w:val="20"/>
                 <w:lang w:val="en-AE" w:eastAsia="en-AE"/>
               </w:rPr>
-              <w:t xml:space="preserve">Nom </w:t>
-            </w:r>
-            <w:proofErr w:type="spellStart"/>
-            <w:r>
-              <w:rPr>
-                <w:rFonts w:asciiTheme="minorHAnsi" w:eastAsia="Times New Roman" w:hAnsiTheme="minorHAnsi" w:cstheme="minorHAnsi"/>
-                <w:color w:val="FFFFFF"/>
-                <w:sz w:val="20"/>
-                <w:szCs w:val="20"/>
-                <w:lang w:val="en-AE" w:eastAsia="en-AE"/>
-              </w:rPr>
-              <w:t>Thk</w:t>
-            </w:r>
-            <w:proofErr w:type="spellEnd"/>
-            <w:r>
-              <w:rPr>
-                <w:rFonts w:asciiTheme="minorHAnsi" w:eastAsia="Times New Roman" w:hAnsiTheme="minorHAnsi" w:cstheme="minorHAnsi"/>
-                <w:color w:val="FFFFFF"/>
-                <w:sz w:val="20"/>
-                <w:szCs w:val="20"/>
-                <w:lang w:val="en-AE" w:eastAsia="en-AE"/>
-              </w:rPr>
-              <w:t xml:space="preserve"> (in)</w:t>
+              <w:t>Nom Thk (in)</w:t>
             </w:r>
           </w:p>
         </w:tc>
@@ -21034,29 +20375,7 @@
                 <w:szCs w:val="20"/>
                 <w:lang w:val="en-AE" w:eastAsia="en-AE"/>
               </w:rPr>
-              <w:t xml:space="preserve">Min </w:t>
-            </w:r>
-            <w:proofErr w:type="spellStart"/>
-            <w:r>
-              <w:rPr>
-                <w:rFonts w:asciiTheme="minorHAnsi" w:eastAsia="Times New Roman" w:hAnsiTheme="minorHAnsi" w:cstheme="minorHAnsi"/>
-                <w:color w:val="FFFFFF"/>
-                <w:sz w:val="20"/>
-                <w:szCs w:val="20"/>
-                <w:lang w:val="en-AE" w:eastAsia="en-AE"/>
-              </w:rPr>
-              <w:t>Thk</w:t>
-            </w:r>
-            <w:proofErr w:type="spellEnd"/>
-            <w:r>
-              <w:rPr>
-                <w:rFonts w:asciiTheme="minorHAnsi" w:eastAsia="Times New Roman" w:hAnsiTheme="minorHAnsi" w:cstheme="minorHAnsi"/>
-                <w:color w:val="FFFFFF"/>
-                <w:sz w:val="20"/>
-                <w:szCs w:val="20"/>
-                <w:lang w:val="en-AE" w:eastAsia="en-AE"/>
-              </w:rPr>
-              <w:t xml:space="preserve"> (in)</w:t>
+              <w:t>Min Thk (in)</w:t>
             </w:r>
           </w:p>
         </w:tc>
@@ -21696,29 +21015,7 @@
                 <w:szCs w:val="20"/>
                 <w:lang w:val="en-AE" w:eastAsia="en-AE"/>
               </w:rPr>
-              <w:t>{{</w:t>
-            </w:r>
-            <w:proofErr w:type="spellStart"/>
-            <w:r>
-              <w:rPr>
-                <w:rFonts w:asciiTheme="minorHAnsi" w:eastAsia="Times New Roman" w:hAnsiTheme="minorHAnsi" w:cstheme="minorHAnsi"/>
-                <w:color w:val="FFFFFF"/>
-                <w:sz w:val="20"/>
-                <w:szCs w:val="20"/>
-                <w:lang w:val="en-AE" w:eastAsia="en-AE"/>
-              </w:rPr>
-              <w:t>joints_secondPipe</w:t>
-            </w:r>
-            <w:proofErr w:type="spellEnd"/>
-            <w:r>
-              <w:rPr>
-                <w:rFonts w:asciiTheme="minorHAnsi" w:eastAsia="Times New Roman" w:hAnsiTheme="minorHAnsi" w:cstheme="minorHAnsi"/>
-                <w:color w:val="FFFFFF"/>
-                <w:sz w:val="20"/>
-                <w:szCs w:val="20"/>
-                <w:lang w:val="en-AE" w:eastAsia="en-AE"/>
-              </w:rPr>
-              <w:t>}}</w:t>
+              <w:t>{{joints_secondPipe}}</w:t>
             </w:r>
           </w:p>
         </w:tc>
@@ -21866,29 +21163,7 @@
                 <w:szCs w:val="20"/>
                 <w:lang w:val="en-AE" w:eastAsia="en-AE"/>
               </w:rPr>
-              <w:t xml:space="preserve">Nom </w:t>
-            </w:r>
-            <w:proofErr w:type="spellStart"/>
-            <w:r>
-              <w:rPr>
-                <w:rFonts w:asciiTheme="minorHAnsi" w:eastAsia="Times New Roman" w:hAnsiTheme="minorHAnsi" w:cstheme="minorHAnsi"/>
-                <w:color w:val="FFFFFF"/>
-                <w:sz w:val="20"/>
-                <w:szCs w:val="20"/>
-                <w:lang w:val="en-AE" w:eastAsia="en-AE"/>
-              </w:rPr>
-              <w:t>Thk</w:t>
-            </w:r>
-            <w:proofErr w:type="spellEnd"/>
-            <w:r>
-              <w:rPr>
-                <w:rFonts w:asciiTheme="minorHAnsi" w:eastAsia="Times New Roman" w:hAnsiTheme="minorHAnsi" w:cstheme="minorHAnsi"/>
-                <w:color w:val="FFFFFF"/>
-                <w:sz w:val="20"/>
-                <w:szCs w:val="20"/>
-                <w:lang w:val="en-AE" w:eastAsia="en-AE"/>
-              </w:rPr>
-              <w:t xml:space="preserve"> (in)</w:t>
+              <w:t>Nom Thk (in)</w:t>
             </w:r>
           </w:p>
         </w:tc>
@@ -21925,29 +21200,7 @@
                 <w:szCs w:val="20"/>
                 <w:lang w:val="en-AE" w:eastAsia="en-AE"/>
               </w:rPr>
-              <w:t xml:space="preserve">Min </w:t>
-            </w:r>
-            <w:proofErr w:type="spellStart"/>
-            <w:r>
-              <w:rPr>
-                <w:rFonts w:asciiTheme="minorHAnsi" w:eastAsia="Times New Roman" w:hAnsiTheme="minorHAnsi" w:cstheme="minorHAnsi"/>
-                <w:color w:val="FFFFFF"/>
-                <w:sz w:val="20"/>
-                <w:szCs w:val="20"/>
-                <w:lang w:val="en-AE" w:eastAsia="en-AE"/>
-              </w:rPr>
-              <w:t>Thk</w:t>
-            </w:r>
-            <w:proofErr w:type="spellEnd"/>
-            <w:r>
-              <w:rPr>
-                <w:rFonts w:asciiTheme="minorHAnsi" w:eastAsia="Times New Roman" w:hAnsiTheme="minorHAnsi" w:cstheme="minorHAnsi"/>
-                <w:color w:val="FFFFFF"/>
-                <w:sz w:val="20"/>
-                <w:szCs w:val="20"/>
-                <w:lang w:val="en-AE" w:eastAsia="en-AE"/>
-              </w:rPr>
-              <w:t xml:space="preserve"> (in)</w:t>
+              <w:t>Min Thk (in)</w:t>
             </w:r>
           </w:p>
         </w:tc>
@@ -22607,29 +21860,7 @@
                 <w:szCs w:val="20"/>
                 <w:lang w:val="en-AE" w:eastAsia="en-AE"/>
               </w:rPr>
-              <w:t>{{</w:t>
-            </w:r>
-            <w:proofErr w:type="spellStart"/>
-            <w:r>
-              <w:rPr>
-                <w:rFonts w:asciiTheme="minorHAnsi" w:eastAsia="Times New Roman" w:hAnsiTheme="minorHAnsi" w:cstheme="minorHAnsi"/>
-                <w:color w:val="FFFFFF"/>
-                <w:sz w:val="20"/>
-                <w:szCs w:val="20"/>
-                <w:lang w:val="en-AE" w:eastAsia="en-AE"/>
-              </w:rPr>
-              <w:t>joints_thirdPipe</w:t>
-            </w:r>
-            <w:proofErr w:type="spellEnd"/>
-            <w:r>
-              <w:rPr>
-                <w:rFonts w:asciiTheme="minorHAnsi" w:eastAsia="Times New Roman" w:hAnsiTheme="minorHAnsi" w:cstheme="minorHAnsi"/>
-                <w:color w:val="FFFFFF"/>
-                <w:sz w:val="20"/>
-                <w:szCs w:val="20"/>
-                <w:lang w:val="en-AE" w:eastAsia="en-AE"/>
-              </w:rPr>
-              <w:t>}}</w:t>
+              <w:t>{{joints_thirdPipe}}</w:t>
             </w:r>
           </w:p>
         </w:tc>
@@ -22777,29 +22008,7 @@
                 <w:szCs w:val="20"/>
                 <w:lang w:val="en-AE" w:eastAsia="en-AE"/>
               </w:rPr>
-              <w:t xml:space="preserve">Nom </w:t>
-            </w:r>
-            <w:proofErr w:type="spellStart"/>
-            <w:r>
-              <w:rPr>
-                <w:rFonts w:asciiTheme="minorHAnsi" w:eastAsia="Times New Roman" w:hAnsiTheme="minorHAnsi" w:cstheme="minorHAnsi"/>
-                <w:color w:val="FFFFFF"/>
-                <w:sz w:val="20"/>
-                <w:szCs w:val="20"/>
-                <w:lang w:val="en-AE" w:eastAsia="en-AE"/>
-              </w:rPr>
-              <w:t>Thk</w:t>
-            </w:r>
-            <w:proofErr w:type="spellEnd"/>
-            <w:r>
-              <w:rPr>
-                <w:rFonts w:asciiTheme="minorHAnsi" w:eastAsia="Times New Roman" w:hAnsiTheme="minorHAnsi" w:cstheme="minorHAnsi"/>
-                <w:color w:val="FFFFFF"/>
-                <w:sz w:val="20"/>
-                <w:szCs w:val="20"/>
-                <w:lang w:val="en-AE" w:eastAsia="en-AE"/>
-              </w:rPr>
-              <w:t xml:space="preserve"> (in)</w:t>
+              <w:t>Nom Thk (in)</w:t>
             </w:r>
           </w:p>
         </w:tc>
@@ -22836,29 +22045,7 @@
                 <w:szCs w:val="20"/>
                 <w:lang w:val="en-AE" w:eastAsia="en-AE"/>
               </w:rPr>
-              <w:t xml:space="preserve">Min </w:t>
-            </w:r>
-            <w:proofErr w:type="spellStart"/>
-            <w:r>
-              <w:rPr>
-                <w:rFonts w:asciiTheme="minorHAnsi" w:eastAsia="Times New Roman" w:hAnsiTheme="minorHAnsi" w:cstheme="minorHAnsi"/>
-                <w:color w:val="FFFFFF"/>
-                <w:sz w:val="20"/>
-                <w:szCs w:val="20"/>
-                <w:lang w:val="en-AE" w:eastAsia="en-AE"/>
-              </w:rPr>
-              <w:t>Thk</w:t>
-            </w:r>
-            <w:proofErr w:type="spellEnd"/>
-            <w:r>
-              <w:rPr>
-                <w:rFonts w:asciiTheme="minorHAnsi" w:eastAsia="Times New Roman" w:hAnsiTheme="minorHAnsi" w:cstheme="minorHAnsi"/>
-                <w:color w:val="FFFFFF"/>
-                <w:sz w:val="20"/>
-                <w:szCs w:val="20"/>
-                <w:lang w:val="en-AE" w:eastAsia="en-AE"/>
-              </w:rPr>
-              <w:t xml:space="preserve"> (in)</w:t>
+              <w:t>Min Thk (in)</w:t>
             </w:r>
           </w:p>
         </w:tc>
@@ -23538,29 +22725,7 @@
                 <w:szCs w:val="20"/>
                 <w:lang w:val="en-AE" w:eastAsia="en-AE"/>
               </w:rPr>
-              <w:t>{{</w:t>
-            </w:r>
-            <w:proofErr w:type="spellStart"/>
-            <w:r>
-              <w:rPr>
-                <w:rFonts w:asciiTheme="minorHAnsi" w:eastAsia="Times New Roman" w:hAnsiTheme="minorHAnsi" w:cstheme="minorHAnsi"/>
-                <w:color w:val="FFFFFF"/>
-                <w:sz w:val="20"/>
-                <w:szCs w:val="20"/>
-                <w:lang w:val="en-AE" w:eastAsia="en-AE"/>
-              </w:rPr>
-              <w:t>joints_fourthPipe</w:t>
-            </w:r>
-            <w:proofErr w:type="spellEnd"/>
-            <w:r>
-              <w:rPr>
-                <w:rFonts w:asciiTheme="minorHAnsi" w:eastAsia="Times New Roman" w:hAnsiTheme="minorHAnsi" w:cstheme="minorHAnsi"/>
-                <w:color w:val="FFFFFF"/>
-                <w:sz w:val="20"/>
-                <w:szCs w:val="20"/>
-                <w:lang w:val="en-AE" w:eastAsia="en-AE"/>
-              </w:rPr>
-              <w:t>}}</w:t>
+              <w:t>{{joints_fourthPipe}}</w:t>
             </w:r>
           </w:p>
         </w:tc>
@@ -23708,29 +22873,7 @@
                 <w:szCs w:val="20"/>
                 <w:lang w:val="en-AE" w:eastAsia="en-AE"/>
               </w:rPr>
-              <w:t xml:space="preserve">Nom </w:t>
-            </w:r>
-            <w:proofErr w:type="spellStart"/>
-            <w:r>
-              <w:rPr>
-                <w:rFonts w:asciiTheme="minorHAnsi" w:eastAsia="Times New Roman" w:hAnsiTheme="minorHAnsi" w:cstheme="minorHAnsi"/>
-                <w:color w:val="FFFFFF"/>
-                <w:sz w:val="20"/>
-                <w:szCs w:val="20"/>
-                <w:lang w:val="en-AE" w:eastAsia="en-AE"/>
-              </w:rPr>
-              <w:t>Thk</w:t>
-            </w:r>
-            <w:proofErr w:type="spellEnd"/>
-            <w:r>
-              <w:rPr>
-                <w:rFonts w:asciiTheme="minorHAnsi" w:eastAsia="Times New Roman" w:hAnsiTheme="minorHAnsi" w:cstheme="minorHAnsi"/>
-                <w:color w:val="FFFFFF"/>
-                <w:sz w:val="20"/>
-                <w:szCs w:val="20"/>
-                <w:lang w:val="en-AE" w:eastAsia="en-AE"/>
-              </w:rPr>
-              <w:t xml:space="preserve"> (in)</w:t>
+              <w:t>Nom Thk (in)</w:t>
             </w:r>
           </w:p>
         </w:tc>
@@ -23767,29 +22910,7 @@
                 <w:szCs w:val="20"/>
                 <w:lang w:val="en-AE" w:eastAsia="en-AE"/>
               </w:rPr>
-              <w:t xml:space="preserve">Min </w:t>
-            </w:r>
-            <w:proofErr w:type="spellStart"/>
-            <w:r>
-              <w:rPr>
-                <w:rFonts w:asciiTheme="minorHAnsi" w:eastAsia="Times New Roman" w:hAnsiTheme="minorHAnsi" w:cstheme="minorHAnsi"/>
-                <w:color w:val="FFFFFF"/>
-                <w:sz w:val="20"/>
-                <w:szCs w:val="20"/>
-                <w:lang w:val="en-AE" w:eastAsia="en-AE"/>
-              </w:rPr>
-              <w:t>Thk</w:t>
-            </w:r>
-            <w:proofErr w:type="spellEnd"/>
-            <w:r>
-              <w:rPr>
-                <w:rFonts w:asciiTheme="minorHAnsi" w:eastAsia="Times New Roman" w:hAnsiTheme="minorHAnsi" w:cstheme="minorHAnsi"/>
-                <w:color w:val="FFFFFF"/>
-                <w:sz w:val="20"/>
-                <w:szCs w:val="20"/>
-                <w:lang w:val="en-AE" w:eastAsia="en-AE"/>
-              </w:rPr>
-              <w:t xml:space="preserve"> (in)</w:t>
+              <w:t>Min Thk (in)</w:t>
             </w:r>
           </w:p>
         </w:tc>
@@ -24300,7 +23421,7 @@
           </w:p>
         </w:tc>
       </w:tr>
-      <w:bookmarkEnd w:id="33"/>
+      <w:bookmarkEnd w:id="31"/>
     </w:tbl>
     <w:p>
       <w:pPr>
@@ -24480,29 +23601,7 @@
                 <w:szCs w:val="20"/>
                 <w:lang w:val="en-AE" w:eastAsia="en-AE"/>
               </w:rPr>
-              <w:t>{{</w:t>
-            </w:r>
-            <w:proofErr w:type="spellStart"/>
-            <w:r>
-              <w:rPr>
-                <w:rFonts w:asciiTheme="minorHAnsi" w:eastAsia="Times New Roman" w:hAnsiTheme="minorHAnsi" w:cstheme="minorHAnsi"/>
-                <w:color w:val="FFFFFF"/>
-                <w:sz w:val="20"/>
-                <w:szCs w:val="20"/>
-                <w:lang w:val="en-AE" w:eastAsia="en-AE"/>
-              </w:rPr>
-              <w:t>joints_fifthPipe</w:t>
-            </w:r>
-            <w:proofErr w:type="spellEnd"/>
-            <w:r>
-              <w:rPr>
-                <w:rFonts w:asciiTheme="minorHAnsi" w:eastAsia="Times New Roman" w:hAnsiTheme="minorHAnsi" w:cstheme="minorHAnsi"/>
-                <w:color w:val="FFFFFF"/>
-                <w:sz w:val="20"/>
-                <w:szCs w:val="20"/>
-                <w:lang w:val="en-AE" w:eastAsia="en-AE"/>
-              </w:rPr>
-              <w:t>}}</w:t>
+              <w:t>{{joints_fifthPipe}}</w:t>
             </w:r>
           </w:p>
         </w:tc>
@@ -24650,29 +23749,7 @@
                 <w:szCs w:val="20"/>
                 <w:lang w:val="en-AE" w:eastAsia="en-AE"/>
               </w:rPr>
-              <w:t xml:space="preserve">Nom </w:t>
-            </w:r>
-            <w:proofErr w:type="spellStart"/>
-            <w:r>
-              <w:rPr>
-                <w:rFonts w:asciiTheme="minorHAnsi" w:eastAsia="Times New Roman" w:hAnsiTheme="minorHAnsi" w:cstheme="minorHAnsi"/>
-                <w:color w:val="FFFFFF"/>
-                <w:sz w:val="20"/>
-                <w:szCs w:val="20"/>
-                <w:lang w:val="en-AE" w:eastAsia="en-AE"/>
-              </w:rPr>
-              <w:t>Thk</w:t>
-            </w:r>
-            <w:proofErr w:type="spellEnd"/>
-            <w:r>
-              <w:rPr>
-                <w:rFonts w:asciiTheme="minorHAnsi" w:eastAsia="Times New Roman" w:hAnsiTheme="minorHAnsi" w:cstheme="minorHAnsi"/>
-                <w:color w:val="FFFFFF"/>
-                <w:sz w:val="20"/>
-                <w:szCs w:val="20"/>
-                <w:lang w:val="en-AE" w:eastAsia="en-AE"/>
-              </w:rPr>
-              <w:t xml:space="preserve"> (in)</w:t>
+              <w:t>Nom Thk (in)</w:t>
             </w:r>
           </w:p>
         </w:tc>
@@ -24709,29 +23786,7 @@
                 <w:szCs w:val="20"/>
                 <w:lang w:val="en-AE" w:eastAsia="en-AE"/>
               </w:rPr>
-              <w:t xml:space="preserve">Min </w:t>
-            </w:r>
-            <w:proofErr w:type="spellStart"/>
-            <w:r>
-              <w:rPr>
-                <w:rFonts w:asciiTheme="minorHAnsi" w:eastAsia="Times New Roman" w:hAnsiTheme="minorHAnsi" w:cstheme="minorHAnsi"/>
-                <w:color w:val="FFFFFF"/>
-                <w:sz w:val="20"/>
-                <w:szCs w:val="20"/>
-                <w:lang w:val="en-AE" w:eastAsia="en-AE"/>
-              </w:rPr>
-              <w:t>Thk</w:t>
-            </w:r>
-            <w:proofErr w:type="spellEnd"/>
-            <w:r>
-              <w:rPr>
-                <w:rFonts w:asciiTheme="minorHAnsi" w:eastAsia="Times New Roman" w:hAnsiTheme="minorHAnsi" w:cstheme="minorHAnsi"/>
-                <w:color w:val="FFFFFF"/>
-                <w:sz w:val="20"/>
-                <w:szCs w:val="20"/>
-                <w:lang w:val="en-AE" w:eastAsia="en-AE"/>
-              </w:rPr>
-              <w:t xml:space="preserve"> (in)</w:t>
+              <w:t>Min Thk (in)</w:t>
             </w:r>
           </w:p>
         </w:tc>
@@ -25309,29 +24364,7 @@
                 <w:szCs w:val="20"/>
                 <w:lang w:val="en-AE" w:eastAsia="en-AE"/>
               </w:rPr>
-              <w:t>{{</w:t>
-            </w:r>
-            <w:proofErr w:type="spellStart"/>
-            <w:r>
-              <w:rPr>
-                <w:rFonts w:asciiTheme="minorHAnsi" w:eastAsia="Times New Roman" w:hAnsiTheme="minorHAnsi" w:cstheme="minorHAnsi"/>
-                <w:color w:val="FFFFFF"/>
-                <w:sz w:val="20"/>
-                <w:szCs w:val="20"/>
-                <w:lang w:val="en-AE" w:eastAsia="en-AE"/>
-              </w:rPr>
-              <w:t>joints_sixthPipe</w:t>
-            </w:r>
-            <w:proofErr w:type="spellEnd"/>
-            <w:r>
-              <w:rPr>
-                <w:rFonts w:asciiTheme="minorHAnsi" w:eastAsia="Times New Roman" w:hAnsiTheme="minorHAnsi" w:cstheme="minorHAnsi"/>
-                <w:color w:val="FFFFFF"/>
-                <w:sz w:val="20"/>
-                <w:szCs w:val="20"/>
-                <w:lang w:val="en-AE" w:eastAsia="en-AE"/>
-              </w:rPr>
-              <w:t>}}</w:t>
+              <w:t>{{joints_sixthPipe}}</w:t>
             </w:r>
           </w:p>
         </w:tc>
@@ -25479,29 +24512,7 @@
                 <w:szCs w:val="20"/>
                 <w:lang w:val="en-AE" w:eastAsia="en-AE"/>
               </w:rPr>
-              <w:t xml:space="preserve">Nom </w:t>
-            </w:r>
-            <w:proofErr w:type="spellStart"/>
-            <w:r>
-              <w:rPr>
-                <w:rFonts w:asciiTheme="minorHAnsi" w:eastAsia="Times New Roman" w:hAnsiTheme="minorHAnsi" w:cstheme="minorHAnsi"/>
-                <w:color w:val="FFFFFF"/>
-                <w:sz w:val="20"/>
-                <w:szCs w:val="20"/>
-                <w:lang w:val="en-AE" w:eastAsia="en-AE"/>
-              </w:rPr>
-              <w:t>Thk</w:t>
-            </w:r>
-            <w:proofErr w:type="spellEnd"/>
-            <w:r>
-              <w:rPr>
-                <w:rFonts w:asciiTheme="minorHAnsi" w:eastAsia="Times New Roman" w:hAnsiTheme="minorHAnsi" w:cstheme="minorHAnsi"/>
-                <w:color w:val="FFFFFF"/>
-                <w:sz w:val="20"/>
-                <w:szCs w:val="20"/>
-                <w:lang w:val="en-AE" w:eastAsia="en-AE"/>
-              </w:rPr>
-              <w:t xml:space="preserve"> (in)</w:t>
+              <w:t>Nom Thk (in)</w:t>
             </w:r>
           </w:p>
         </w:tc>
@@ -25538,29 +24549,7 @@
                 <w:szCs w:val="20"/>
                 <w:lang w:val="en-AE" w:eastAsia="en-AE"/>
               </w:rPr>
-              <w:t xml:space="preserve">Min </w:t>
-            </w:r>
-            <w:proofErr w:type="spellStart"/>
-            <w:r>
-              <w:rPr>
-                <w:rFonts w:asciiTheme="minorHAnsi" w:eastAsia="Times New Roman" w:hAnsiTheme="minorHAnsi" w:cstheme="minorHAnsi"/>
-                <w:color w:val="FFFFFF"/>
-                <w:sz w:val="20"/>
-                <w:szCs w:val="20"/>
-                <w:lang w:val="en-AE" w:eastAsia="en-AE"/>
-              </w:rPr>
-              <w:t>Thk</w:t>
-            </w:r>
-            <w:proofErr w:type="spellEnd"/>
-            <w:r>
-              <w:rPr>
-                <w:rFonts w:asciiTheme="minorHAnsi" w:eastAsia="Times New Roman" w:hAnsiTheme="minorHAnsi" w:cstheme="minorHAnsi"/>
-                <w:color w:val="FFFFFF"/>
-                <w:sz w:val="20"/>
-                <w:szCs w:val="20"/>
-                <w:lang w:val="en-AE" w:eastAsia="en-AE"/>
-              </w:rPr>
-              <w:t xml:space="preserve"> (in)</w:t>
+              <w:t>Min Thk (in)</w:t>
             </w:r>
           </w:p>
         </w:tc>
@@ -26108,8 +25097,8 @@
           <w:color w:val="auto"/>
         </w:rPr>
       </w:pPr>
-      <w:bookmarkStart w:id="34" w:name="_Toc109846278"/>
-      <w:bookmarkStart w:id="35" w:name="_Toc230601035"/>
+      <w:bookmarkStart w:id="32" w:name="_Toc109846278"/>
+      <w:bookmarkStart w:id="33" w:name="_Toc230601035"/>
       <w:r>
         <w:rPr>
           <w:noProof/>
@@ -26274,9 +25263,9 @@
         </w:rPr>
         <w:t>Metal Loss Pie Chart Summary</w:t>
       </w:r>
-      <w:bookmarkStart w:id="36" w:name="_Toc26181282"/>
-      <w:bookmarkEnd w:id="34"/>
-      <w:bookmarkEnd w:id="35"/>
+      <w:bookmarkStart w:id="34" w:name="_Toc26181282"/>
+      <w:bookmarkEnd w:id="32"/>
+      <w:bookmarkEnd w:id="33"/>
     </w:p>
     <w:p>
       <w:pPr>
@@ -26674,7 +25663,7 @@
         </w:rPr>
         <w:t xml:space="preserve"> - Metal Loss Pie Chart Summary</w:t>
       </w:r>
-      <w:bookmarkEnd w:id="36"/>
+      <w:bookmarkEnd w:id="34"/>
     </w:p>
     <w:p>
       <w:pPr>
@@ -26710,7 +25699,7 @@
           <w:color w:val="auto"/>
         </w:rPr>
       </w:pPr>
-      <w:bookmarkStart w:id="37" w:name="_Toc230601036"/>
+      <w:bookmarkStart w:id="35" w:name="_Toc230601036"/>
       <w:r>
         <w:rPr>
           <w:color w:val="auto"/>
@@ -26718,7 +25707,7 @@
         <w:lastRenderedPageBreak/>
         <w:t>Quality Control</w:t>
       </w:r>
-      <w:bookmarkEnd w:id="37"/>
+      <w:bookmarkEnd w:id="35"/>
     </w:p>
     <w:p>
       <w:pPr>
@@ -26747,7 +25736,7 @@
           <w:lang w:eastAsia="zh-CN"/>
         </w:rPr>
       </w:pPr>
-      <w:bookmarkStart w:id="38" w:name="OLE_LINK15"/>
+      <w:bookmarkStart w:id="36" w:name="OLE_LINK15"/>
       <w:r>
         <w:rPr>
           <w:rFonts w:asciiTheme="minorBidi" w:hAnsiTheme="minorBidi"/>
@@ -26915,7 +25904,7 @@
         <w:t>.</w:t>
       </w:r>
     </w:p>
-    <w:bookmarkEnd w:id="38"/>
+    <w:bookmarkEnd w:id="36"/>
     <w:p>
       <w:pPr>
         <w:pStyle w:val="ListParagraph"/>
@@ -27536,7 +26525,7 @@
         </w:rPr>
         <w:lastRenderedPageBreak/>
         <w:drawing>
-          <wp:anchor distT="0" distB="0" distL="114300" distR="114300" simplePos="0" relativeHeight="251649536" behindDoc="0" locked="0" layoutInCell="1" allowOverlap="1" wp14:anchorId="084BCEFC" wp14:editId="61CFA594">
+          <wp:anchor distT="0" distB="0" distL="114300" distR="114300" simplePos="0" relativeHeight="251649536" behindDoc="0" locked="0" layoutInCell="1" allowOverlap="1" wp14:anchorId="084BCEFC" wp14:editId="24E26456">
             <wp:simplePos x="0" y="0"/>
             <wp:positionH relativeFrom="column">
               <wp:posOffset>255270</wp:posOffset>
@@ -27626,23 +26615,7 @@
           <w:b/>
           <w:bCs/>
         </w:rPr>
-        <w:t xml:space="preserve">Quality control guidelines across the main pass </w:t>
-      </w:r>
-      <w:proofErr w:type="gramStart"/>
-      <w:r>
-        <w:rPr>
-          <w:b/>
-          <w:bCs/>
-        </w:rPr>
-        <w:t>is</w:t>
-      </w:r>
-      <w:proofErr w:type="gramEnd"/>
-      <w:r>
-        <w:rPr>
-          <w:b/>
-          <w:bCs/>
-        </w:rPr>
-        <w:t xml:space="preserve"> shown in the figure below. </w:t>
+        <w:t xml:space="preserve">Quality control guidelines across the main pass is shown in the figure below. </w:t>
       </w:r>
     </w:p>
     <w:p>
@@ -27693,9 +26666,9 @@
           <w:color w:val="auto"/>
         </w:rPr>
       </w:pPr>
-      <w:bookmarkStart w:id="39" w:name="_Toc230601037"/>
-      <w:bookmarkStart w:id="40" w:name="_Toc22679771"/>
-      <w:bookmarkStart w:id="41" w:name="_Toc23528007"/>
+      <w:bookmarkStart w:id="37" w:name="_Toc230601037"/>
+      <w:bookmarkStart w:id="38" w:name="_Toc22679771"/>
+      <w:bookmarkStart w:id="39" w:name="_Toc23528007"/>
       <w:r>
         <w:rPr>
           <w:color w:val="auto"/>
@@ -27703,9 +26676,9 @@
         <w:lastRenderedPageBreak/>
         <w:t>Well Completion Diagram</w:t>
       </w:r>
-      <w:bookmarkStart w:id="42" w:name="_Toc26181286"/>
-      <w:bookmarkStart w:id="43" w:name="_Hlk136060395"/>
-      <w:bookmarkEnd w:id="39"/>
+      <w:bookmarkStart w:id="40" w:name="_Toc26181286"/>
+      <w:bookmarkStart w:id="41" w:name="_Hlk136060395"/>
+      <w:bookmarkEnd w:id="37"/>
     </w:p>
     <w:tbl>
       <w:tblPr>
@@ -27778,13 +26751,13 @@
         </w:rPr>
         <w:t xml:space="preserve"> - Well Cross Section Plot</w:t>
       </w:r>
-      <w:bookmarkEnd w:id="6"/>
-      <w:bookmarkEnd w:id="5"/>
       <w:bookmarkEnd w:id="4"/>
+      <w:bookmarkEnd w:id="3"/>
+      <w:bookmarkEnd w:id="2"/>
+      <w:bookmarkEnd w:id="38"/>
+      <w:bookmarkEnd w:id="39"/>
       <w:bookmarkEnd w:id="40"/>
       <w:bookmarkEnd w:id="41"/>
-      <w:bookmarkEnd w:id="42"/>
-      <w:bookmarkEnd w:id="43"/>
     </w:p>
     <w:p/>
     <w:p>
@@ -27794,7 +26767,7 @@
           <w:color w:val="auto"/>
         </w:rPr>
       </w:pPr>
-      <w:bookmarkStart w:id="44" w:name="_Toc230601038"/>
+      <w:bookmarkStart w:id="42" w:name="_Toc230601038"/>
       <w:r>
         <w:rPr>
           <w:color w:val="auto"/>
@@ -27807,7 +26780,7 @@
         </w:rPr>
         <w:t xml:space="preserve"> Diagram</w:t>
       </w:r>
-      <w:bookmarkEnd w:id="44"/>
+      <w:bookmarkEnd w:id="42"/>
     </w:p>
     <w:tbl>
       <w:tblPr>
@@ -27843,15 +26816,7 @@
               <w:jc w:val="center"/>
             </w:pPr>
             <w:r>
-              <w:t>{{</w:t>
-            </w:r>
-            <w:proofErr w:type="spellStart"/>
-            <w:r>
-              <w:t>ts</w:t>
-            </w:r>
-            <w:proofErr w:type="spellEnd"/>
-            <w:r>
-              <w:t>}}</w:t>
+              <w:t>{{ts}}</w:t>
             </w:r>
           </w:p>
         </w:tc>
@@ -28214,7 +27179,7 @@
               <w:szCs w:val="20"/>
             </w:rPr>
           </w:pPr>
-          <w:bookmarkStart w:id="2" w:name="_Hlk26340721"/>
+          <w:bookmarkStart w:id="0" w:name="_Hlk26340721"/>
         </w:p>
       </w:tc>
     </w:tr>
@@ -28239,7 +27204,7 @@
         </w:p>
       </w:tc>
     </w:tr>
-    <w:bookmarkEnd w:id="2"/>
+    <w:bookmarkEnd w:id="0"/>
   </w:tbl>
   <w:p>
     <w:pPr>
@@ -28620,7 +27585,7 @@
         <w:sz w:val="20"/>
         <w:szCs w:val="20"/>
       </w:rPr>
-      <w:t>HRDH_1702_1</w:t>
+      <w:t>{{well_name}}</w:t>
     </w:r>
   </w:p>
   <w:p>
@@ -28698,35 +27663,7 @@
         <w:sz w:val="20"/>
         <w:szCs w:val="20"/>
       </w:rPr>
-      <w:t>15</w:t>
-    </w:r>
-    <w:r>
-      <w:rPr>
-        <w:sz w:val="20"/>
-        <w:szCs w:val="20"/>
-      </w:rPr>
-      <w:t>-</w:t>
-    </w:r>
-    <w:r>
-      <w:rPr>
-        <w:sz w:val="20"/>
-        <w:szCs w:val="20"/>
-      </w:rPr>
-      <w:t>May</w:t>
-    </w:r>
-    <w:r>
-      <w:rPr>
-        <w:sz w:val="20"/>
-        <w:szCs w:val="20"/>
-      </w:rPr>
-      <w:t>-202</w:t>
-    </w:r>
-    <w:r>
-      <w:rPr>
-        <w:sz w:val="20"/>
-        <w:szCs w:val="20"/>
-      </w:rPr>
-      <w:t>6</w:t>
+      <w:t>{{log_date}}</w:t>
     </w:r>
   </w:p>
 </w:hdr>
@@ -31561,6 +30498,7 @@
   <w:style w:type="character" w:default="1" w:styleId="DefaultParagraphFont">
     <w:name w:val="Default Paragraph Font"/>
     <w:uiPriority w:val="1"/>
+    <w:semiHidden/>
     <w:unhideWhenUsed/>
   </w:style>
   <w:style w:type="table" w:default="1" w:styleId="TableNormal">
@@ -35774,6 +34712,10 @@
 </file>
 
 <file path=customXml/item1.xml><?xml version="1.0" encoding="utf-8"?>
+<b:Sources xmlns:b="http://schemas.openxmlformats.org/officeDocument/2006/bibliography" xmlns="http://schemas.openxmlformats.org/officeDocument/2006/bibliography" SelectedStyle="\APASixthEditionOfficeOnline.xsl" StyleName="APA" Version="6"/>
+</file>
+
+<file path=customXml/item2.xml><?xml version="1.0" encoding="utf-8"?>
 <?mso-contentType ?>
 <FormTemplates xmlns="http://schemas.microsoft.com/sharepoint/v3/contenttype/forms">
   <Display>DocumentLibraryForm</Display>
@@ -35782,17 +34724,7 @@
 </FormTemplates>
 </file>
 
-<file path=customXml/item2.xml><?xml version="1.0" encoding="utf-8"?>
-<b:Sources xmlns:b="http://schemas.openxmlformats.org/officeDocument/2006/bibliography" xmlns="http://schemas.openxmlformats.org/officeDocument/2006/bibliography" SelectedStyle="\APASixthEditionOfficeOnline.xsl" StyleName="APA" Version="6"/>
-</file>
-
 <file path=customXml/item3.xml><?xml version="1.0" encoding="utf-8"?>
-<p:properties xmlns:p="http://schemas.microsoft.com/office/2006/metadata/properties" xmlns:xsi="http://www.w3.org/2001/XMLSchema-instance" xmlns:pc="http://schemas.microsoft.com/office/infopath/2007/PartnerControls">
-  <documentManagement/>
-</p:properties>
-</file>
-
-<file path=customXml/item4.xml><?xml version="1.0" encoding="utf-8"?>
 <ct:contentTypeSchema xmlns:ct="http://schemas.microsoft.com/office/2006/metadata/contentType" xmlns:ma="http://schemas.microsoft.com/office/2006/metadata/properties/metaAttributes" ct:_="" ma:_="" ma:contentTypeName="Document" ma:contentTypeID="0x0101007BECBE631466E146A5A60A7FBFAB5446" ma:contentTypeVersion="8" ma:contentTypeDescription="Create a new document." ma:contentTypeScope="" ma:versionID="0f5e4eafd5d92c80c155f2206804de7f">
   <xsd:schema xmlns:xsd="http://www.w3.org/2001/XMLSchema" xmlns:xs="http://www.w3.org/2001/XMLSchema" xmlns:p="http://schemas.microsoft.com/office/2006/metadata/properties" xmlns:ns2="eb10c264-7177-4f90-96c4-984f47b9cc69" targetNamespace="http://schemas.microsoft.com/office/2006/metadata/properties" ma:root="true" ma:fieldsID="244178858aeb020dd8df612c45093a22" ns2:_="">
     <xsd:import namespace="eb10c264-7177-4f90-96c4-984f47b9cc69"/>
@@ -35964,7 +34896,21 @@
 </ct:contentTypeSchema>
 </file>
 
+<file path=customXml/item4.xml><?xml version="1.0" encoding="utf-8"?>
+<p:properties xmlns:p="http://schemas.microsoft.com/office/2006/metadata/properties" xmlns:xsi="http://www.w3.org/2001/XMLSchema-instance" xmlns:pc="http://schemas.microsoft.com/office/infopath/2007/PartnerControls">
+  <documentManagement/>
+</p:properties>
+</file>
+
 <file path=customXml/itemProps1.xml><?xml version="1.0" encoding="utf-8"?>
+<ds:datastoreItem xmlns:ds="http://schemas.openxmlformats.org/officeDocument/2006/customXml" ds:itemID="{2F984F2C-3394-4807-BB5C-769B95DB81F6}">
+  <ds:schemaRefs>
+    <ds:schemaRef ds:uri="http://schemas.openxmlformats.org/officeDocument/2006/bibliography"/>
+  </ds:schemaRefs>
+</ds:datastoreItem>
+</file>
+
+<file path=customXml/itemProps2.xml><?xml version="1.0" encoding="utf-8"?>
 <ds:datastoreItem xmlns:ds="http://schemas.openxmlformats.org/officeDocument/2006/customXml" ds:itemID="{79696F61-4EFA-4208-9DA2-098D4828C9DB}">
   <ds:schemaRefs>
     <ds:schemaRef ds:uri="http://schemas.microsoft.com/sharepoint/v3/contenttype/forms"/>
@@ -35972,24 +34918,7 @@
 </ds:datastoreItem>
 </file>
 
-<file path=customXml/itemProps2.xml><?xml version="1.0" encoding="utf-8"?>
-<ds:datastoreItem xmlns:ds="http://schemas.openxmlformats.org/officeDocument/2006/customXml" ds:itemID="{2F984F2C-3394-4807-BB5C-769B95DB81F6}">
-  <ds:schemaRefs>
-    <ds:schemaRef ds:uri="http://schemas.openxmlformats.org/officeDocument/2006/bibliography"/>
-  </ds:schemaRefs>
-</ds:datastoreItem>
-</file>
-
 <file path=customXml/itemProps3.xml><?xml version="1.0" encoding="utf-8"?>
-<ds:datastoreItem xmlns:ds="http://schemas.openxmlformats.org/officeDocument/2006/customXml" ds:itemID="{74A46DB4-35AB-4E89-AE84-AAE4879E018C}">
-  <ds:schemaRefs>
-    <ds:schemaRef ds:uri="http://schemas.microsoft.com/office/2006/metadata/properties"/>
-    <ds:schemaRef ds:uri="http://schemas.microsoft.com/office/infopath/2007/PartnerControls"/>
-  </ds:schemaRefs>
-</ds:datastoreItem>
-</file>
-
-<file path=customXml/itemProps4.xml><?xml version="1.0" encoding="utf-8"?>
 <ds:datastoreItem xmlns:ds="http://schemas.openxmlformats.org/officeDocument/2006/customXml" ds:itemID="{2E26228A-8175-49C1-B0E8-F5B0407DC3F6}">
   <ds:schemaRefs>
     <ds:schemaRef ds:uri="http://schemas.microsoft.com/office/2006/metadata/contentType"/>
@@ -36005,4 +34934,13 @@
     <ds:schemaRef ds:uri="http://schemas.microsoft.com/internal/obd"/>
   </ds:schemaRefs>
 </ds:datastoreItem>
+</file>
+
+<file path=customXml/itemProps4.xml><?xml version="1.0" encoding="utf-8"?>
+<ds:datastoreItem xmlns:ds="http://schemas.openxmlformats.org/officeDocument/2006/customXml" ds:itemID="{74A46DB4-35AB-4E89-AE84-AAE4879E018C}">
+  <ds:schemaRefs>
+    <ds:schemaRef ds:uri="http://schemas.microsoft.com/office/2006/metadata/properties"/>
+    <ds:schemaRef ds:uri="http://schemas.microsoft.com/office/infopath/2007/PartnerControls"/>
+  </ds:schemaRefs>
+</ds:datastoreItem>
 </file>
--- a/well_tools_1/webapp/data/templates/sample_5_4p5X3p5-7-9-13-18.docx
+++ b/well_tools_1/webapp/data/templates/sample_5_4p5X3p5-7-9-13-18.docx
@@ -268,7 +268,32 @@
                                           <w:sz w:val="28"/>
                                           <w:szCs w:val="28"/>
                                         </w:rPr>
-                                        <w:t>{{well_name}}</w:t>
+                                        <w:t>{{</w:t>
+                                      </w:r>
+                                      <w:proofErr w:type="spellStart"/>
+                                      <w:proofErr w:type="gramStart"/>
+                                      <w:r>
+                                        <w:rPr>
+                                          <w:sz w:val="28"/>
+                                          <w:szCs w:val="28"/>
+                                        </w:rPr>
+                                        <w:t>well</w:t>
+                                      </w:r>
+                                      <w:proofErr w:type="gramEnd"/>
+                                      <w:r>
+                                        <w:rPr>
+                                          <w:sz w:val="28"/>
+                                          <w:szCs w:val="28"/>
+                                        </w:rPr>
+                                        <w:t>_name</w:t>
+                                      </w:r>
+                                      <w:proofErr w:type="spellEnd"/>
+                                      <w:r>
+                                        <w:rPr>
+                                          <w:sz w:val="28"/>
+                                          <w:szCs w:val="28"/>
+                                        </w:rPr>
+                                        <w:t>}}</w:t>
                                       </w:r>
                                     </w:p>
                                   </w:tc>
@@ -459,7 +484,23 @@
                                           <w:sz w:val="28"/>
                                           <w:szCs w:val="28"/>
                                         </w:rPr>
-                                        <w:t>{{log_date}}</w:t>
+                                        <w:t>{{</w:t>
+                                      </w:r>
+                                      <w:proofErr w:type="spellStart"/>
+                                      <w:r>
+                                        <w:rPr>
+                                          <w:sz w:val="28"/>
+                                          <w:szCs w:val="28"/>
+                                        </w:rPr>
+                                        <w:t>log_date</w:t>
+                                      </w:r>
+                                      <w:proofErr w:type="spellEnd"/>
+                                      <w:r>
+                                        <w:rPr>
+                                          <w:sz w:val="28"/>
+                                          <w:szCs w:val="28"/>
+                                        </w:rPr>
+                                        <w:t>}}</w:t>
                                       </w:r>
                                     </w:p>
                                   </w:tc>
@@ -770,7 +811,32 @@
                                     <w:sz w:val="28"/>
                                     <w:szCs w:val="28"/>
                                   </w:rPr>
-                                  <w:t>{{well_name}}</w:t>
+                                  <w:t>{{</w:t>
+                                </w:r>
+                                <w:proofErr w:type="spellStart"/>
+                                <w:proofErr w:type="gramStart"/>
+                                <w:r>
+                                  <w:rPr>
+                                    <w:sz w:val="28"/>
+                                    <w:szCs w:val="28"/>
+                                  </w:rPr>
+                                  <w:t>well</w:t>
+                                </w:r>
+                                <w:proofErr w:type="gramEnd"/>
+                                <w:r>
+                                  <w:rPr>
+                                    <w:sz w:val="28"/>
+                                    <w:szCs w:val="28"/>
+                                  </w:rPr>
+                                  <w:t>_name</w:t>
+                                </w:r>
+                                <w:proofErr w:type="spellEnd"/>
+                                <w:r>
+                                  <w:rPr>
+                                    <w:sz w:val="28"/>
+                                    <w:szCs w:val="28"/>
+                                  </w:rPr>
+                                  <w:t>}}</w:t>
                                 </w:r>
                               </w:p>
                             </w:tc>
@@ -961,7 +1027,23 @@
                                     <w:sz w:val="28"/>
                                     <w:szCs w:val="28"/>
                                   </w:rPr>
-                                  <w:t>{{log_date}}</w:t>
+                                  <w:t>{{</w:t>
+                                </w:r>
+                                <w:proofErr w:type="spellStart"/>
+                                <w:r>
+                                  <w:rPr>
+                                    <w:sz w:val="28"/>
+                                    <w:szCs w:val="28"/>
+                                  </w:rPr>
+                                  <w:t>log_date</w:t>
+                                </w:r>
+                                <w:proofErr w:type="spellEnd"/>
+                                <w:r>
+                                  <w:rPr>
+                                    <w:sz w:val="28"/>
+                                    <w:szCs w:val="28"/>
+                                  </w:rPr>
+                                  <w:t>}}</w:t>
                                 </w:r>
                               </w:p>
                             </w:tc>
@@ -2793,7 +2875,39 @@
                                 <w:sz w:val="16"/>
                                 <w:lang w:val="en-GB"/>
                               </w:rPr>
-                              <w:t xml:space="preserve">This report was prepared by GOWell Energy Solutions Inc. or by its affiliates or subsidiaries (“GOWell”) at the request of </w:t>
+                              <w:t xml:space="preserve">This report was prepared by </w:t>
+                            </w:r>
+                            <w:proofErr w:type="spellStart"/>
+                            <w:r>
+                              <w:rPr>
+                                <w:sz w:val="16"/>
+                                <w:lang w:val="en-GB"/>
+                              </w:rPr>
+                              <w:t>GOWell</w:t>
+                            </w:r>
+                            <w:proofErr w:type="spellEnd"/>
+                            <w:r>
+                              <w:rPr>
+                                <w:sz w:val="16"/>
+                                <w:lang w:val="en-GB"/>
+                              </w:rPr>
+                              <w:t xml:space="preserve"> Energy Solutions Inc. or by its affiliates or subsidiaries (“</w:t>
+                            </w:r>
+                            <w:proofErr w:type="spellStart"/>
+                            <w:r>
+                              <w:rPr>
+                                <w:sz w:val="16"/>
+                                <w:lang w:val="en-GB"/>
+                              </w:rPr>
+                              <w:t>GOWell</w:t>
+                            </w:r>
+                            <w:proofErr w:type="spellEnd"/>
+                            <w:r>
+                              <w:rPr>
+                                <w:sz w:val="16"/>
+                                <w:lang w:val="en-GB"/>
+                              </w:rPr>
+                              <w:t xml:space="preserve">”) at the request of </w:t>
                             </w:r>
                             <w:r>
                               <w:rPr>
@@ -2822,7 +2936,23 @@
                                 <w:sz w:val="16"/>
                                 <w:lang w:val="en-GB"/>
                               </w:rPr>
-                              <w:t>This report is GOWell’s interpretation of the information provided by You and the interpretation, analysis, recommendations, advise and conclusions contained in the report are opinions based on inferences from measurements, empirical relationships, assumptions and industry practice (the “Interpretations and/or Recommendations”), which inferences, assumptions and practices are not infallible, and with respect to which professional geologists, engineers, drilling consultants, and analysts may differ and there may be a number of possible interpretations and conclusions.</w:t>
+                              <w:t xml:space="preserve">This report is </w:t>
+                            </w:r>
+                            <w:proofErr w:type="spellStart"/>
+                            <w:r>
+                              <w:rPr>
+                                <w:sz w:val="16"/>
+                                <w:lang w:val="en-GB"/>
+                              </w:rPr>
+                              <w:t>GOWell’s</w:t>
+                            </w:r>
+                            <w:proofErr w:type="spellEnd"/>
+                            <w:r>
+                              <w:rPr>
+                                <w:sz w:val="16"/>
+                                <w:lang w:val="en-GB"/>
+                              </w:rPr>
+                              <w:t xml:space="preserve"> interpretation of the information provided by You and the interpretation, analysis, recommendations, advise and conclusions contained in the report are opinions based on inferences from measurements, empirical relationships, assumptions and industry practice (the “Interpretations and/or Recommendations”), which inferences, assumptions and practices are not infallible, and with respect to which professional geologists, engineers, drilling consultants, and analysts may differ and there may be a number of possible interpretations and conclusions.</w:t>
                             </w:r>
                           </w:p>
                           <w:p>
@@ -2837,7 +2967,23 @@
                                 <w:sz w:val="16"/>
                                 <w:lang w:val="en-CA"/>
                               </w:rPr>
-                              <w:t>Accordingly, GOWell does not warrant the accuracy, correctness, or completeness of any such Interpretations and/or Recommendations, or that Your reliance or any third party’s reliance on such Interpretations and/or Recommendations will accomplish any particular results. YOU ASSUME FULL RESPONSIBILITY FOR THE USE OF SUCH INTERPRETATIONS AND/OR RECOMMENDATIONS AND FOR ALL DECISIONS BASED THEREON (INCLUDING WITHOUT LIMITATION DECISIONS BASED ON ANY OIL AND GAS EVALUATIONS, PRODUCTION FORECASTS AND RESERVE ESTIMATES, FURNISHED BY GOWELL TO YOU HEREUNDER), AND YOU HEREBY AGREES TO RELEASE, DEFEND, INDEMNIFY AND HOLD HARMLESS GOWELL FROM ANY CLAIMS ARISING OUT OF THE USE OF SUCH INTERPRETATIONS AND/OR RECOMMENDATIONS.</w:t>
+                              <w:t xml:space="preserve">Accordingly, </w:t>
+                            </w:r>
+                            <w:proofErr w:type="spellStart"/>
+                            <w:r>
+                              <w:rPr>
+                                <w:sz w:val="16"/>
+                                <w:lang w:val="en-CA"/>
+                              </w:rPr>
+                              <w:t>GOWell</w:t>
+                            </w:r>
+                            <w:proofErr w:type="spellEnd"/>
+                            <w:r>
+                              <w:rPr>
+                                <w:sz w:val="16"/>
+                                <w:lang w:val="en-CA"/>
+                              </w:rPr>
+                              <w:t xml:space="preserve"> does not warrant the accuracy, correctness, or completeness of any such Interpretations and/or Recommendations, or that Your reliance or any third party’s reliance on such Interpretations and/or Recommendations will accomplish any particular results. YOU ASSUME FULL RESPONSIBILITY FOR THE USE OF SUCH INTERPRETATIONS AND/OR RECOMMENDATIONS AND FOR ALL DECISIONS BASED THEREON (INCLUDING WITHOUT LIMITATION DECISIONS BASED ON ANY OIL AND GAS EVALUATIONS, PRODUCTION FORECASTS AND RESERVE ESTIMATES, FURNISHED BY GOWELL TO YOU HEREUNDER), AND YOU HEREBY AGREES TO RELEASE, DEFEND, INDEMNIFY AND HOLD HARMLESS GOWELL FROM ANY CLAIMS ARISING OUT OF THE USE OF SUCH INTERPRETATIONS AND/OR RECOMMENDATIONS.</w:t>
                             </w:r>
                           </w:p>
                           <w:p>
@@ -3178,7 +3324,25 @@
           <w:bCs/>
           <w:lang w:val="en-GB"/>
         </w:rPr>
-        <w:t>{{well_name}}</w:t>
+        <w:t>{{</w:t>
+      </w:r>
+      <w:proofErr w:type="spellStart"/>
+      <w:r>
+        <w:rPr>
+          <w:b/>
+          <w:bCs/>
+          <w:lang w:val="en-GB"/>
+        </w:rPr>
+        <w:t>well_name</w:t>
+      </w:r>
+      <w:proofErr w:type="spellEnd"/>
+      <w:r>
+        <w:rPr>
+          <w:b/>
+          <w:bCs/>
+          <w:lang w:val="en-GB"/>
+        </w:rPr>
+        <w:t>}}</w:t>
       </w:r>
       <w:r>
         <w:rPr>
@@ -3353,6 +3517,7 @@
         </w:rPr>
         <w:t xml:space="preserve"> </w:t>
       </w:r>
+      <w:proofErr w:type="gramStart"/>
       <w:r>
         <w:rPr>
           <w:b/>
@@ -3376,15 +3541,16 @@
           <w:bCs/>
           <w:lang w:val="en-GB"/>
         </w:rPr>
-        <w:t xml:space="preserve">                  </w:t>
-      </w:r>
+        <w:t xml:space="preserve">  </w:t>
+      </w:r>
+      <w:proofErr w:type="gramEnd"/>
       <w:r>
         <w:rPr>
           <w:b/>
           <w:bCs/>
           <w:lang w:val="en-GB"/>
         </w:rPr>
-        <w:t xml:space="preserve"> </w:t>
+        <w:t xml:space="preserve">                </w:t>
       </w:r>
       <w:r>
         <w:rPr>
@@ -3392,7 +3558,7 @@
           <w:bCs/>
           <w:lang w:val="en-GB"/>
         </w:rPr>
-        <w:t xml:space="preserve">7” liner string </w:t>
+        <w:t xml:space="preserve"> </w:t>
       </w:r>
       <w:r>
         <w:rPr>
@@ -3400,7 +3566,7 @@
           <w:bCs/>
           <w:lang w:val="en-GB"/>
         </w:rPr>
-        <w:t xml:space="preserve">and </w:t>
+        <w:t xml:space="preserve">7” liner string </w:t>
       </w:r>
       <w:r>
         <w:rPr>
@@ -3408,7 +3574,7 @@
           <w:bCs/>
           <w:lang w:val="en-GB"/>
         </w:rPr>
-        <w:t>4 1/2</w:t>
+        <w:t xml:space="preserve">and </w:t>
       </w:r>
       <w:r>
         <w:rPr>
@@ -3416,7 +3582,7 @@
           <w:bCs/>
           <w:lang w:val="en-GB"/>
         </w:rPr>
-        <w:t>”</w:t>
+        <w:t>4 1/2</w:t>
       </w:r>
       <w:r>
         <w:rPr>
@@ -3424,7 +3590,7 @@
           <w:bCs/>
           <w:lang w:val="en-GB"/>
         </w:rPr>
-        <w:t>X3 1/2"</w:t>
+        <w:t>”</w:t>
       </w:r>
       <w:r>
         <w:rPr>
@@ -3432,7 +3598,7 @@
           <w:bCs/>
           <w:lang w:val="en-GB"/>
         </w:rPr>
-        <w:t xml:space="preserve"> </w:t>
+        <w:t>X3 1/2"</w:t>
       </w:r>
       <w:r>
         <w:rPr>
@@ -3440,7 +3606,7 @@
           <w:bCs/>
           <w:lang w:val="en-GB"/>
         </w:rPr>
-        <w:t>tubing</w:t>
+        <w:t xml:space="preserve"> </w:t>
       </w:r>
       <w:r>
         <w:rPr>
@@ -3448,43 +3614,71 @@
           <w:bCs/>
           <w:lang w:val="en-GB"/>
         </w:rPr>
-        <w:t xml:space="preserve"> string </w:t>
-      </w:r>
-      <w:r>
-        <w:rPr>
-          <w:lang w:val="en-GB"/>
-        </w:rPr>
-        <w:t xml:space="preserve">from </w:t>
-      </w:r>
-      <w:r>
-        <w:rPr>
-          <w:lang w:val="en-GB"/>
-        </w:rPr>
-        <w:t xml:space="preserve">the </w:t>
-      </w:r>
-      <w:r>
-        <w:rPr>
-          <w:lang w:val="en-GB"/>
-        </w:rPr>
-        <w:t xml:space="preserve">specified bottom log interval at </w:t>
-      </w:r>
-      <w:bookmarkEnd w:id="11"/>
+        <w:t>tubing</w:t>
+      </w:r>
       <w:r>
         <w:rPr>
           <w:b/>
           <w:bCs/>
           <w:lang w:val="en-GB"/>
         </w:rPr>
-        <w:t>{{btm_depth}}</w:t>
-      </w:r>
+        <w:t xml:space="preserve"> string </w:t>
+      </w:r>
+      <w:r>
+        <w:rPr>
+          <w:lang w:val="en-GB"/>
+        </w:rPr>
+        <w:t xml:space="preserve">from </w:t>
+      </w:r>
+      <w:r>
+        <w:rPr>
+          <w:lang w:val="en-GB"/>
+        </w:rPr>
+        <w:t xml:space="preserve">the </w:t>
+      </w:r>
+      <w:r>
+        <w:rPr>
+          <w:lang w:val="en-GB"/>
+        </w:rPr>
+        <w:t xml:space="preserve">specified bottom log interval at </w:t>
+      </w:r>
+      <w:bookmarkEnd w:id="11"/>
       <w:r>
         <w:rPr>
           <w:b/>
           <w:bCs/>
           <w:lang w:val="en-GB"/>
         </w:rPr>
+        <w:t>{{</w:t>
+      </w:r>
+      <w:proofErr w:type="spellStart"/>
+      <w:r>
+        <w:rPr>
+          <w:b/>
+          <w:bCs/>
+          <w:lang w:val="en-GB"/>
+        </w:rPr>
+        <w:t>btm_depth</w:t>
+      </w:r>
+      <w:proofErr w:type="spellEnd"/>
+      <w:proofErr w:type="gramStart"/>
+      <w:r>
+        <w:rPr>
+          <w:b/>
+          <w:bCs/>
+          <w:lang w:val="en-GB"/>
+        </w:rPr>
+        <w:t>}}</w:t>
+      </w:r>
+      <w:r>
+        <w:rPr>
+          <w:b/>
+          <w:bCs/>
+          <w:lang w:val="en-GB"/>
+        </w:rPr>
         <w:t>ft</w:t>
       </w:r>
+      <w:proofErr w:type="gramEnd"/>
       <w:r>
         <w:rPr>
           <w:lang w:val="en-GB"/>
@@ -5262,10 +5456,36 @@
           <w:bCs/>
           <w:lang w:val="en-GB"/>
         </w:rPr>
-        <w:t xml:space="preserve">{{well_name}} </w:t>
-      </w:r>
-      <w:r>
-        <w:t>{{well_type}}.</w:t>
+        <w:t>{{</w:t>
+      </w:r>
+      <w:proofErr w:type="spellStart"/>
+      <w:r>
+        <w:rPr>
+          <w:b/>
+          <w:bCs/>
+          <w:lang w:val="en-GB"/>
+        </w:rPr>
+        <w:t>well_name</w:t>
+      </w:r>
+      <w:proofErr w:type="spellEnd"/>
+      <w:r>
+        <w:rPr>
+          <w:b/>
+          <w:bCs/>
+          <w:lang w:val="en-GB"/>
+        </w:rPr>
+        <w:t xml:space="preserve">}} </w:t>
+      </w:r>
+      <w:r>
+        <w:t>{{</w:t>
+      </w:r>
+      <w:proofErr w:type="spellStart"/>
+      <w:r>
+        <w:t>well_type</w:t>
+      </w:r>
+      <w:proofErr w:type="spellEnd"/>
+      <w:r>
+        <w:t>}}.</w:t>
       </w:r>
     </w:p>
     <w:p>
@@ -5310,7 +5530,21 @@
         <w:rPr>
           <w:lang w:val="en-GB"/>
         </w:rPr>
-        <w:t>{{orig_comp}}.</w:t>
+        <w:t>{{</w:t>
+      </w:r>
+      <w:proofErr w:type="spellStart"/>
+      <w:r>
+        <w:rPr>
+          <w:lang w:val="en-GB"/>
+        </w:rPr>
+        <w:t>orig_comp</w:t>
+      </w:r>
+      <w:proofErr w:type="spellEnd"/>
+      <w:r>
+        <w:rPr>
+          <w:lang w:val="en-GB"/>
+        </w:rPr>
+        <w:t>}}.</w:t>
       </w:r>
     </w:p>
     <w:p>
@@ -5341,7 +5575,21 @@
         <w:rPr>
           <w:lang w:val="en-GB"/>
         </w:rPr>
-        <w:t>{{last_wko}}.</w:t>
+        <w:t>{{</w:t>
+      </w:r>
+      <w:proofErr w:type="spellStart"/>
+      <w:r>
+        <w:rPr>
+          <w:lang w:val="en-GB"/>
+        </w:rPr>
+        <w:t>last_wko</w:t>
+      </w:r>
+      <w:proofErr w:type="spellEnd"/>
+      <w:r>
+        <w:rPr>
+          <w:lang w:val="en-GB"/>
+        </w:rPr>
+        <w:t>}}.</w:t>
       </w:r>
     </w:p>
     <w:p>
@@ -5378,7 +5626,21 @@
         <w:rPr>
           <w:lang w:val="en-GB"/>
         </w:rPr>
-        <w:t>{{log_date}}.</w:t>
+        <w:t>{{</w:t>
+      </w:r>
+      <w:proofErr w:type="spellStart"/>
+      <w:r>
+        <w:rPr>
+          <w:lang w:val="en-GB"/>
+        </w:rPr>
+        <w:t>log_date</w:t>
+      </w:r>
+      <w:proofErr w:type="spellEnd"/>
+      <w:r>
+        <w:rPr>
+          <w:lang w:val="en-GB"/>
+        </w:rPr>
+        <w:t>}}.</w:t>
       </w:r>
     </w:p>
     <w:p>
@@ -5415,6 +5677,7 @@
           <w:lang w:val="en-GB"/>
         </w:rPr>
       </w:pPr>
+      <w:proofErr w:type="spellStart"/>
       <w:r>
         <w:rPr>
           <w:lang w:val="en-GB"/>
@@ -5427,6 +5690,7 @@
         </w:rPr>
         <w:t>less</w:t>
       </w:r>
+      <w:proofErr w:type="spellEnd"/>
       <w:r>
         <w:rPr>
           <w:lang w:val="en-GB"/>
@@ -5457,16 +5721,24 @@
         </w:rPr>
         <w:t xml:space="preserve">logged with </w:t>
       </w:r>
+      <w:proofErr w:type="spellStart"/>
       <w:r>
         <w:rPr>
           <w:lang w:val="en-GB"/>
         </w:rPr>
-        <w:t xml:space="preserve">GOWell </w:t>
-      </w:r>
+        <w:t>GOWell</w:t>
+      </w:r>
+      <w:proofErr w:type="spellEnd"/>
       <w:r>
         <w:rPr>
           <w:lang w:val="en-GB"/>
         </w:rPr>
+        <w:t xml:space="preserve"> </w:t>
+      </w:r>
+      <w:r>
+        <w:rPr>
+          <w:lang w:val="en-GB"/>
+        </w:rPr>
         <w:t>ePDT</w:t>
       </w:r>
       <w:r>
@@ -5481,9 +5753,11 @@
         </w:rPr>
         <w:t xml:space="preserve">tool, processed with </w:t>
       </w:r>
+      <w:proofErr w:type="spellStart"/>
       <w:r>
         <w:t>SmartLog</w:t>
       </w:r>
+      <w:proofErr w:type="spellEnd"/>
       <w:r>
         <w:t>.</w:t>
       </w:r>
@@ -12444,8 +12718,22 @@
                 <w:szCs w:val="20"/>
                 <w:lang w:val="en-AE" w:eastAsia="en-AE"/>
               </w:rPr>
-              <w:t>_firstPipe</w:t>
-            </w:r>
+              <w:t>_</w:t>
+            </w:r>
+            <w:proofErr w:type="spellStart"/>
+            <w:r>
+              <w:rPr>
+                <w:rFonts w:asciiTheme="minorHAnsi" w:eastAsia="Times New Roman" w:hAnsiTheme="minorHAnsi" w:cstheme="minorHAnsi"/>
+                <w:b/>
+                <w:bCs/>
+                <w:color w:val="FFFFFF"/>
+                <w:sz w:val="20"/>
+                <w:szCs w:val="20"/>
+                <w:lang w:val="en-AE" w:eastAsia="en-AE"/>
+              </w:rPr>
+              <w:t>firstPipe</w:t>
+            </w:r>
+            <w:proofErr w:type="spellEnd"/>
             <w:r>
               <w:rPr>
                 <w:rFonts w:asciiTheme="minorHAnsi" w:eastAsia="Times New Roman" w:hAnsiTheme="minorHAnsi" w:cstheme="minorHAnsi"/>
@@ -12602,7 +12890,29 @@
                 <w:szCs w:val="20"/>
                 <w:lang w:val="en-AE" w:eastAsia="en-AE"/>
               </w:rPr>
-              <w:t>Nom Thk (in)</w:t>
+              <w:t xml:space="preserve">Nom </w:t>
+            </w:r>
+            <w:proofErr w:type="spellStart"/>
+            <w:r>
+              <w:rPr>
+                <w:rFonts w:asciiTheme="minorHAnsi" w:eastAsia="Times New Roman" w:hAnsiTheme="minorHAnsi" w:cstheme="minorHAnsi"/>
+                <w:color w:val="FFFFFF"/>
+                <w:sz w:val="20"/>
+                <w:szCs w:val="20"/>
+                <w:lang w:val="en-AE" w:eastAsia="en-AE"/>
+              </w:rPr>
+              <w:t>Thk</w:t>
+            </w:r>
+            <w:proofErr w:type="spellEnd"/>
+            <w:r>
+              <w:rPr>
+                <w:rFonts w:asciiTheme="minorHAnsi" w:eastAsia="Times New Roman" w:hAnsiTheme="minorHAnsi" w:cstheme="minorHAnsi"/>
+                <w:color w:val="FFFFFF"/>
+                <w:sz w:val="20"/>
+                <w:szCs w:val="20"/>
+                <w:lang w:val="en-AE" w:eastAsia="en-AE"/>
+              </w:rPr>
+              <w:t xml:space="preserve"> (in)</w:t>
             </w:r>
           </w:p>
         </w:tc>
@@ -12639,7 +12949,29 @@
                 <w:szCs w:val="20"/>
                 <w:lang w:val="en-AE" w:eastAsia="en-AE"/>
               </w:rPr>
-              <w:t>Min Thk (in)</w:t>
+              <w:t xml:space="preserve">Min </w:t>
+            </w:r>
+            <w:proofErr w:type="spellStart"/>
+            <w:r>
+              <w:rPr>
+                <w:rFonts w:asciiTheme="minorHAnsi" w:eastAsia="Times New Roman" w:hAnsiTheme="minorHAnsi" w:cstheme="minorHAnsi"/>
+                <w:color w:val="FFFFFF"/>
+                <w:sz w:val="20"/>
+                <w:szCs w:val="20"/>
+                <w:lang w:val="en-AE" w:eastAsia="en-AE"/>
+              </w:rPr>
+              <w:t>Thk</w:t>
+            </w:r>
+            <w:proofErr w:type="spellEnd"/>
+            <w:r>
+              <w:rPr>
+                <w:rFonts w:asciiTheme="minorHAnsi" w:eastAsia="Times New Roman" w:hAnsiTheme="minorHAnsi" w:cstheme="minorHAnsi"/>
+                <w:color w:val="FFFFFF"/>
+                <w:sz w:val="20"/>
+                <w:szCs w:val="20"/>
+                <w:lang w:val="en-AE" w:eastAsia="en-AE"/>
+              </w:rPr>
+              <w:t xml:space="preserve"> (in)</w:t>
             </w:r>
           </w:p>
         </w:tc>
@@ -13297,8 +13629,22 @@
                 <w:szCs w:val="20"/>
                 <w:lang w:val="en-AE" w:eastAsia="en-AE"/>
               </w:rPr>
-              <w:t>_secondPipe</w:t>
-            </w:r>
+              <w:t>_</w:t>
+            </w:r>
+            <w:proofErr w:type="spellStart"/>
+            <w:r>
+              <w:rPr>
+                <w:rFonts w:asciiTheme="minorHAnsi" w:eastAsia="Times New Roman" w:hAnsiTheme="minorHAnsi" w:cstheme="minorHAnsi"/>
+                <w:b/>
+                <w:bCs/>
+                <w:color w:val="FFFFFF"/>
+                <w:sz w:val="20"/>
+                <w:szCs w:val="20"/>
+                <w:lang w:val="en-AE" w:eastAsia="en-AE"/>
+              </w:rPr>
+              <w:t>secondPipe</w:t>
+            </w:r>
+            <w:proofErr w:type="spellEnd"/>
             <w:r>
               <w:rPr>
                 <w:rFonts w:asciiTheme="minorHAnsi" w:eastAsia="Times New Roman" w:hAnsiTheme="minorHAnsi" w:cstheme="minorHAnsi"/>
@@ -13455,7 +13801,29 @@
                 <w:szCs w:val="20"/>
                 <w:lang w:val="en-AE" w:eastAsia="en-AE"/>
               </w:rPr>
-              <w:t>Nom Thk (in)</w:t>
+              <w:t xml:space="preserve">Nom </w:t>
+            </w:r>
+            <w:proofErr w:type="spellStart"/>
+            <w:r>
+              <w:rPr>
+                <w:rFonts w:asciiTheme="minorHAnsi" w:eastAsia="Times New Roman" w:hAnsiTheme="minorHAnsi" w:cstheme="minorHAnsi"/>
+                <w:color w:val="FFFFFF"/>
+                <w:sz w:val="20"/>
+                <w:szCs w:val="20"/>
+                <w:lang w:val="en-AE" w:eastAsia="en-AE"/>
+              </w:rPr>
+              <w:t>Thk</w:t>
+            </w:r>
+            <w:proofErr w:type="spellEnd"/>
+            <w:r>
+              <w:rPr>
+                <w:rFonts w:asciiTheme="minorHAnsi" w:eastAsia="Times New Roman" w:hAnsiTheme="minorHAnsi" w:cstheme="minorHAnsi"/>
+                <w:color w:val="FFFFFF"/>
+                <w:sz w:val="20"/>
+                <w:szCs w:val="20"/>
+                <w:lang w:val="en-AE" w:eastAsia="en-AE"/>
+              </w:rPr>
+              <w:t xml:space="preserve"> (in)</w:t>
             </w:r>
           </w:p>
         </w:tc>
@@ -13492,7 +13860,29 @@
                 <w:szCs w:val="20"/>
                 <w:lang w:val="en-AE" w:eastAsia="en-AE"/>
               </w:rPr>
-              <w:t>Min Thk (in)</w:t>
+              <w:t xml:space="preserve">Min </w:t>
+            </w:r>
+            <w:proofErr w:type="spellStart"/>
+            <w:r>
+              <w:rPr>
+                <w:rFonts w:asciiTheme="minorHAnsi" w:eastAsia="Times New Roman" w:hAnsiTheme="minorHAnsi" w:cstheme="minorHAnsi"/>
+                <w:color w:val="FFFFFF"/>
+                <w:sz w:val="20"/>
+                <w:szCs w:val="20"/>
+                <w:lang w:val="en-AE" w:eastAsia="en-AE"/>
+              </w:rPr>
+              <w:t>Thk</w:t>
+            </w:r>
+            <w:proofErr w:type="spellEnd"/>
+            <w:r>
+              <w:rPr>
+                <w:rFonts w:asciiTheme="minorHAnsi" w:eastAsia="Times New Roman" w:hAnsiTheme="minorHAnsi" w:cstheme="minorHAnsi"/>
+                <w:color w:val="FFFFFF"/>
+                <w:sz w:val="20"/>
+                <w:szCs w:val="20"/>
+                <w:lang w:val="en-AE" w:eastAsia="en-AE"/>
+              </w:rPr>
+              <w:t xml:space="preserve"> (in)</w:t>
             </w:r>
           </w:p>
         </w:tc>
@@ -14158,8 +14548,22 @@
                 <w:szCs w:val="20"/>
                 <w:lang w:val="en-AE" w:eastAsia="en-AE"/>
               </w:rPr>
-              <w:t>_thirdPipe</w:t>
-            </w:r>
+              <w:t>_</w:t>
+            </w:r>
+            <w:proofErr w:type="spellStart"/>
+            <w:r>
+              <w:rPr>
+                <w:rFonts w:asciiTheme="minorHAnsi" w:eastAsia="Times New Roman" w:hAnsiTheme="minorHAnsi" w:cstheme="minorHAnsi"/>
+                <w:b/>
+                <w:bCs/>
+                <w:color w:val="FFFFFF"/>
+                <w:sz w:val="20"/>
+                <w:szCs w:val="20"/>
+                <w:lang w:val="en-AE" w:eastAsia="en-AE"/>
+              </w:rPr>
+              <w:t>thirdPipe</w:t>
+            </w:r>
+            <w:proofErr w:type="spellEnd"/>
             <w:r>
               <w:rPr>
                 <w:rFonts w:asciiTheme="minorHAnsi" w:eastAsia="Times New Roman" w:hAnsiTheme="minorHAnsi" w:cstheme="minorHAnsi"/>
@@ -14316,7 +14720,29 @@
                 <w:szCs w:val="20"/>
                 <w:lang w:val="en-AE" w:eastAsia="en-AE"/>
               </w:rPr>
-              <w:t>Nom Thk (in)</w:t>
+              <w:t xml:space="preserve">Nom </w:t>
+            </w:r>
+            <w:proofErr w:type="spellStart"/>
+            <w:r>
+              <w:rPr>
+                <w:rFonts w:asciiTheme="minorHAnsi" w:eastAsia="Times New Roman" w:hAnsiTheme="minorHAnsi" w:cstheme="minorHAnsi"/>
+                <w:color w:val="FFFFFF"/>
+                <w:sz w:val="20"/>
+                <w:szCs w:val="20"/>
+                <w:lang w:val="en-AE" w:eastAsia="en-AE"/>
+              </w:rPr>
+              <w:t>Thk</w:t>
+            </w:r>
+            <w:proofErr w:type="spellEnd"/>
+            <w:r>
+              <w:rPr>
+                <w:rFonts w:asciiTheme="minorHAnsi" w:eastAsia="Times New Roman" w:hAnsiTheme="minorHAnsi" w:cstheme="minorHAnsi"/>
+                <w:color w:val="FFFFFF"/>
+                <w:sz w:val="20"/>
+                <w:szCs w:val="20"/>
+                <w:lang w:val="en-AE" w:eastAsia="en-AE"/>
+              </w:rPr>
+              <w:t xml:space="preserve"> (in)</w:t>
             </w:r>
           </w:p>
         </w:tc>
@@ -14353,7 +14779,29 @@
                 <w:szCs w:val="20"/>
                 <w:lang w:val="en-AE" w:eastAsia="en-AE"/>
               </w:rPr>
-              <w:t>Min Thk (in)</w:t>
+              <w:t xml:space="preserve">Min </w:t>
+            </w:r>
+            <w:proofErr w:type="spellStart"/>
+            <w:r>
+              <w:rPr>
+                <w:rFonts w:asciiTheme="minorHAnsi" w:eastAsia="Times New Roman" w:hAnsiTheme="minorHAnsi" w:cstheme="minorHAnsi"/>
+                <w:color w:val="FFFFFF"/>
+                <w:sz w:val="20"/>
+                <w:szCs w:val="20"/>
+                <w:lang w:val="en-AE" w:eastAsia="en-AE"/>
+              </w:rPr>
+              <w:t>Thk</w:t>
+            </w:r>
+            <w:proofErr w:type="spellEnd"/>
+            <w:r>
+              <w:rPr>
+                <w:rFonts w:asciiTheme="minorHAnsi" w:eastAsia="Times New Roman" w:hAnsiTheme="minorHAnsi" w:cstheme="minorHAnsi"/>
+                <w:color w:val="FFFFFF"/>
+                <w:sz w:val="20"/>
+                <w:szCs w:val="20"/>
+                <w:lang w:val="en-AE" w:eastAsia="en-AE"/>
+              </w:rPr>
+              <w:t xml:space="preserve"> (in)</w:t>
             </w:r>
           </w:p>
         </w:tc>
@@ -15035,8 +15483,22 @@
                 <w:szCs w:val="20"/>
                 <w:lang w:val="en-AE" w:eastAsia="en-AE"/>
               </w:rPr>
-              <w:t>_fourthPipe</w:t>
-            </w:r>
+              <w:t>_</w:t>
+            </w:r>
+            <w:proofErr w:type="spellStart"/>
+            <w:r>
+              <w:rPr>
+                <w:rFonts w:asciiTheme="minorHAnsi" w:eastAsia="Times New Roman" w:hAnsiTheme="minorHAnsi" w:cstheme="minorHAnsi"/>
+                <w:b/>
+                <w:bCs/>
+                <w:color w:val="FFFFFF"/>
+                <w:sz w:val="20"/>
+                <w:szCs w:val="20"/>
+                <w:lang w:val="en-AE" w:eastAsia="en-AE"/>
+              </w:rPr>
+              <w:t>fourthPipe</w:t>
+            </w:r>
+            <w:proofErr w:type="spellEnd"/>
             <w:r>
               <w:rPr>
                 <w:rFonts w:asciiTheme="minorHAnsi" w:eastAsia="Times New Roman" w:hAnsiTheme="minorHAnsi" w:cstheme="minorHAnsi"/>
@@ -15193,7 +15655,29 @@
                 <w:szCs w:val="20"/>
                 <w:lang w:val="en-AE" w:eastAsia="en-AE"/>
               </w:rPr>
-              <w:t>Nom Thk (in)</w:t>
+              <w:t xml:space="preserve">Nom </w:t>
+            </w:r>
+            <w:proofErr w:type="spellStart"/>
+            <w:r>
+              <w:rPr>
+                <w:rFonts w:asciiTheme="minorHAnsi" w:eastAsia="Times New Roman" w:hAnsiTheme="minorHAnsi" w:cstheme="minorHAnsi"/>
+                <w:color w:val="FFFFFF"/>
+                <w:sz w:val="20"/>
+                <w:szCs w:val="20"/>
+                <w:lang w:val="en-AE" w:eastAsia="en-AE"/>
+              </w:rPr>
+              <w:t>Thk</w:t>
+            </w:r>
+            <w:proofErr w:type="spellEnd"/>
+            <w:r>
+              <w:rPr>
+                <w:rFonts w:asciiTheme="minorHAnsi" w:eastAsia="Times New Roman" w:hAnsiTheme="minorHAnsi" w:cstheme="minorHAnsi"/>
+                <w:color w:val="FFFFFF"/>
+                <w:sz w:val="20"/>
+                <w:szCs w:val="20"/>
+                <w:lang w:val="en-AE" w:eastAsia="en-AE"/>
+              </w:rPr>
+              <w:t xml:space="preserve"> (in)</w:t>
             </w:r>
           </w:p>
         </w:tc>
@@ -15230,7 +15714,29 @@
                 <w:szCs w:val="20"/>
                 <w:lang w:val="en-AE" w:eastAsia="en-AE"/>
               </w:rPr>
-              <w:t>Min Thk (in)</w:t>
+              <w:t xml:space="preserve">Min </w:t>
+            </w:r>
+            <w:proofErr w:type="spellStart"/>
+            <w:r>
+              <w:rPr>
+                <w:rFonts w:asciiTheme="minorHAnsi" w:eastAsia="Times New Roman" w:hAnsiTheme="minorHAnsi" w:cstheme="minorHAnsi"/>
+                <w:color w:val="FFFFFF"/>
+                <w:sz w:val="20"/>
+                <w:szCs w:val="20"/>
+                <w:lang w:val="en-AE" w:eastAsia="en-AE"/>
+              </w:rPr>
+              <w:t>Thk</w:t>
+            </w:r>
+            <w:proofErr w:type="spellEnd"/>
+            <w:r>
+              <w:rPr>
+                <w:rFonts w:asciiTheme="minorHAnsi" w:eastAsia="Times New Roman" w:hAnsiTheme="minorHAnsi" w:cstheme="minorHAnsi"/>
+                <w:color w:val="FFFFFF"/>
+                <w:sz w:val="20"/>
+                <w:szCs w:val="20"/>
+                <w:lang w:val="en-AE" w:eastAsia="en-AE"/>
+              </w:rPr>
+              <w:t xml:space="preserve"> (in)</w:t>
             </w:r>
           </w:p>
         </w:tc>
@@ -15888,8 +16394,22 @@
                 <w:szCs w:val="20"/>
                 <w:lang w:val="en-AE" w:eastAsia="en-AE"/>
               </w:rPr>
-              <w:t>_fifthPipe</w:t>
-            </w:r>
+              <w:t>_</w:t>
+            </w:r>
+            <w:proofErr w:type="spellStart"/>
+            <w:r>
+              <w:rPr>
+                <w:rFonts w:asciiTheme="minorHAnsi" w:eastAsia="Times New Roman" w:hAnsiTheme="minorHAnsi" w:cstheme="minorHAnsi"/>
+                <w:b/>
+                <w:bCs/>
+                <w:color w:val="FFFFFF"/>
+                <w:sz w:val="20"/>
+                <w:szCs w:val="20"/>
+                <w:lang w:val="en-AE" w:eastAsia="en-AE"/>
+              </w:rPr>
+              <w:t>fifthPipe</w:t>
+            </w:r>
+            <w:proofErr w:type="spellEnd"/>
             <w:r>
               <w:rPr>
                 <w:rFonts w:asciiTheme="minorHAnsi" w:eastAsia="Times New Roman" w:hAnsiTheme="minorHAnsi" w:cstheme="minorHAnsi"/>
@@ -16046,7 +16566,29 @@
                 <w:szCs w:val="20"/>
                 <w:lang w:val="en-AE" w:eastAsia="en-AE"/>
               </w:rPr>
-              <w:t>Nom Thk (in)</w:t>
+              <w:t xml:space="preserve">Nom </w:t>
+            </w:r>
+            <w:proofErr w:type="spellStart"/>
+            <w:r>
+              <w:rPr>
+                <w:rFonts w:asciiTheme="minorHAnsi" w:eastAsia="Times New Roman" w:hAnsiTheme="minorHAnsi" w:cstheme="minorHAnsi"/>
+                <w:color w:val="FFFFFF"/>
+                <w:sz w:val="20"/>
+                <w:szCs w:val="20"/>
+                <w:lang w:val="en-AE" w:eastAsia="en-AE"/>
+              </w:rPr>
+              <w:t>Thk</w:t>
+            </w:r>
+            <w:proofErr w:type="spellEnd"/>
+            <w:r>
+              <w:rPr>
+                <w:rFonts w:asciiTheme="minorHAnsi" w:eastAsia="Times New Roman" w:hAnsiTheme="minorHAnsi" w:cstheme="minorHAnsi"/>
+                <w:color w:val="FFFFFF"/>
+                <w:sz w:val="20"/>
+                <w:szCs w:val="20"/>
+                <w:lang w:val="en-AE" w:eastAsia="en-AE"/>
+              </w:rPr>
+              <w:t xml:space="preserve"> (in)</w:t>
             </w:r>
           </w:p>
         </w:tc>
@@ -16083,7 +16625,29 @@
                 <w:szCs w:val="20"/>
                 <w:lang w:val="en-AE" w:eastAsia="en-AE"/>
               </w:rPr>
-              <w:t>Min Thk (in)</w:t>
+              <w:t xml:space="preserve">Min </w:t>
+            </w:r>
+            <w:proofErr w:type="spellStart"/>
+            <w:r>
+              <w:rPr>
+                <w:rFonts w:asciiTheme="minorHAnsi" w:eastAsia="Times New Roman" w:hAnsiTheme="minorHAnsi" w:cstheme="minorHAnsi"/>
+                <w:color w:val="FFFFFF"/>
+                <w:sz w:val="20"/>
+                <w:szCs w:val="20"/>
+                <w:lang w:val="en-AE" w:eastAsia="en-AE"/>
+              </w:rPr>
+              <w:t>Thk</w:t>
+            </w:r>
+            <w:proofErr w:type="spellEnd"/>
+            <w:r>
+              <w:rPr>
+                <w:rFonts w:asciiTheme="minorHAnsi" w:eastAsia="Times New Roman" w:hAnsiTheme="minorHAnsi" w:cstheme="minorHAnsi"/>
+                <w:color w:val="FFFFFF"/>
+                <w:sz w:val="20"/>
+                <w:szCs w:val="20"/>
+                <w:lang w:val="en-AE" w:eastAsia="en-AE"/>
+              </w:rPr>
+              <w:t xml:space="preserve"> (in)</w:t>
             </w:r>
           </w:p>
         </w:tc>
@@ -16693,8 +17257,22 @@
                 <w:szCs w:val="20"/>
                 <w:lang w:val="en-AE" w:eastAsia="en-AE"/>
               </w:rPr>
-              <w:t>_sixthPipe</w:t>
-            </w:r>
+              <w:t>_</w:t>
+            </w:r>
+            <w:proofErr w:type="spellStart"/>
+            <w:r>
+              <w:rPr>
+                <w:rFonts w:asciiTheme="minorHAnsi" w:eastAsia="Times New Roman" w:hAnsiTheme="minorHAnsi" w:cstheme="minorHAnsi"/>
+                <w:b/>
+                <w:bCs/>
+                <w:color w:val="FFFFFF"/>
+                <w:sz w:val="20"/>
+                <w:szCs w:val="20"/>
+                <w:lang w:val="en-AE" w:eastAsia="en-AE"/>
+              </w:rPr>
+              <w:t>sixthPipe</w:t>
+            </w:r>
+            <w:proofErr w:type="spellEnd"/>
             <w:r>
               <w:rPr>
                 <w:rFonts w:asciiTheme="minorHAnsi" w:eastAsia="Times New Roman" w:hAnsiTheme="minorHAnsi" w:cstheme="minorHAnsi"/>
@@ -16851,7 +17429,29 @@
                 <w:szCs w:val="20"/>
                 <w:lang w:val="en-AE" w:eastAsia="en-AE"/>
               </w:rPr>
-              <w:t>Nom Thk (in)</w:t>
+              <w:t xml:space="preserve">Nom </w:t>
+            </w:r>
+            <w:proofErr w:type="spellStart"/>
+            <w:r>
+              <w:rPr>
+                <w:rFonts w:asciiTheme="minorHAnsi" w:eastAsia="Times New Roman" w:hAnsiTheme="minorHAnsi" w:cstheme="minorHAnsi"/>
+                <w:color w:val="FFFFFF"/>
+                <w:sz w:val="20"/>
+                <w:szCs w:val="20"/>
+                <w:lang w:val="en-AE" w:eastAsia="en-AE"/>
+              </w:rPr>
+              <w:t>Thk</w:t>
+            </w:r>
+            <w:proofErr w:type="spellEnd"/>
+            <w:r>
+              <w:rPr>
+                <w:rFonts w:asciiTheme="minorHAnsi" w:eastAsia="Times New Roman" w:hAnsiTheme="minorHAnsi" w:cstheme="minorHAnsi"/>
+                <w:color w:val="FFFFFF"/>
+                <w:sz w:val="20"/>
+                <w:szCs w:val="20"/>
+                <w:lang w:val="en-AE" w:eastAsia="en-AE"/>
+              </w:rPr>
+              <w:t xml:space="preserve"> (in)</w:t>
             </w:r>
           </w:p>
         </w:tc>
@@ -16888,7 +17488,29 @@
                 <w:szCs w:val="20"/>
                 <w:lang w:val="en-AE" w:eastAsia="en-AE"/>
               </w:rPr>
-              <w:t>Min Thk (in)</w:t>
+              <w:t xml:space="preserve">Min </w:t>
+            </w:r>
+            <w:proofErr w:type="spellStart"/>
+            <w:r>
+              <w:rPr>
+                <w:rFonts w:asciiTheme="minorHAnsi" w:eastAsia="Times New Roman" w:hAnsiTheme="minorHAnsi" w:cstheme="minorHAnsi"/>
+                <w:color w:val="FFFFFF"/>
+                <w:sz w:val="20"/>
+                <w:szCs w:val="20"/>
+                <w:lang w:val="en-AE" w:eastAsia="en-AE"/>
+              </w:rPr>
+              <w:t>Thk</w:t>
+            </w:r>
+            <w:proofErr w:type="spellEnd"/>
+            <w:r>
+              <w:rPr>
+                <w:rFonts w:asciiTheme="minorHAnsi" w:eastAsia="Times New Roman" w:hAnsiTheme="minorHAnsi" w:cstheme="minorHAnsi"/>
+                <w:color w:val="FFFFFF"/>
+                <w:sz w:val="20"/>
+                <w:szCs w:val="20"/>
+                <w:lang w:val="en-AE" w:eastAsia="en-AE"/>
+              </w:rPr>
+              <w:t xml:space="preserve"> (in)</w:t>
             </w:r>
           </w:p>
         </w:tc>
@@ -17449,52 +18071,87 @@
       </w:r>
       <w:bookmarkStart w:id="24" w:name="_Hlk35944342"/>
     </w:p>
-    <w:tbl>
-      <w:tblPr>
-        <w:tblStyle w:val="TableGrid"/>
-        <w:tblW w:w="0" w:type="auto"/>
-        <w:tblInd w:w="432" w:type="dxa"/>
-        <w:tblBorders>
-          <w:top w:val="none" w:sz="0" w:space="0" w:color="auto"/>
-          <w:left w:val="none" w:sz="0" w:space="0" w:color="auto"/>
-          <w:bottom w:val="none" w:sz="0" w:space="0" w:color="auto"/>
-          <w:right w:val="none" w:sz="0" w:space="0" w:color="auto"/>
-          <w:insideH w:val="none" w:sz="0" w:space="0" w:color="auto"/>
-          <w:insideV w:val="none" w:sz="0" w:space="0" w:color="auto"/>
-        </w:tblBorders>
-        <w:tblCellMar>
-          <w:left w:w="0" w:type="dxa"/>
-          <w:right w:w="0" w:type="dxa"/>
-        </w:tblCellMar>
-        <w:tblLook w:val="04A0" w:firstRow="1" w:lastRow="0" w:firstColumn="1" w:lastColumn="0" w:noHBand="0" w:noVBand="1"/>
-      </w:tblPr>
-      <w:tblGrid>
-        <w:gridCol w:w="9304"/>
-      </w:tblGrid>
-      <w:tr>
-        <w:tc>
-          <w:tcPr>
-            <w:tcW w:w="9304" w:type="dxa"/>
-          </w:tcPr>
-          <w:p>
-            <w:pPr>
-              <w:pStyle w:val="Text1"/>
-              <w:ind w:left="0"/>
-              <w:jc w:val="center"/>
-            </w:pPr>
-            <w:r>
-              <w:t>{{</w:t>
-            </w:r>
-            <w:r>
-              <w:t>raw</w:t>
-            </w:r>
-            <w:r>
-              <w:t>}}</w:t>
-            </w:r>
-          </w:p>
-        </w:tc>
-      </w:tr>
-    </w:tbl>
+    <w:p>
+      <w:pPr>
+        <w:pStyle w:val="Text1"/>
+      </w:pPr>
+      <w:r>
+        <w:rPr>
+          <w:noProof/>
+        </w:rPr>
+        <w:drawing>
+          <wp:inline distT="0" distB="0" distL="0" distR="0" wp14:anchorId="16823D40" wp14:editId="39D998EB">
+            <wp:extent cx="5579745" cy="8157210"/>
+            <wp:effectExtent l="19050" t="19050" r="20955" b="15240"/>
+            <wp:docPr id="1585724694" name="Picture 3" descr="{{raw}}"/>
+            <wp:cNvGraphicFramePr>
+              <a:graphicFrameLocks xmlns:a="http://schemas.openxmlformats.org/drawingml/2006/main" noChangeAspect="1"/>
+            </wp:cNvGraphicFramePr>
+            <a:graphic xmlns:a="http://schemas.openxmlformats.org/drawingml/2006/main">
+              <a:graphicData uri="http://schemas.openxmlformats.org/drawingml/2006/picture">
+                <pic:pic xmlns:pic="http://schemas.openxmlformats.org/drawingml/2006/picture">
+                  <pic:nvPicPr>
+                    <pic:cNvPr id="1585724694" name="Picture 3" descr="{{raw}}"/>
+                    <pic:cNvPicPr/>
+                  </pic:nvPicPr>
+                  <pic:blipFill rotWithShape="1">
+                    <a:blip r:embed="rId18">
+                      <a:extLst>
+                        <a:ext uri="{28A0092B-C50C-407E-A947-70E740481C1C}">
+                          <a14:useLocalDpi xmlns:a14="http://schemas.microsoft.com/office/drawing/2010/main" val="0"/>
+                        </a:ext>
+                      </a:extLst>
+                    </a:blip>
+                    <a:srcRect l="1859" t="1553" r="2310" b="1656"/>
+                    <a:stretch>
+                      <a:fillRect/>
+                    </a:stretch>
+                  </pic:blipFill>
+                  <pic:spPr bwMode="auto">
+                    <a:xfrm>
+                      <a:off x="0" y="0"/>
+                      <a:ext cx="5579745" cy="8157210"/>
+                    </a:xfrm>
+                    <a:prstGeom prst="rect">
+                      <a:avLst/>
+                    </a:prstGeom>
+                    <a:ln w="9525" cap="flat" cmpd="sng" algn="ctr">
+                      <a:solidFill>
+                        <a:sysClr val="windowText" lastClr="000000"/>
+                      </a:solidFill>
+                      <a:prstDash val="solid"/>
+                      <a:round/>
+                      <a:headEnd type="none" w="med" len="med"/>
+                      <a:tailEnd type="none" w="med" len="med"/>
+                      <a:extLst>
+                        <a:ext uri="{C807C97D-BFC1-408E-A445-0C87EB9F89A2}">
+                          <ask:lineSketchStyleProps xmlns:ask="http://schemas.microsoft.com/office/drawing/2018/sketchyshapes" sd="0">
+                            <a:custGeom>
+                              <a:avLst/>
+                              <a:gdLst/>
+                              <a:ahLst/>
+                              <a:cxnLst/>
+                              <a:rect l="0" t="0" r="0" b="0"/>
+                              <a:pathLst/>
+                            </a:custGeom>
+                            <ask:type/>
+                          </ask:lineSketchStyleProps>
+                        </a:ext>
+                      </a:extLst>
+                    </a:ln>
+                    <a:extLst>
+                      <a:ext uri="{53640926-AAD7-44D8-BBD7-CCE9431645EC}">
+                        <a14:shadowObscured xmlns:a14="http://schemas.microsoft.com/office/drawing/2010/main"/>
+                      </a:ext>
+                    </a:extLst>
+                  </pic:spPr>
+                </pic:pic>
+              </a:graphicData>
+            </a:graphic>
+          </wp:inline>
+        </w:drawing>
+      </w:r>
+    </w:p>
     <w:p>
       <w:pPr>
         <w:pStyle w:val="Caption"/>
@@ -18259,46 +18916,87 @@
       <w:bookmarkStart w:id="27" w:name="_Hlk35944407"/>
       <w:bookmarkEnd w:id="25"/>
     </w:p>
-    <w:tbl>
-      <w:tblPr>
-        <w:tblStyle w:val="TableGrid"/>
-        <w:tblW w:w="0" w:type="auto"/>
-        <w:tblInd w:w="432" w:type="dxa"/>
-        <w:tblBorders>
-          <w:top w:val="none" w:sz="0" w:space="0" w:color="auto"/>
-          <w:left w:val="none" w:sz="0" w:space="0" w:color="auto"/>
-          <w:bottom w:val="none" w:sz="0" w:space="0" w:color="auto"/>
-          <w:right w:val="none" w:sz="0" w:space="0" w:color="auto"/>
-          <w:insideH w:val="none" w:sz="0" w:space="0" w:color="auto"/>
-          <w:insideV w:val="none" w:sz="0" w:space="0" w:color="auto"/>
-        </w:tblBorders>
-        <w:tblCellMar>
-          <w:left w:w="0" w:type="dxa"/>
-          <w:right w:w="0" w:type="dxa"/>
-        </w:tblCellMar>
-        <w:tblLook w:val="04A0" w:firstRow="1" w:lastRow="0" w:firstColumn="1" w:lastColumn="0" w:noHBand="0" w:noVBand="1"/>
-      </w:tblPr>
-      <w:tblGrid>
-        <w:gridCol w:w="9314"/>
-      </w:tblGrid>
-      <w:tr>
-        <w:tc>
-          <w:tcPr>
-            <w:tcW w:w="9736" w:type="dxa"/>
-          </w:tcPr>
-          <w:p>
-            <w:pPr>
-              <w:pStyle w:val="Text1"/>
-              <w:ind w:left="0"/>
-              <w:jc w:val="center"/>
-            </w:pPr>
-            <w:r>
-              <w:t>{{proc}}</w:t>
-            </w:r>
-          </w:p>
-        </w:tc>
-      </w:tr>
-    </w:tbl>
+    <w:p>
+      <w:pPr>
+        <w:pStyle w:val="Text1"/>
+      </w:pPr>
+      <w:r>
+        <w:rPr>
+          <w:noProof/>
+        </w:rPr>
+        <w:drawing>
+          <wp:inline distT="0" distB="0" distL="0" distR="0" wp14:anchorId="0C66575A" wp14:editId="2B810087">
+            <wp:extent cx="5579745" cy="8271510"/>
+            <wp:effectExtent l="19050" t="19050" r="20955" b="15240"/>
+            <wp:docPr id="601120023" name="Picture 3" descr="{{proc}}"/>
+            <wp:cNvGraphicFramePr>
+              <a:graphicFrameLocks xmlns:a="http://schemas.openxmlformats.org/drawingml/2006/main" noChangeAspect="1"/>
+            </wp:cNvGraphicFramePr>
+            <a:graphic xmlns:a="http://schemas.openxmlformats.org/drawingml/2006/main">
+              <a:graphicData uri="http://schemas.openxmlformats.org/drawingml/2006/picture">
+                <pic:pic xmlns:pic="http://schemas.openxmlformats.org/drawingml/2006/picture">
+                  <pic:nvPicPr>
+                    <pic:cNvPr id="601120023" name="Picture 3" descr="{{proc}}"/>
+                    <pic:cNvPicPr/>
+                  </pic:nvPicPr>
+                  <pic:blipFill rotWithShape="1">
+                    <a:blip r:embed="rId18">
+                      <a:extLst>
+                        <a:ext uri="{28A0092B-C50C-407E-A947-70E740481C1C}">
+                          <a14:useLocalDpi xmlns:a14="http://schemas.microsoft.com/office/drawing/2010/main" val="0"/>
+                        </a:ext>
+                      </a:extLst>
+                    </a:blip>
+                    <a:srcRect l="1859" t="1553" r="2310" b="1656"/>
+                    <a:stretch>
+                      <a:fillRect/>
+                    </a:stretch>
+                  </pic:blipFill>
+                  <pic:spPr bwMode="auto">
+                    <a:xfrm>
+                      <a:off x="0" y="0"/>
+                      <a:ext cx="5579745" cy="8271510"/>
+                    </a:xfrm>
+                    <a:prstGeom prst="rect">
+                      <a:avLst/>
+                    </a:prstGeom>
+                    <a:ln w="9525" cap="flat" cmpd="sng" algn="ctr">
+                      <a:solidFill>
+                        <a:sysClr val="windowText" lastClr="000000"/>
+                      </a:solidFill>
+                      <a:prstDash val="solid"/>
+                      <a:round/>
+                      <a:headEnd type="none" w="med" len="med"/>
+                      <a:tailEnd type="none" w="med" len="med"/>
+                      <a:extLst>
+                        <a:ext uri="{C807C97D-BFC1-408E-A445-0C87EB9F89A2}">
+                          <ask:lineSketchStyleProps xmlns:ask="http://schemas.microsoft.com/office/drawing/2018/sketchyshapes" sd="0">
+                            <a:custGeom>
+                              <a:avLst/>
+                              <a:gdLst/>
+                              <a:ahLst/>
+                              <a:cxnLst/>
+                              <a:rect l="0" t="0" r="0" b="0"/>
+                              <a:pathLst/>
+                            </a:custGeom>
+                            <ask:type/>
+                          </ask:lineSketchStyleProps>
+                        </a:ext>
+                      </a:extLst>
+                    </a:ln>
+                    <a:extLst>
+                      <a:ext uri="{53640926-AAD7-44D8-BBD7-CCE9431645EC}">
+                        <a14:shadowObscured xmlns:a14="http://schemas.microsoft.com/office/drawing/2010/main"/>
+                      </a:ext>
+                    </a:extLst>
+                  </pic:spPr>
+                </pic:pic>
+              </a:graphicData>
+            </a:graphic>
+          </wp:inline>
+        </w:drawing>
+      </w:r>
+    </w:p>
     <w:p>
       <w:pPr>
         <w:pStyle w:val="Caption"/>
@@ -18394,50 +19092,92 @@
         <w:rPr>
           <w:color w:val="auto"/>
         </w:rPr>
+        <w:lastRenderedPageBreak/>
         <w:t>Temperature Data and GR Log Display</w:t>
       </w:r>
       <w:bookmarkEnd w:id="28"/>
     </w:p>
-    <w:tbl>
-      <w:tblPr>
-        <w:tblStyle w:val="TableGrid"/>
-        <w:tblW w:w="0" w:type="auto"/>
-        <w:tblInd w:w="432" w:type="dxa"/>
-        <w:tblBorders>
-          <w:top w:val="none" w:sz="0" w:space="0" w:color="auto"/>
-          <w:left w:val="none" w:sz="0" w:space="0" w:color="auto"/>
-          <w:bottom w:val="none" w:sz="0" w:space="0" w:color="auto"/>
-          <w:right w:val="none" w:sz="0" w:space="0" w:color="auto"/>
-          <w:insideH w:val="none" w:sz="0" w:space="0" w:color="auto"/>
-          <w:insideV w:val="none" w:sz="0" w:space="0" w:color="auto"/>
-        </w:tblBorders>
-        <w:tblCellMar>
-          <w:left w:w="0" w:type="dxa"/>
-          <w:right w:w="0" w:type="dxa"/>
-        </w:tblCellMar>
-        <w:tblLook w:val="04A0" w:firstRow="1" w:lastRow="0" w:firstColumn="1" w:lastColumn="0" w:noHBand="0" w:noVBand="1"/>
-      </w:tblPr>
-      <w:tblGrid>
-        <w:gridCol w:w="9314"/>
-      </w:tblGrid>
-      <w:tr>
-        <w:tc>
-          <w:tcPr>
-            <w:tcW w:w="9736" w:type="dxa"/>
-          </w:tcPr>
-          <w:p>
-            <w:pPr>
-              <w:pStyle w:val="Text1"/>
-              <w:ind w:left="0"/>
-              <w:jc w:val="center"/>
-            </w:pPr>
-            <w:r>
-              <w:t>{{tempgr}}</w:t>
-            </w:r>
-          </w:p>
-        </w:tc>
-      </w:tr>
-    </w:tbl>
+    <w:p>
+      <w:pPr>
+        <w:pStyle w:val="Text1"/>
+      </w:pPr>
+      <w:r>
+        <w:rPr>
+          <w:noProof/>
+        </w:rPr>
+        <w:drawing>
+          <wp:inline distT="0" distB="0" distL="0" distR="0" wp14:anchorId="5003D70B" wp14:editId="4519D808">
+            <wp:extent cx="5579745" cy="8271510"/>
+            <wp:effectExtent l="19050" t="19050" r="20955" b="15240"/>
+            <wp:docPr id="471263062" name="Picture 3" descr="{{tempgr}}"/>
+            <wp:cNvGraphicFramePr>
+              <a:graphicFrameLocks xmlns:a="http://schemas.openxmlformats.org/drawingml/2006/main" noChangeAspect="1"/>
+            </wp:cNvGraphicFramePr>
+            <a:graphic xmlns:a="http://schemas.openxmlformats.org/drawingml/2006/main">
+              <a:graphicData uri="http://schemas.openxmlformats.org/drawingml/2006/picture">
+                <pic:pic xmlns:pic="http://schemas.openxmlformats.org/drawingml/2006/picture">
+                  <pic:nvPicPr>
+                    <pic:cNvPr id="471263062" name="Picture 3" descr="{{tempgr}}"/>
+                    <pic:cNvPicPr/>
+                  </pic:nvPicPr>
+                  <pic:blipFill rotWithShape="1">
+                    <a:blip r:embed="rId18">
+                      <a:extLst>
+                        <a:ext uri="{28A0092B-C50C-407E-A947-70E740481C1C}">
+                          <a14:useLocalDpi xmlns:a14="http://schemas.microsoft.com/office/drawing/2010/main" val="0"/>
+                        </a:ext>
+                      </a:extLst>
+                    </a:blip>
+                    <a:srcRect l="1859" t="1553" r="2310" b="1656"/>
+                    <a:stretch>
+                      <a:fillRect/>
+                    </a:stretch>
+                  </pic:blipFill>
+                  <pic:spPr bwMode="auto">
+                    <a:xfrm>
+                      <a:off x="0" y="0"/>
+                      <a:ext cx="5579745" cy="8271510"/>
+                    </a:xfrm>
+                    <a:prstGeom prst="rect">
+                      <a:avLst/>
+                    </a:prstGeom>
+                    <a:ln w="9525" cap="flat" cmpd="sng" algn="ctr">
+                      <a:solidFill>
+                        <a:sysClr val="windowText" lastClr="000000"/>
+                      </a:solidFill>
+                      <a:prstDash val="solid"/>
+                      <a:round/>
+                      <a:headEnd type="none" w="med" len="med"/>
+                      <a:tailEnd type="none" w="med" len="med"/>
+                      <a:extLst>
+                        <a:ext uri="{C807C97D-BFC1-408E-A445-0C87EB9F89A2}">
+                          <ask:lineSketchStyleProps xmlns:ask="http://schemas.microsoft.com/office/drawing/2018/sketchyshapes" sd="0">
+                            <a:custGeom>
+                              <a:avLst/>
+                              <a:gdLst/>
+                              <a:ahLst/>
+                              <a:cxnLst/>
+                              <a:rect l="0" t="0" r="0" b="0"/>
+                              <a:pathLst/>
+                            </a:custGeom>
+                            <ask:type/>
+                          </ask:lineSketchStyleProps>
+                        </a:ext>
+                      </a:extLst>
+                    </a:ln>
+                    <a:extLst>
+                      <a:ext uri="{53640926-AAD7-44D8-BBD7-CCE9431645EC}">
+                        <a14:shadowObscured xmlns:a14="http://schemas.microsoft.com/office/drawing/2010/main"/>
+                      </a:ext>
+                    </a:extLst>
+                  </pic:spPr>
+                </pic:pic>
+              </a:graphicData>
+            </a:graphic>
+          </wp:inline>
+        </w:drawing>
+      </w:r>
+    </w:p>
     <w:p>
       <w:pPr>
         <w:pStyle w:val="Caption"/>
@@ -18477,6 +19217,7 @@
         <w:rPr>
           <w:color w:val="auto"/>
         </w:rPr>
+        <w:lastRenderedPageBreak/>
         <w:t>Well-head</w:t>
       </w:r>
       <w:r>
@@ -18487,46 +19228,87 @@
       </w:r>
       <w:bookmarkEnd w:id="29"/>
     </w:p>
-    <w:tbl>
-      <w:tblPr>
-        <w:tblStyle w:val="TableGrid"/>
-        <w:tblW w:w="0" w:type="auto"/>
-        <w:tblInd w:w="432" w:type="dxa"/>
-        <w:tblBorders>
-          <w:top w:val="none" w:sz="0" w:space="0" w:color="auto"/>
-          <w:left w:val="none" w:sz="0" w:space="0" w:color="auto"/>
-          <w:bottom w:val="none" w:sz="0" w:space="0" w:color="auto"/>
-          <w:right w:val="none" w:sz="0" w:space="0" w:color="auto"/>
-          <w:insideH w:val="none" w:sz="0" w:space="0" w:color="auto"/>
-          <w:insideV w:val="none" w:sz="0" w:space="0" w:color="auto"/>
-        </w:tblBorders>
-        <w:tblCellMar>
-          <w:left w:w="0" w:type="dxa"/>
-          <w:right w:w="0" w:type="dxa"/>
-        </w:tblCellMar>
-        <w:tblLook w:val="04A0" w:firstRow="1" w:lastRow="0" w:firstColumn="1" w:lastColumn="0" w:noHBand="0" w:noVBand="1"/>
-      </w:tblPr>
-      <w:tblGrid>
-        <w:gridCol w:w="9304"/>
-      </w:tblGrid>
-      <w:tr>
-        <w:tc>
-          <w:tcPr>
-            <w:tcW w:w="9304" w:type="dxa"/>
-          </w:tcPr>
-          <w:p>
-            <w:pPr>
-              <w:pStyle w:val="Text1"/>
-              <w:ind w:left="0"/>
-              <w:jc w:val="center"/>
-            </w:pPr>
-            <w:r>
-              <w:t>{{wh}}</w:t>
-            </w:r>
-          </w:p>
-        </w:tc>
-      </w:tr>
-    </w:tbl>
+    <w:p>
+      <w:pPr>
+        <w:pStyle w:val="Text1"/>
+      </w:pPr>
+      <w:r>
+        <w:rPr>
+          <w:noProof/>
+        </w:rPr>
+        <w:drawing>
+          <wp:inline distT="0" distB="0" distL="0" distR="0" wp14:anchorId="417BDE07" wp14:editId="75A71AA0">
+            <wp:extent cx="5579745" cy="8210550"/>
+            <wp:effectExtent l="19050" t="19050" r="20955" b="19050"/>
+            <wp:docPr id="1816491686" name="Picture 3" descr="{{wh}}"/>
+            <wp:cNvGraphicFramePr>
+              <a:graphicFrameLocks xmlns:a="http://schemas.openxmlformats.org/drawingml/2006/main" noChangeAspect="1"/>
+            </wp:cNvGraphicFramePr>
+            <a:graphic xmlns:a="http://schemas.openxmlformats.org/drawingml/2006/main">
+              <a:graphicData uri="http://schemas.openxmlformats.org/drawingml/2006/picture">
+                <pic:pic xmlns:pic="http://schemas.openxmlformats.org/drawingml/2006/picture">
+                  <pic:nvPicPr>
+                    <pic:cNvPr id="1816491686" name="Picture 3" descr="{{wh}}"/>
+                    <pic:cNvPicPr/>
+                  </pic:nvPicPr>
+                  <pic:blipFill rotWithShape="1">
+                    <a:blip r:embed="rId18">
+                      <a:extLst>
+                        <a:ext uri="{28A0092B-C50C-407E-A947-70E740481C1C}">
+                          <a14:useLocalDpi xmlns:a14="http://schemas.microsoft.com/office/drawing/2010/main" val="0"/>
+                        </a:ext>
+                      </a:extLst>
+                    </a:blip>
+                    <a:srcRect l="1859" t="1553" r="2310" b="1656"/>
+                    <a:stretch>
+                      <a:fillRect/>
+                    </a:stretch>
+                  </pic:blipFill>
+                  <pic:spPr bwMode="auto">
+                    <a:xfrm>
+                      <a:off x="0" y="0"/>
+                      <a:ext cx="5579745" cy="8210550"/>
+                    </a:xfrm>
+                    <a:prstGeom prst="rect">
+                      <a:avLst/>
+                    </a:prstGeom>
+                    <a:ln w="9525" cap="flat" cmpd="sng" algn="ctr">
+                      <a:solidFill>
+                        <a:sysClr val="windowText" lastClr="000000"/>
+                      </a:solidFill>
+                      <a:prstDash val="solid"/>
+                      <a:round/>
+                      <a:headEnd type="none" w="med" len="med"/>
+                      <a:tailEnd type="none" w="med" len="med"/>
+                      <a:extLst>
+                        <a:ext uri="{C807C97D-BFC1-408E-A445-0C87EB9F89A2}">
+                          <ask:lineSketchStyleProps xmlns:ask="http://schemas.microsoft.com/office/drawing/2018/sketchyshapes" sd="0">
+                            <a:custGeom>
+                              <a:avLst/>
+                              <a:gdLst/>
+                              <a:ahLst/>
+                              <a:cxnLst/>
+                              <a:rect l="0" t="0" r="0" b="0"/>
+                              <a:pathLst/>
+                            </a:custGeom>
+                            <ask:type/>
+                          </ask:lineSketchStyleProps>
+                        </a:ext>
+                      </a:extLst>
+                    </a:ln>
+                    <a:extLst>
+                      <a:ext uri="{53640926-AAD7-44D8-BBD7-CCE9431645EC}">
+                        <a14:shadowObscured xmlns:a14="http://schemas.microsoft.com/office/drawing/2010/main"/>
+                      </a:ext>
+                    </a:extLst>
+                  </pic:spPr>
+                </pic:pic>
+              </a:graphicData>
+            </a:graphic>
+          </wp:inline>
+        </w:drawing>
+      </w:r>
+    </w:p>
     <w:p>
       <w:pPr>
         <w:spacing w:before="0" w:after="200"/>
@@ -18870,55 +19652,121 @@
           <w:sz w:val="20"/>
           <w:szCs w:val="20"/>
         </w:rPr>
-        <w:t>{{damage_block_start}}</w:t>
+        <w:lastRenderedPageBreak/>
+        <w:t>{{</w:t>
+      </w:r>
+      <w:proofErr w:type="spellStart"/>
+      <w:r>
+        <w:rPr>
+          <w:rFonts w:asciiTheme="minorHAnsi" w:hAnsiTheme="minorHAnsi" w:cstheme="minorHAnsi"/>
+          <w:i/>
+          <w:iCs/>
+          <w:sz w:val="20"/>
+          <w:szCs w:val="20"/>
+        </w:rPr>
+        <w:t>damage_block_start</w:t>
+      </w:r>
+      <w:proofErr w:type="spellEnd"/>
+      <w:r>
+        <w:rPr>
+          <w:rFonts w:asciiTheme="minorHAnsi" w:hAnsiTheme="minorHAnsi" w:cstheme="minorHAnsi"/>
+          <w:i/>
+          <w:iCs/>
+          <w:sz w:val="20"/>
+          <w:szCs w:val="20"/>
+        </w:rPr>
+        <w:t>}}</w:t>
       </w:r>
     </w:p>
-    <w:tbl>
-      <w:tblPr>
-        <w:tblStyle w:val="TableGrid"/>
-        <w:tblW w:w="0" w:type="auto"/>
-        <w:tblInd w:w="432" w:type="dxa"/>
-        <w:tblBorders>
-          <w:top w:val="none" w:sz="0" w:space="0" w:color="auto"/>
-          <w:left w:val="none" w:sz="0" w:space="0" w:color="auto"/>
-          <w:bottom w:val="none" w:sz="0" w:space="0" w:color="auto"/>
-          <w:right w:val="none" w:sz="0" w:space="0" w:color="auto"/>
-          <w:insideH w:val="none" w:sz="0" w:space="0" w:color="auto"/>
-          <w:insideV w:val="none" w:sz="0" w:space="0" w:color="auto"/>
-        </w:tblBorders>
-        <w:tblCellMar>
-          <w:left w:w="0" w:type="dxa"/>
-          <w:right w:w="0" w:type="dxa"/>
-        </w:tblCellMar>
-        <w:tblLook w:val="04A0" w:firstRow="1" w:lastRow="0" w:firstColumn="1" w:lastColumn="0" w:noHBand="0" w:noVBand="1"/>
-      </w:tblPr>
-      <w:tblGrid>
-        <w:gridCol w:w="9304"/>
-      </w:tblGrid>
-      <w:tr>
-        <w:tc>
-          <w:tcPr>
-            <w:tcW w:w="9304" w:type="dxa"/>
-          </w:tcPr>
-          <w:p>
-            <w:pPr>
-              <w:pStyle w:val="Text1"/>
-              <w:ind w:left="0"/>
-              <w:jc w:val="center"/>
-            </w:pPr>
-            <w:r>
-              <w:t>{{DMG</w:t>
-            </w:r>
-            <w:r>
-              <w:t>@N</w:t>
-            </w:r>
-            <w:r>
-              <w:t>_1}}</w:t>
-            </w:r>
-          </w:p>
-        </w:tc>
-      </w:tr>
-    </w:tbl>
+    <w:p>
+      <w:pPr>
+        <w:spacing w:before="0" w:after="200"/>
+        <w:jc w:val="center"/>
+        <w:rPr>
+          <w:rFonts w:asciiTheme="minorHAnsi" w:hAnsiTheme="minorHAnsi" w:cstheme="minorHAnsi"/>
+          <w:i/>
+          <w:iCs/>
+          <w:sz w:val="20"/>
+          <w:szCs w:val="20"/>
+        </w:rPr>
+      </w:pPr>
+      <w:r>
+        <w:rPr>
+          <w:noProof/>
+        </w:rPr>
+        <w:drawing>
+          <wp:inline distT="0" distB="0" distL="0" distR="0" wp14:anchorId="2ED64644" wp14:editId="31CEB62C">
+            <wp:extent cx="5579745" cy="8157210"/>
+            <wp:effectExtent l="19050" t="19050" r="20955" b="15240"/>
+            <wp:docPr id="411864804" name="Picture 3" descr="{{DMG@N_1}}"/>
+            <wp:cNvGraphicFramePr>
+              <a:graphicFrameLocks xmlns:a="http://schemas.openxmlformats.org/drawingml/2006/main" noChangeAspect="1"/>
+            </wp:cNvGraphicFramePr>
+            <a:graphic xmlns:a="http://schemas.openxmlformats.org/drawingml/2006/main">
+              <a:graphicData uri="http://schemas.openxmlformats.org/drawingml/2006/picture">
+                <pic:pic xmlns:pic="http://schemas.openxmlformats.org/drawingml/2006/picture">
+                  <pic:nvPicPr>
+                    <pic:cNvPr id="411864804" name="Picture 3" descr="{{DMG@N_1}}"/>
+                    <pic:cNvPicPr/>
+                  </pic:nvPicPr>
+                  <pic:blipFill rotWithShape="1">
+                    <a:blip r:embed="rId18">
+                      <a:extLst>
+                        <a:ext uri="{28A0092B-C50C-407E-A947-70E740481C1C}">
+                          <a14:useLocalDpi xmlns:a14="http://schemas.microsoft.com/office/drawing/2010/main" val="0"/>
+                        </a:ext>
+                      </a:extLst>
+                    </a:blip>
+                    <a:srcRect l="1859" t="1553" r="2310" b="1656"/>
+                    <a:stretch>
+                      <a:fillRect/>
+                    </a:stretch>
+                  </pic:blipFill>
+                  <pic:spPr bwMode="auto">
+                    <a:xfrm>
+                      <a:off x="0" y="0"/>
+                      <a:ext cx="5579745" cy="8157210"/>
+                    </a:xfrm>
+                    <a:prstGeom prst="rect">
+                      <a:avLst/>
+                    </a:prstGeom>
+                    <a:ln w="9525" cap="flat" cmpd="sng" algn="ctr">
+                      <a:solidFill>
+                        <a:sysClr val="windowText" lastClr="000000"/>
+                      </a:solidFill>
+                      <a:prstDash val="solid"/>
+                      <a:round/>
+                      <a:headEnd type="none" w="med" len="med"/>
+                      <a:tailEnd type="none" w="med" len="med"/>
+                      <a:extLst>
+                        <a:ext uri="{C807C97D-BFC1-408E-A445-0C87EB9F89A2}">
+                          <ask:lineSketchStyleProps xmlns:ask="http://schemas.microsoft.com/office/drawing/2018/sketchyshapes" sd="0">
+                            <a:custGeom>
+                              <a:avLst/>
+                              <a:gdLst/>
+                              <a:ahLst/>
+                              <a:cxnLst/>
+                              <a:rect l="0" t="0" r="0" b="0"/>
+                              <a:pathLst/>
+                            </a:custGeom>
+                            <ask:type/>
+                          </ask:lineSketchStyleProps>
+                        </a:ext>
+                      </a:extLst>
+                    </a:ln>
+                    <a:extLst>
+                      <a:ext uri="{53640926-AAD7-44D8-BBD7-CCE9431645EC}">
+                        <a14:shadowObscured xmlns:a14="http://schemas.microsoft.com/office/drawing/2010/main"/>
+                      </a:ext>
+                    </a:extLst>
+                  </pic:spPr>
+                </pic:pic>
+              </a:graphicData>
+            </a:graphic>
+          </wp:inline>
+        </w:drawing>
+      </w:r>
+    </w:p>
     <w:p>
       <w:pPr>
         <w:pStyle w:val="Caption"/>
@@ -19166,52 +20014,88 @@
         <w:t>Channel Selection</w:t>
       </w:r>
     </w:p>
-    <w:tbl>
-      <w:tblPr>
-        <w:tblStyle w:val="TableGrid"/>
-        <w:tblW w:w="0" w:type="auto"/>
-        <w:tblInd w:w="432" w:type="dxa"/>
-        <w:tblBorders>
-          <w:top w:val="none" w:sz="0" w:space="0" w:color="auto"/>
-          <w:left w:val="none" w:sz="0" w:space="0" w:color="auto"/>
-          <w:bottom w:val="none" w:sz="0" w:space="0" w:color="auto"/>
-          <w:right w:val="none" w:sz="0" w:space="0" w:color="auto"/>
-          <w:insideH w:val="none" w:sz="0" w:space="0" w:color="auto"/>
-          <w:insideV w:val="none" w:sz="0" w:space="0" w:color="auto"/>
-        </w:tblBorders>
-        <w:tblCellMar>
-          <w:left w:w="0" w:type="dxa"/>
-          <w:right w:w="0" w:type="dxa"/>
-        </w:tblCellMar>
-        <w:tblLook w:val="04A0" w:firstRow="1" w:lastRow="0" w:firstColumn="1" w:lastColumn="0" w:noHBand="0" w:noVBand="1"/>
-      </w:tblPr>
-      <w:tblGrid>
-        <w:gridCol w:w="9304"/>
-      </w:tblGrid>
-      <w:tr>
-        <w:tc>
-          <w:tcPr>
-            <w:tcW w:w="9304" w:type="dxa"/>
-          </w:tcPr>
-          <w:p>
-            <w:pPr>
-              <w:pStyle w:val="Text1"/>
-              <w:ind w:left="0"/>
-              <w:jc w:val="center"/>
-            </w:pPr>
-            <w:r>
-              <w:t>{{</w:t>
-            </w:r>
-            <w:r>
-              <w:t>DMG@N</w:t>
-            </w:r>
-            <w:r>
-              <w:t>_2}}</w:t>
-            </w:r>
-          </w:p>
-        </w:tc>
-      </w:tr>
-    </w:tbl>
+    <w:p>
+      <w:r>
+        <w:lastRenderedPageBreak/>
+        <w:t xml:space="preserve">      </w:t>
+      </w:r>
+      <w:r>
+        <w:rPr>
+          <w:noProof/>
+        </w:rPr>
+        <w:drawing>
+          <wp:inline distT="0" distB="0" distL="0" distR="0" wp14:anchorId="68324CF0" wp14:editId="1BC3B14F">
+            <wp:extent cx="5688330" cy="8553450"/>
+            <wp:effectExtent l="19050" t="19050" r="26670" b="19050"/>
+            <wp:docPr id="770038025" name="Picture 3" descr="{{DMG@N_2}}"/>
+            <wp:cNvGraphicFramePr>
+              <a:graphicFrameLocks xmlns:a="http://schemas.openxmlformats.org/drawingml/2006/main" noChangeAspect="1"/>
+            </wp:cNvGraphicFramePr>
+            <a:graphic xmlns:a="http://schemas.openxmlformats.org/drawingml/2006/main">
+              <a:graphicData uri="http://schemas.openxmlformats.org/drawingml/2006/picture">
+                <pic:pic xmlns:pic="http://schemas.openxmlformats.org/drawingml/2006/picture">
+                  <pic:nvPicPr>
+                    <pic:cNvPr id="770038025" name="Picture 3" descr="{{DMG@N_2}}"/>
+                    <pic:cNvPicPr/>
+                  </pic:nvPicPr>
+                  <pic:blipFill rotWithShape="1">
+                    <a:blip r:embed="rId18">
+                      <a:extLst>
+                        <a:ext uri="{28A0092B-C50C-407E-A947-70E740481C1C}">
+                          <a14:useLocalDpi xmlns:a14="http://schemas.microsoft.com/office/drawing/2010/main" val="0"/>
+                        </a:ext>
+                      </a:extLst>
+                    </a:blip>
+                    <a:srcRect l="1859" t="1553" r="2310" b="1656"/>
+                    <a:stretch>
+                      <a:fillRect/>
+                    </a:stretch>
+                  </pic:blipFill>
+                  <pic:spPr bwMode="auto">
+                    <a:xfrm>
+                      <a:off x="0" y="0"/>
+                      <a:ext cx="5688330" cy="8553450"/>
+                    </a:xfrm>
+                    <a:prstGeom prst="rect">
+                      <a:avLst/>
+                    </a:prstGeom>
+                    <a:ln w="9525" cap="flat" cmpd="sng" algn="ctr">
+                      <a:solidFill>
+                        <a:sysClr val="windowText" lastClr="000000"/>
+                      </a:solidFill>
+                      <a:prstDash val="solid"/>
+                      <a:round/>
+                      <a:headEnd type="none" w="med" len="med"/>
+                      <a:tailEnd type="none" w="med" len="med"/>
+                      <a:extLst>
+                        <a:ext uri="{C807C97D-BFC1-408E-A445-0C87EB9F89A2}">
+                          <ask:lineSketchStyleProps xmlns:ask="http://schemas.microsoft.com/office/drawing/2018/sketchyshapes" sd="0">
+                            <a:custGeom>
+                              <a:avLst/>
+                              <a:gdLst/>
+                              <a:ahLst/>
+                              <a:cxnLst/>
+                              <a:rect l="0" t="0" r="0" b="0"/>
+                              <a:pathLst/>
+                            </a:custGeom>
+                            <ask:type/>
+                          </ask:lineSketchStyleProps>
+                        </a:ext>
+                      </a:extLst>
+                    </a:ln>
+                    <a:extLst>
+                      <a:ext uri="{53640926-AAD7-44D8-BBD7-CCE9431645EC}">
+                        <a14:shadowObscured xmlns:a14="http://schemas.microsoft.com/office/drawing/2010/main"/>
+                      </a:ext>
+                    </a:extLst>
+                  </pic:spPr>
+                </pic:pic>
+              </a:graphicData>
+            </a:graphic>
+          </wp:inline>
+        </w:drawing>
+      </w:r>
+    </w:p>
     <w:p>
       <w:pPr>
         <w:pStyle w:val="Caption"/>
@@ -19647,52 +20531,91 @@
         <w:t>Channel Selection</w:t>
       </w:r>
     </w:p>
-    <w:tbl>
-      <w:tblPr>
-        <w:tblStyle w:val="TableGrid"/>
-        <w:tblW w:w="0" w:type="auto"/>
-        <w:tblInd w:w="432" w:type="dxa"/>
-        <w:tblBorders>
-          <w:top w:val="none" w:sz="0" w:space="0" w:color="auto"/>
-          <w:left w:val="none" w:sz="0" w:space="0" w:color="auto"/>
-          <w:bottom w:val="none" w:sz="0" w:space="0" w:color="auto"/>
-          <w:right w:val="none" w:sz="0" w:space="0" w:color="auto"/>
-          <w:insideH w:val="none" w:sz="0" w:space="0" w:color="auto"/>
-          <w:insideV w:val="none" w:sz="0" w:space="0" w:color="auto"/>
-        </w:tblBorders>
-        <w:tblCellMar>
-          <w:left w:w="0" w:type="dxa"/>
-          <w:right w:w="0" w:type="dxa"/>
-        </w:tblCellMar>
-        <w:tblLook w:val="04A0" w:firstRow="1" w:lastRow="0" w:firstColumn="1" w:lastColumn="0" w:noHBand="0" w:noVBand="1"/>
-      </w:tblPr>
-      <w:tblGrid>
-        <w:gridCol w:w="9304"/>
-      </w:tblGrid>
-      <w:tr>
-        <w:tc>
-          <w:tcPr>
-            <w:tcW w:w="9304" w:type="dxa"/>
-          </w:tcPr>
-          <w:p>
-            <w:pPr>
-              <w:pStyle w:val="Text1"/>
-              <w:ind w:left="0"/>
-              <w:jc w:val="center"/>
-            </w:pPr>
-            <w:r>
-              <w:t>{{</w:t>
-            </w:r>
-            <w:r>
-              <w:t>DMG@N</w:t>
-            </w:r>
-            <w:r>
-              <w:t>_3}}</w:t>
-            </w:r>
-          </w:p>
-        </w:tc>
-      </w:tr>
-    </w:tbl>
+    <w:p>
+      <w:pPr>
+        <w:pStyle w:val="Caption"/>
+        <w:rPr>
+          <w:color w:val="000000" w:themeColor="text1"/>
+        </w:rPr>
+      </w:pPr>
+      <w:r>
+        <w:rPr>
+          <w:noProof/>
+        </w:rPr>
+        <w:lastRenderedPageBreak/>
+        <w:drawing>
+          <wp:inline distT="0" distB="0" distL="0" distR="0" wp14:anchorId="0B9F72D2" wp14:editId="7565E539">
+            <wp:extent cx="5688330" cy="8439150"/>
+            <wp:effectExtent l="19050" t="19050" r="26670" b="19050"/>
+            <wp:docPr id="601646707" name="Picture 3" descr="{{DMG@N_3}}"/>
+            <wp:cNvGraphicFramePr>
+              <a:graphicFrameLocks xmlns:a="http://schemas.openxmlformats.org/drawingml/2006/main" noChangeAspect="1"/>
+            </wp:cNvGraphicFramePr>
+            <a:graphic xmlns:a="http://schemas.openxmlformats.org/drawingml/2006/main">
+              <a:graphicData uri="http://schemas.openxmlformats.org/drawingml/2006/picture">
+                <pic:pic xmlns:pic="http://schemas.openxmlformats.org/drawingml/2006/picture">
+                  <pic:nvPicPr>
+                    <pic:cNvPr id="601646707" name="Picture 3" descr="{{DMG@N_3}}"/>
+                    <pic:cNvPicPr/>
+                  </pic:nvPicPr>
+                  <pic:blipFill rotWithShape="1">
+                    <a:blip r:embed="rId18">
+                      <a:extLst>
+                        <a:ext uri="{28A0092B-C50C-407E-A947-70E740481C1C}">
+                          <a14:useLocalDpi xmlns:a14="http://schemas.microsoft.com/office/drawing/2010/main" val="0"/>
+                        </a:ext>
+                      </a:extLst>
+                    </a:blip>
+                    <a:srcRect l="1859" t="1553" r="2310" b="1656"/>
+                    <a:stretch>
+                      <a:fillRect/>
+                    </a:stretch>
+                  </pic:blipFill>
+                  <pic:spPr bwMode="auto">
+                    <a:xfrm>
+                      <a:off x="0" y="0"/>
+                      <a:ext cx="5688330" cy="8439150"/>
+                    </a:xfrm>
+                    <a:prstGeom prst="rect">
+                      <a:avLst/>
+                    </a:prstGeom>
+                    <a:ln w="9525" cap="flat" cmpd="sng" algn="ctr">
+                      <a:solidFill>
+                        <a:sysClr val="windowText" lastClr="000000"/>
+                      </a:solidFill>
+                      <a:prstDash val="solid"/>
+                      <a:round/>
+                      <a:headEnd type="none" w="med" len="med"/>
+                      <a:tailEnd type="none" w="med" len="med"/>
+                      <a:extLst>
+                        <a:ext uri="{C807C97D-BFC1-408E-A445-0C87EB9F89A2}">
+                          <ask:lineSketchStyleProps xmlns:ask="http://schemas.microsoft.com/office/drawing/2018/sketchyshapes" sd="0">
+                            <a:custGeom>
+                              <a:avLst/>
+                              <a:gdLst/>
+                              <a:ahLst/>
+                              <a:cxnLst/>
+                              <a:rect l="0" t="0" r="0" b="0"/>
+                              <a:pathLst/>
+                            </a:custGeom>
+                            <ask:type/>
+                          </ask:lineSketchStyleProps>
+                        </a:ext>
+                      </a:extLst>
+                    </a:ln>
+                    <a:extLst>
+                      <a:ext uri="{53640926-AAD7-44D8-BBD7-CCE9431645EC}">
+                        <a14:shadowObscured xmlns:a14="http://schemas.microsoft.com/office/drawing/2010/main"/>
+                      </a:ext>
+                    </a:extLst>
+                  </pic:spPr>
+                </pic:pic>
+              </a:graphicData>
+            </a:graphic>
+          </wp:inline>
+        </w:drawing>
+      </w:r>
+    </w:p>
     <w:p>
       <w:pPr>
         <w:pStyle w:val="Caption"/>
@@ -19981,7 +20904,30 @@
           <w:sz w:val="20"/>
           <w:szCs w:val="20"/>
         </w:rPr>
-        <w:t>{{damage_block_end}}</w:t>
+        <w:lastRenderedPageBreak/>
+        <w:t>{{</w:t>
+      </w:r>
+      <w:proofErr w:type="spellStart"/>
+      <w:r>
+        <w:rPr>
+          <w:rFonts w:asciiTheme="minorHAnsi" w:hAnsiTheme="minorHAnsi" w:cstheme="minorHAnsi"/>
+          <w:i/>
+          <w:iCs/>
+          <w:sz w:val="20"/>
+          <w:szCs w:val="20"/>
+        </w:rPr>
+        <w:t>damage_block_end</w:t>
+      </w:r>
+      <w:proofErr w:type="spellEnd"/>
+      <w:r>
+        <w:rPr>
+          <w:rFonts w:asciiTheme="minorHAnsi" w:hAnsiTheme="minorHAnsi" w:cstheme="minorHAnsi"/>
+          <w:i/>
+          <w:iCs/>
+          <w:sz w:val="20"/>
+          <w:szCs w:val="20"/>
+        </w:rPr>
+        <w:t>}}</w:t>
       </w:r>
     </w:p>
     <w:p>
@@ -20170,8 +21116,9 @@
                 <w:szCs w:val="20"/>
                 <w:lang w:val="en-AE" w:eastAsia="en-AE"/>
               </w:rPr>
-              <w:t>{{joints_</w:t>
-            </w:r>
+              <w:t>{{</w:t>
+            </w:r>
+            <w:proofErr w:type="spellStart"/>
             <w:r>
               <w:rPr>
                 <w:rFonts w:asciiTheme="minorHAnsi" w:eastAsia="Times New Roman" w:hAnsiTheme="minorHAnsi" w:cstheme="minorHAnsi"/>
@@ -20180,8 +21127,19 @@
                 <w:szCs w:val="20"/>
                 <w:lang w:val="en-AE" w:eastAsia="en-AE"/>
               </w:rPr>
+              <w:t>joints_</w:t>
+            </w:r>
+            <w:r>
+              <w:rPr>
+                <w:rFonts w:asciiTheme="minorHAnsi" w:eastAsia="Times New Roman" w:hAnsiTheme="minorHAnsi" w:cstheme="minorHAnsi"/>
+                <w:color w:val="FFFFFF"/>
+                <w:sz w:val="20"/>
+                <w:szCs w:val="20"/>
+                <w:lang w:val="en-AE" w:eastAsia="en-AE"/>
+              </w:rPr>
               <w:t>firstPipe</w:t>
             </w:r>
+            <w:proofErr w:type="spellEnd"/>
             <w:r>
               <w:rPr>
                 <w:rFonts w:asciiTheme="minorHAnsi" w:eastAsia="Times New Roman" w:hAnsiTheme="minorHAnsi" w:cstheme="minorHAnsi"/>
@@ -20338,7 +21296,29 @@
                 <w:szCs w:val="20"/>
                 <w:lang w:val="en-AE" w:eastAsia="en-AE"/>
               </w:rPr>
-              <w:t>Nom Thk (in)</w:t>
+              <w:t xml:space="preserve">Nom </w:t>
+            </w:r>
+            <w:proofErr w:type="spellStart"/>
+            <w:r>
+              <w:rPr>
+                <w:rFonts w:asciiTheme="minorHAnsi" w:eastAsia="Times New Roman" w:hAnsiTheme="minorHAnsi" w:cstheme="minorHAnsi"/>
+                <w:color w:val="FFFFFF"/>
+                <w:sz w:val="20"/>
+                <w:szCs w:val="20"/>
+                <w:lang w:val="en-AE" w:eastAsia="en-AE"/>
+              </w:rPr>
+              <w:t>Thk</w:t>
+            </w:r>
+            <w:proofErr w:type="spellEnd"/>
+            <w:r>
+              <w:rPr>
+                <w:rFonts w:asciiTheme="minorHAnsi" w:eastAsia="Times New Roman" w:hAnsiTheme="minorHAnsi" w:cstheme="minorHAnsi"/>
+                <w:color w:val="FFFFFF"/>
+                <w:sz w:val="20"/>
+                <w:szCs w:val="20"/>
+                <w:lang w:val="en-AE" w:eastAsia="en-AE"/>
+              </w:rPr>
+              <w:t xml:space="preserve"> (in)</w:t>
             </w:r>
           </w:p>
         </w:tc>
@@ -20375,7 +21355,29 @@
                 <w:szCs w:val="20"/>
                 <w:lang w:val="en-AE" w:eastAsia="en-AE"/>
               </w:rPr>
-              <w:t>Min Thk (in)</w:t>
+              <w:t xml:space="preserve">Min </w:t>
+            </w:r>
+            <w:proofErr w:type="spellStart"/>
+            <w:r>
+              <w:rPr>
+                <w:rFonts w:asciiTheme="minorHAnsi" w:eastAsia="Times New Roman" w:hAnsiTheme="minorHAnsi" w:cstheme="minorHAnsi"/>
+                <w:color w:val="FFFFFF"/>
+                <w:sz w:val="20"/>
+                <w:szCs w:val="20"/>
+                <w:lang w:val="en-AE" w:eastAsia="en-AE"/>
+              </w:rPr>
+              <w:t>Thk</w:t>
+            </w:r>
+            <w:proofErr w:type="spellEnd"/>
+            <w:r>
+              <w:rPr>
+                <w:rFonts w:asciiTheme="minorHAnsi" w:eastAsia="Times New Roman" w:hAnsiTheme="minorHAnsi" w:cstheme="minorHAnsi"/>
+                <w:color w:val="FFFFFF"/>
+                <w:sz w:val="20"/>
+                <w:szCs w:val="20"/>
+                <w:lang w:val="en-AE" w:eastAsia="en-AE"/>
+              </w:rPr>
+              <w:t xml:space="preserve"> (in)</w:t>
             </w:r>
           </w:p>
         </w:tc>
@@ -21015,7 +22017,29 @@
                 <w:szCs w:val="20"/>
                 <w:lang w:val="en-AE" w:eastAsia="en-AE"/>
               </w:rPr>
-              <w:t>{{joints_secondPipe}}</w:t>
+              <w:t>{{</w:t>
+            </w:r>
+            <w:proofErr w:type="spellStart"/>
+            <w:r>
+              <w:rPr>
+                <w:rFonts w:asciiTheme="minorHAnsi" w:eastAsia="Times New Roman" w:hAnsiTheme="minorHAnsi" w:cstheme="minorHAnsi"/>
+                <w:color w:val="FFFFFF"/>
+                <w:sz w:val="20"/>
+                <w:szCs w:val="20"/>
+                <w:lang w:val="en-AE" w:eastAsia="en-AE"/>
+              </w:rPr>
+              <w:t>joints_secondPipe</w:t>
+            </w:r>
+            <w:proofErr w:type="spellEnd"/>
+            <w:r>
+              <w:rPr>
+                <w:rFonts w:asciiTheme="minorHAnsi" w:eastAsia="Times New Roman" w:hAnsiTheme="minorHAnsi" w:cstheme="minorHAnsi"/>
+                <w:color w:val="FFFFFF"/>
+                <w:sz w:val="20"/>
+                <w:szCs w:val="20"/>
+                <w:lang w:val="en-AE" w:eastAsia="en-AE"/>
+              </w:rPr>
+              <w:t>}}</w:t>
             </w:r>
           </w:p>
         </w:tc>
@@ -21163,7 +22187,29 @@
                 <w:szCs w:val="20"/>
                 <w:lang w:val="en-AE" w:eastAsia="en-AE"/>
               </w:rPr>
-              <w:t>Nom Thk (in)</w:t>
+              <w:t xml:space="preserve">Nom </w:t>
+            </w:r>
+            <w:proofErr w:type="spellStart"/>
+            <w:r>
+              <w:rPr>
+                <w:rFonts w:asciiTheme="minorHAnsi" w:eastAsia="Times New Roman" w:hAnsiTheme="minorHAnsi" w:cstheme="minorHAnsi"/>
+                <w:color w:val="FFFFFF"/>
+                <w:sz w:val="20"/>
+                <w:szCs w:val="20"/>
+                <w:lang w:val="en-AE" w:eastAsia="en-AE"/>
+              </w:rPr>
+              <w:t>Thk</w:t>
+            </w:r>
+            <w:proofErr w:type="spellEnd"/>
+            <w:r>
+              <w:rPr>
+                <w:rFonts w:asciiTheme="minorHAnsi" w:eastAsia="Times New Roman" w:hAnsiTheme="minorHAnsi" w:cstheme="minorHAnsi"/>
+                <w:color w:val="FFFFFF"/>
+                <w:sz w:val="20"/>
+                <w:szCs w:val="20"/>
+                <w:lang w:val="en-AE" w:eastAsia="en-AE"/>
+              </w:rPr>
+              <w:t xml:space="preserve"> (in)</w:t>
             </w:r>
           </w:p>
         </w:tc>
@@ -21200,7 +22246,29 @@
                 <w:szCs w:val="20"/>
                 <w:lang w:val="en-AE" w:eastAsia="en-AE"/>
               </w:rPr>
-              <w:t>Min Thk (in)</w:t>
+              <w:t xml:space="preserve">Min </w:t>
+            </w:r>
+            <w:proofErr w:type="spellStart"/>
+            <w:r>
+              <w:rPr>
+                <w:rFonts w:asciiTheme="minorHAnsi" w:eastAsia="Times New Roman" w:hAnsiTheme="minorHAnsi" w:cstheme="minorHAnsi"/>
+                <w:color w:val="FFFFFF"/>
+                <w:sz w:val="20"/>
+                <w:szCs w:val="20"/>
+                <w:lang w:val="en-AE" w:eastAsia="en-AE"/>
+              </w:rPr>
+              <w:t>Thk</w:t>
+            </w:r>
+            <w:proofErr w:type="spellEnd"/>
+            <w:r>
+              <w:rPr>
+                <w:rFonts w:asciiTheme="minorHAnsi" w:eastAsia="Times New Roman" w:hAnsiTheme="minorHAnsi" w:cstheme="minorHAnsi"/>
+                <w:color w:val="FFFFFF"/>
+                <w:sz w:val="20"/>
+                <w:szCs w:val="20"/>
+                <w:lang w:val="en-AE" w:eastAsia="en-AE"/>
+              </w:rPr>
+              <w:t xml:space="preserve"> (in)</w:t>
             </w:r>
           </w:p>
         </w:tc>
@@ -21860,7 +22928,29 @@
                 <w:szCs w:val="20"/>
                 <w:lang w:val="en-AE" w:eastAsia="en-AE"/>
               </w:rPr>
-              <w:t>{{joints_thirdPipe}}</w:t>
+              <w:t>{{</w:t>
+            </w:r>
+            <w:proofErr w:type="spellStart"/>
+            <w:r>
+              <w:rPr>
+                <w:rFonts w:asciiTheme="minorHAnsi" w:eastAsia="Times New Roman" w:hAnsiTheme="minorHAnsi" w:cstheme="minorHAnsi"/>
+                <w:color w:val="FFFFFF"/>
+                <w:sz w:val="20"/>
+                <w:szCs w:val="20"/>
+                <w:lang w:val="en-AE" w:eastAsia="en-AE"/>
+              </w:rPr>
+              <w:t>joints_thirdPipe</w:t>
+            </w:r>
+            <w:proofErr w:type="spellEnd"/>
+            <w:r>
+              <w:rPr>
+                <w:rFonts w:asciiTheme="minorHAnsi" w:eastAsia="Times New Roman" w:hAnsiTheme="minorHAnsi" w:cstheme="minorHAnsi"/>
+                <w:color w:val="FFFFFF"/>
+                <w:sz w:val="20"/>
+                <w:szCs w:val="20"/>
+                <w:lang w:val="en-AE" w:eastAsia="en-AE"/>
+              </w:rPr>
+              <w:t>}}</w:t>
             </w:r>
           </w:p>
         </w:tc>
@@ -22008,7 +23098,29 @@
                 <w:szCs w:val="20"/>
                 <w:lang w:val="en-AE" w:eastAsia="en-AE"/>
               </w:rPr>
-              <w:t>Nom Thk (in)</w:t>
+              <w:t xml:space="preserve">Nom </w:t>
+            </w:r>
+            <w:proofErr w:type="spellStart"/>
+            <w:r>
+              <w:rPr>
+                <w:rFonts w:asciiTheme="minorHAnsi" w:eastAsia="Times New Roman" w:hAnsiTheme="minorHAnsi" w:cstheme="minorHAnsi"/>
+                <w:color w:val="FFFFFF"/>
+                <w:sz w:val="20"/>
+                <w:szCs w:val="20"/>
+                <w:lang w:val="en-AE" w:eastAsia="en-AE"/>
+              </w:rPr>
+              <w:t>Thk</w:t>
+            </w:r>
+            <w:proofErr w:type="spellEnd"/>
+            <w:r>
+              <w:rPr>
+                <w:rFonts w:asciiTheme="minorHAnsi" w:eastAsia="Times New Roman" w:hAnsiTheme="minorHAnsi" w:cstheme="minorHAnsi"/>
+                <w:color w:val="FFFFFF"/>
+                <w:sz w:val="20"/>
+                <w:szCs w:val="20"/>
+                <w:lang w:val="en-AE" w:eastAsia="en-AE"/>
+              </w:rPr>
+              <w:t xml:space="preserve"> (in)</w:t>
             </w:r>
           </w:p>
         </w:tc>
@@ -22045,7 +23157,29 @@
                 <w:szCs w:val="20"/>
                 <w:lang w:val="en-AE" w:eastAsia="en-AE"/>
               </w:rPr>
-              <w:t>Min Thk (in)</w:t>
+              <w:t xml:space="preserve">Min </w:t>
+            </w:r>
+            <w:proofErr w:type="spellStart"/>
+            <w:r>
+              <w:rPr>
+                <w:rFonts w:asciiTheme="minorHAnsi" w:eastAsia="Times New Roman" w:hAnsiTheme="minorHAnsi" w:cstheme="minorHAnsi"/>
+                <w:color w:val="FFFFFF"/>
+                <w:sz w:val="20"/>
+                <w:szCs w:val="20"/>
+                <w:lang w:val="en-AE" w:eastAsia="en-AE"/>
+              </w:rPr>
+              <w:t>Thk</w:t>
+            </w:r>
+            <w:proofErr w:type="spellEnd"/>
+            <w:r>
+              <w:rPr>
+                <w:rFonts w:asciiTheme="minorHAnsi" w:eastAsia="Times New Roman" w:hAnsiTheme="minorHAnsi" w:cstheme="minorHAnsi"/>
+                <w:color w:val="FFFFFF"/>
+                <w:sz w:val="20"/>
+                <w:szCs w:val="20"/>
+                <w:lang w:val="en-AE" w:eastAsia="en-AE"/>
+              </w:rPr>
+              <w:t xml:space="preserve"> (in)</w:t>
             </w:r>
           </w:p>
         </w:tc>
@@ -22725,7 +23859,29 @@
                 <w:szCs w:val="20"/>
                 <w:lang w:val="en-AE" w:eastAsia="en-AE"/>
               </w:rPr>
-              <w:t>{{joints_fourthPipe}}</w:t>
+              <w:t>{{</w:t>
+            </w:r>
+            <w:proofErr w:type="spellStart"/>
+            <w:r>
+              <w:rPr>
+                <w:rFonts w:asciiTheme="minorHAnsi" w:eastAsia="Times New Roman" w:hAnsiTheme="minorHAnsi" w:cstheme="minorHAnsi"/>
+                <w:color w:val="FFFFFF"/>
+                <w:sz w:val="20"/>
+                <w:szCs w:val="20"/>
+                <w:lang w:val="en-AE" w:eastAsia="en-AE"/>
+              </w:rPr>
+              <w:t>joints_fourthPipe</w:t>
+            </w:r>
+            <w:proofErr w:type="spellEnd"/>
+            <w:r>
+              <w:rPr>
+                <w:rFonts w:asciiTheme="minorHAnsi" w:eastAsia="Times New Roman" w:hAnsiTheme="minorHAnsi" w:cstheme="minorHAnsi"/>
+                <w:color w:val="FFFFFF"/>
+                <w:sz w:val="20"/>
+                <w:szCs w:val="20"/>
+                <w:lang w:val="en-AE" w:eastAsia="en-AE"/>
+              </w:rPr>
+              <w:t>}}</w:t>
             </w:r>
           </w:p>
         </w:tc>
@@ -22873,7 +24029,29 @@
                 <w:szCs w:val="20"/>
                 <w:lang w:val="en-AE" w:eastAsia="en-AE"/>
               </w:rPr>
-              <w:t>Nom Thk (in)</w:t>
+              <w:t xml:space="preserve">Nom </w:t>
+            </w:r>
+            <w:proofErr w:type="spellStart"/>
+            <w:r>
+              <w:rPr>
+                <w:rFonts w:asciiTheme="minorHAnsi" w:eastAsia="Times New Roman" w:hAnsiTheme="minorHAnsi" w:cstheme="minorHAnsi"/>
+                <w:color w:val="FFFFFF"/>
+                <w:sz w:val="20"/>
+                <w:szCs w:val="20"/>
+                <w:lang w:val="en-AE" w:eastAsia="en-AE"/>
+              </w:rPr>
+              <w:t>Thk</w:t>
+            </w:r>
+            <w:proofErr w:type="spellEnd"/>
+            <w:r>
+              <w:rPr>
+                <w:rFonts w:asciiTheme="minorHAnsi" w:eastAsia="Times New Roman" w:hAnsiTheme="minorHAnsi" w:cstheme="minorHAnsi"/>
+                <w:color w:val="FFFFFF"/>
+                <w:sz w:val="20"/>
+                <w:szCs w:val="20"/>
+                <w:lang w:val="en-AE" w:eastAsia="en-AE"/>
+              </w:rPr>
+              <w:t xml:space="preserve"> (in)</w:t>
             </w:r>
           </w:p>
         </w:tc>
@@ -22910,7 +24088,29 @@
                 <w:szCs w:val="20"/>
                 <w:lang w:val="en-AE" w:eastAsia="en-AE"/>
               </w:rPr>
-              <w:t>Min Thk (in)</w:t>
+              <w:t xml:space="preserve">Min </w:t>
+            </w:r>
+            <w:proofErr w:type="spellStart"/>
+            <w:r>
+              <w:rPr>
+                <w:rFonts w:asciiTheme="minorHAnsi" w:eastAsia="Times New Roman" w:hAnsiTheme="minorHAnsi" w:cstheme="minorHAnsi"/>
+                <w:color w:val="FFFFFF"/>
+                <w:sz w:val="20"/>
+                <w:szCs w:val="20"/>
+                <w:lang w:val="en-AE" w:eastAsia="en-AE"/>
+              </w:rPr>
+              <w:t>Thk</w:t>
+            </w:r>
+            <w:proofErr w:type="spellEnd"/>
+            <w:r>
+              <w:rPr>
+                <w:rFonts w:asciiTheme="minorHAnsi" w:eastAsia="Times New Roman" w:hAnsiTheme="minorHAnsi" w:cstheme="minorHAnsi"/>
+                <w:color w:val="FFFFFF"/>
+                <w:sz w:val="20"/>
+                <w:szCs w:val="20"/>
+                <w:lang w:val="en-AE" w:eastAsia="en-AE"/>
+              </w:rPr>
+              <w:t xml:space="preserve"> (in)</w:t>
             </w:r>
           </w:p>
         </w:tc>
@@ -23601,7 +24801,29 @@
                 <w:szCs w:val="20"/>
                 <w:lang w:val="en-AE" w:eastAsia="en-AE"/>
               </w:rPr>
-              <w:t>{{joints_fifthPipe}}</w:t>
+              <w:t>{{</w:t>
+            </w:r>
+            <w:proofErr w:type="spellStart"/>
+            <w:r>
+              <w:rPr>
+                <w:rFonts w:asciiTheme="minorHAnsi" w:eastAsia="Times New Roman" w:hAnsiTheme="minorHAnsi" w:cstheme="minorHAnsi"/>
+                <w:color w:val="FFFFFF"/>
+                <w:sz w:val="20"/>
+                <w:szCs w:val="20"/>
+                <w:lang w:val="en-AE" w:eastAsia="en-AE"/>
+              </w:rPr>
+              <w:t>joints_fifthPipe</w:t>
+            </w:r>
+            <w:proofErr w:type="spellEnd"/>
+            <w:r>
+              <w:rPr>
+                <w:rFonts w:asciiTheme="minorHAnsi" w:eastAsia="Times New Roman" w:hAnsiTheme="minorHAnsi" w:cstheme="minorHAnsi"/>
+                <w:color w:val="FFFFFF"/>
+                <w:sz w:val="20"/>
+                <w:szCs w:val="20"/>
+                <w:lang w:val="en-AE" w:eastAsia="en-AE"/>
+              </w:rPr>
+              <w:t>}}</w:t>
             </w:r>
           </w:p>
         </w:tc>
@@ -23749,7 +24971,29 @@
                 <w:szCs w:val="20"/>
                 <w:lang w:val="en-AE" w:eastAsia="en-AE"/>
               </w:rPr>
-              <w:t>Nom Thk (in)</w:t>
+              <w:t xml:space="preserve">Nom </w:t>
+            </w:r>
+            <w:proofErr w:type="spellStart"/>
+            <w:r>
+              <w:rPr>
+                <w:rFonts w:asciiTheme="minorHAnsi" w:eastAsia="Times New Roman" w:hAnsiTheme="minorHAnsi" w:cstheme="minorHAnsi"/>
+                <w:color w:val="FFFFFF"/>
+                <w:sz w:val="20"/>
+                <w:szCs w:val="20"/>
+                <w:lang w:val="en-AE" w:eastAsia="en-AE"/>
+              </w:rPr>
+              <w:t>Thk</w:t>
+            </w:r>
+            <w:proofErr w:type="spellEnd"/>
+            <w:r>
+              <w:rPr>
+                <w:rFonts w:asciiTheme="minorHAnsi" w:eastAsia="Times New Roman" w:hAnsiTheme="minorHAnsi" w:cstheme="minorHAnsi"/>
+                <w:color w:val="FFFFFF"/>
+                <w:sz w:val="20"/>
+                <w:szCs w:val="20"/>
+                <w:lang w:val="en-AE" w:eastAsia="en-AE"/>
+              </w:rPr>
+              <w:t xml:space="preserve"> (in)</w:t>
             </w:r>
           </w:p>
         </w:tc>
@@ -23786,7 +25030,29 @@
                 <w:szCs w:val="20"/>
                 <w:lang w:val="en-AE" w:eastAsia="en-AE"/>
               </w:rPr>
-              <w:t>Min Thk (in)</w:t>
+              <w:t xml:space="preserve">Min </w:t>
+            </w:r>
+            <w:proofErr w:type="spellStart"/>
+            <w:r>
+              <w:rPr>
+                <w:rFonts w:asciiTheme="minorHAnsi" w:eastAsia="Times New Roman" w:hAnsiTheme="minorHAnsi" w:cstheme="minorHAnsi"/>
+                <w:color w:val="FFFFFF"/>
+                <w:sz w:val="20"/>
+                <w:szCs w:val="20"/>
+                <w:lang w:val="en-AE" w:eastAsia="en-AE"/>
+              </w:rPr>
+              <w:t>Thk</w:t>
+            </w:r>
+            <w:proofErr w:type="spellEnd"/>
+            <w:r>
+              <w:rPr>
+                <w:rFonts w:asciiTheme="minorHAnsi" w:eastAsia="Times New Roman" w:hAnsiTheme="minorHAnsi" w:cstheme="minorHAnsi"/>
+                <w:color w:val="FFFFFF"/>
+                <w:sz w:val="20"/>
+                <w:szCs w:val="20"/>
+                <w:lang w:val="en-AE" w:eastAsia="en-AE"/>
+              </w:rPr>
+              <w:t xml:space="preserve"> (in)</w:t>
             </w:r>
           </w:p>
         </w:tc>
@@ -24364,7 +25630,29 @@
                 <w:szCs w:val="20"/>
                 <w:lang w:val="en-AE" w:eastAsia="en-AE"/>
               </w:rPr>
-              <w:t>{{joints_sixthPipe}}</w:t>
+              <w:t>{{</w:t>
+            </w:r>
+            <w:proofErr w:type="spellStart"/>
+            <w:r>
+              <w:rPr>
+                <w:rFonts w:asciiTheme="minorHAnsi" w:eastAsia="Times New Roman" w:hAnsiTheme="minorHAnsi" w:cstheme="minorHAnsi"/>
+                <w:color w:val="FFFFFF"/>
+                <w:sz w:val="20"/>
+                <w:szCs w:val="20"/>
+                <w:lang w:val="en-AE" w:eastAsia="en-AE"/>
+              </w:rPr>
+              <w:t>joints_sixthPipe</w:t>
+            </w:r>
+            <w:proofErr w:type="spellEnd"/>
+            <w:r>
+              <w:rPr>
+                <w:rFonts w:asciiTheme="minorHAnsi" w:eastAsia="Times New Roman" w:hAnsiTheme="minorHAnsi" w:cstheme="minorHAnsi"/>
+                <w:color w:val="FFFFFF"/>
+                <w:sz w:val="20"/>
+                <w:szCs w:val="20"/>
+                <w:lang w:val="en-AE" w:eastAsia="en-AE"/>
+              </w:rPr>
+              <w:t>}}</w:t>
             </w:r>
           </w:p>
         </w:tc>
@@ -24512,7 +25800,29 @@
                 <w:szCs w:val="20"/>
                 <w:lang w:val="en-AE" w:eastAsia="en-AE"/>
               </w:rPr>
-              <w:t>Nom Thk (in)</w:t>
+              <w:t xml:space="preserve">Nom </w:t>
+            </w:r>
+            <w:proofErr w:type="spellStart"/>
+            <w:r>
+              <w:rPr>
+                <w:rFonts w:asciiTheme="minorHAnsi" w:eastAsia="Times New Roman" w:hAnsiTheme="minorHAnsi" w:cstheme="minorHAnsi"/>
+                <w:color w:val="FFFFFF"/>
+                <w:sz w:val="20"/>
+                <w:szCs w:val="20"/>
+                <w:lang w:val="en-AE" w:eastAsia="en-AE"/>
+              </w:rPr>
+              <w:t>Thk</w:t>
+            </w:r>
+            <w:proofErr w:type="spellEnd"/>
+            <w:r>
+              <w:rPr>
+                <w:rFonts w:asciiTheme="minorHAnsi" w:eastAsia="Times New Roman" w:hAnsiTheme="minorHAnsi" w:cstheme="minorHAnsi"/>
+                <w:color w:val="FFFFFF"/>
+                <w:sz w:val="20"/>
+                <w:szCs w:val="20"/>
+                <w:lang w:val="en-AE" w:eastAsia="en-AE"/>
+              </w:rPr>
+              <w:t xml:space="preserve"> (in)</w:t>
             </w:r>
           </w:p>
         </w:tc>
@@ -24549,7 +25859,29 @@
                 <w:szCs w:val="20"/>
                 <w:lang w:val="en-AE" w:eastAsia="en-AE"/>
               </w:rPr>
-              <w:t>Min Thk (in)</w:t>
+              <w:t xml:space="preserve">Min </w:t>
+            </w:r>
+            <w:proofErr w:type="spellStart"/>
+            <w:r>
+              <w:rPr>
+                <w:rFonts w:asciiTheme="minorHAnsi" w:eastAsia="Times New Roman" w:hAnsiTheme="minorHAnsi" w:cstheme="minorHAnsi"/>
+                <w:color w:val="FFFFFF"/>
+                <w:sz w:val="20"/>
+                <w:szCs w:val="20"/>
+                <w:lang w:val="en-AE" w:eastAsia="en-AE"/>
+              </w:rPr>
+              <w:t>Thk</w:t>
+            </w:r>
+            <w:proofErr w:type="spellEnd"/>
+            <w:r>
+              <w:rPr>
+                <w:rFonts w:asciiTheme="minorHAnsi" w:eastAsia="Times New Roman" w:hAnsiTheme="minorHAnsi" w:cstheme="minorHAnsi"/>
+                <w:color w:val="FFFFFF"/>
+                <w:sz w:val="20"/>
+                <w:szCs w:val="20"/>
+                <w:lang w:val="en-AE" w:eastAsia="en-AE"/>
+              </w:rPr>
+              <w:t xml:space="preserve"> (in)</w:t>
             </w:r>
           </w:p>
         </w:tc>
@@ -25129,7 +26461,7 @@
                     <pic:cNvPicPr/>
                   </pic:nvPicPr>
                   <pic:blipFill>
-                    <a:blip r:embed="rId18">
+                    <a:blip r:embed="rId19">
                       <a:extLst>
                         <a:ext uri="{28A0092B-C50C-407E-A947-70E740481C1C}">
                           <a14:useLocalDpi xmlns:a14="http://schemas.microsoft.com/office/drawing/2010/main" val="0"/>
@@ -25195,7 +26527,7 @@
                     <pic:cNvPicPr/>
                   </pic:nvPicPr>
                   <pic:blipFill rotWithShape="1">
-                    <a:blip r:embed="rId19">
+                    <a:blip r:embed="rId20">
                       <a:extLst>
                         <a:ext uri="{28A0092B-C50C-407E-A947-70E740481C1C}">
                           <a14:useLocalDpi xmlns:a14="http://schemas.microsoft.com/office/drawing/2010/main" val="0"/>
@@ -25299,7 +26631,7 @@
                     <pic:cNvPicPr/>
                   </pic:nvPicPr>
                   <pic:blipFill>
-                    <a:blip r:embed="rId20">
+                    <a:blip r:embed="rId21">
                       <a:extLst>
                         <a:ext uri="{28A0092B-C50C-407E-A947-70E740481C1C}">
                           <a14:useLocalDpi xmlns:a14="http://schemas.microsoft.com/office/drawing/2010/main" val="0"/>
@@ -25388,7 +26720,7 @@
                     <pic:cNvPicPr/>
                   </pic:nvPicPr>
                   <pic:blipFill>
-                    <a:blip r:embed="rId21">
+                    <a:blip r:embed="rId22">
                       <a:extLst>
                         <a:ext uri="{28A0092B-C50C-407E-A947-70E740481C1C}">
                           <a14:useLocalDpi xmlns:a14="http://schemas.microsoft.com/office/drawing/2010/main" val="0"/>
@@ -26398,7 +27730,7 @@
                     <pic:cNvPicPr/>
                   </pic:nvPicPr>
                   <pic:blipFill>
-                    <a:blip r:embed="rId22" cstate="print">
+                    <a:blip r:embed="rId23" cstate="print">
                       <a:extLst>
                         <a:ext uri="{28A0092B-C50C-407E-A947-70E740481C1C}">
                           <a14:useLocalDpi xmlns:a14="http://schemas.microsoft.com/office/drawing/2010/main" val="0"/>
@@ -26525,7 +27857,7 @@
         </w:rPr>
         <w:lastRenderedPageBreak/>
         <w:drawing>
-          <wp:anchor distT="0" distB="0" distL="114300" distR="114300" simplePos="0" relativeHeight="251649536" behindDoc="0" locked="0" layoutInCell="1" allowOverlap="1" wp14:anchorId="084BCEFC" wp14:editId="24E26456">
+          <wp:anchor distT="0" distB="0" distL="114300" distR="114300" simplePos="0" relativeHeight="251649536" behindDoc="0" locked="0" layoutInCell="1" allowOverlap="1" wp14:anchorId="084BCEFC" wp14:editId="695E32C5">
             <wp:simplePos x="0" y="0"/>
             <wp:positionH relativeFrom="column">
               <wp:posOffset>255270</wp:posOffset>
@@ -26548,7 +27880,7 @@
                     <pic:cNvPicPr/>
                   </pic:nvPicPr>
                   <pic:blipFill rotWithShape="1">
-                    <a:blip r:embed="rId23" cstate="print">
+                    <a:blip r:embed="rId24" cstate="print">
                       <a:extLst>
                         <a:ext uri="{28A0092B-C50C-407E-A947-70E740481C1C}">
                           <a14:useLocalDpi xmlns:a14="http://schemas.microsoft.com/office/drawing/2010/main" val="0"/>
@@ -26615,7 +27947,23 @@
           <w:b/>
           <w:bCs/>
         </w:rPr>
-        <w:t xml:space="preserve">Quality control guidelines across the main pass is shown in the figure below. </w:t>
+        <w:t xml:space="preserve">Quality control guidelines across the main pass </w:t>
+      </w:r>
+      <w:proofErr w:type="gramStart"/>
+      <w:r>
+        <w:rPr>
+          <w:b/>
+          <w:bCs/>
+        </w:rPr>
+        <w:t>is</w:t>
+      </w:r>
+      <w:proofErr w:type="gramEnd"/>
+      <w:r>
+        <w:rPr>
+          <w:b/>
+          <w:bCs/>
+        </w:rPr>
+        <w:t xml:space="preserve"> shown in the figure below. </w:t>
       </w:r>
     </w:p>
     <w:p>
@@ -26680,46 +28028,92 @@
       <w:bookmarkStart w:id="41" w:name="_Hlk136060395"/>
       <w:bookmarkEnd w:id="37"/>
     </w:p>
-    <w:tbl>
-      <w:tblPr>
-        <w:tblStyle w:val="TableGrid"/>
-        <w:tblW w:w="0" w:type="auto"/>
-        <w:tblInd w:w="432" w:type="dxa"/>
-        <w:tblBorders>
-          <w:top w:val="none" w:sz="0" w:space="0" w:color="auto"/>
-          <w:left w:val="none" w:sz="0" w:space="0" w:color="auto"/>
-          <w:bottom w:val="none" w:sz="0" w:space="0" w:color="auto"/>
-          <w:right w:val="none" w:sz="0" w:space="0" w:color="auto"/>
-          <w:insideH w:val="none" w:sz="0" w:space="0" w:color="auto"/>
-          <w:insideV w:val="none" w:sz="0" w:space="0" w:color="auto"/>
-        </w:tblBorders>
-        <w:tblCellMar>
-          <w:left w:w="0" w:type="dxa"/>
-          <w:right w:w="0" w:type="dxa"/>
-        </w:tblCellMar>
-        <w:tblLook w:val="04A0" w:firstRow="1" w:lastRow="0" w:firstColumn="1" w:lastColumn="0" w:noHBand="0" w:noVBand="1"/>
-      </w:tblPr>
-      <w:tblGrid>
-        <w:gridCol w:w="9314"/>
-      </w:tblGrid>
-      <w:tr>
-        <w:tc>
-          <w:tcPr>
-            <w:tcW w:w="9736" w:type="dxa"/>
-          </w:tcPr>
-          <w:p>
-            <w:pPr>
-              <w:pStyle w:val="Text1"/>
-              <w:ind w:left="0"/>
-              <w:jc w:val="center"/>
-            </w:pPr>
-            <w:r>
-              <w:t>{{well}}</w:t>
-            </w:r>
-          </w:p>
-        </w:tc>
-      </w:tr>
-    </w:tbl>
+    <w:p>
+      <w:pPr>
+        <w:pStyle w:val="Caption"/>
+        <w:rPr>
+          <w:color w:val="000000" w:themeColor="text1"/>
+        </w:rPr>
+      </w:pPr>
+      <w:r>
+        <w:rPr>
+          <w:noProof/>
+        </w:rPr>
+        <w:drawing>
+          <wp:inline distT="0" distB="0" distL="0" distR="0" wp14:anchorId="6C50D336" wp14:editId="463AA7B4">
+            <wp:extent cx="5688330" cy="8157210"/>
+            <wp:effectExtent l="19050" t="19050" r="26670" b="15240"/>
+            <wp:docPr id="1243221219" name="Picture 3" descr="{{well}}"/>
+            <wp:cNvGraphicFramePr>
+              <a:graphicFrameLocks xmlns:a="http://schemas.openxmlformats.org/drawingml/2006/main" noChangeAspect="1"/>
+            </wp:cNvGraphicFramePr>
+            <a:graphic xmlns:a="http://schemas.openxmlformats.org/drawingml/2006/main">
+              <a:graphicData uri="http://schemas.openxmlformats.org/drawingml/2006/picture">
+                <pic:pic xmlns:pic="http://schemas.openxmlformats.org/drawingml/2006/picture">
+                  <pic:nvPicPr>
+                    <pic:cNvPr id="1243221219" name="Picture 3" descr="{{well}}"/>
+                    <pic:cNvPicPr>
+                      <a:picLocks noChangeAspect="1"/>
+                    </pic:cNvPicPr>
+                  </pic:nvPicPr>
+                  <pic:blipFill rotWithShape="1">
+                    <a:blip r:embed="rId18">
+                      <a:extLst>
+                        <a:ext uri="{28A0092B-C50C-407E-A947-70E740481C1C}">
+                          <a14:useLocalDpi xmlns:a14="http://schemas.microsoft.com/office/drawing/2010/main" val="0"/>
+                        </a:ext>
+                      </a:extLst>
+                    </a:blip>
+                    <a:srcRect l="1859" t="1553" r="2310" b="1656"/>
+                    <a:stretch>
+                      <a:fillRect/>
+                    </a:stretch>
+                  </pic:blipFill>
+                  <pic:spPr bwMode="auto">
+                    <a:xfrm>
+                      <a:off x="0" y="0"/>
+                      <a:ext cx="5688330" cy="8157210"/>
+                    </a:xfrm>
+                    <a:prstGeom prst="rect">
+                      <a:avLst/>
+                    </a:prstGeom>
+                    <a:ln w="9525" cap="flat" cmpd="sng" algn="ctr">
+                      <a:solidFill>
+                        <a:sysClr val="windowText" lastClr="000000"/>
+                      </a:solidFill>
+                      <a:prstDash val="solid"/>
+                      <a:round/>
+                      <a:headEnd type="none" w="med" len="med"/>
+                      <a:tailEnd type="none" w="med" len="med"/>
+                      <a:extLst>
+                        <a:ext uri="{C807C97D-BFC1-408E-A445-0C87EB9F89A2}">
+                          <ask:lineSketchStyleProps xmlns:ask="http://schemas.microsoft.com/office/drawing/2018/sketchyshapes" sd="0">
+                            <a:custGeom>
+                              <a:avLst/>
+                              <a:gdLst/>
+                              <a:ahLst/>
+                              <a:cxnLst/>
+                              <a:rect l="0" t="0" r="0" b="0"/>
+                              <a:pathLst/>
+                            </a:custGeom>
+                            <ask:type/>
+                          </ask:lineSketchStyleProps>
+                        </a:ext>
+                      </a:extLst>
+                    </a:ln>
+                    <a:extLst>
+                      <a:ext uri="{53640926-AAD7-44D8-BBD7-CCE9431645EC}">
+                        <a14:shadowObscured xmlns:a14="http://schemas.microsoft.com/office/drawing/2010/main"/>
+                      </a:ext>
+                    </a:extLst>
+                  </pic:spPr>
+                </pic:pic>
+              </a:graphicData>
+            </a:graphic>
+          </wp:inline>
+        </w:drawing>
+      </w:r>
+    </w:p>
     <w:p>
       <w:pPr>
         <w:pStyle w:val="Caption"/>
@@ -26759,7 +28153,6 @@
       <w:bookmarkEnd w:id="40"/>
       <w:bookmarkEnd w:id="41"/>
     </w:p>
-    <w:p/>
     <w:p>
       <w:pPr>
         <w:pStyle w:val="Heading1"/>
@@ -26772,6 +28165,7 @@
         <w:rPr>
           <w:color w:val="auto"/>
         </w:rPr>
+        <w:lastRenderedPageBreak/>
         <w:t>Tool String</w:t>
       </w:r>
       <w:r>
@@ -26782,46 +28176,89 @@
       </w:r>
       <w:bookmarkEnd w:id="42"/>
     </w:p>
-    <w:tbl>
-      <w:tblPr>
-        <w:tblStyle w:val="TableGrid"/>
-        <w:tblW w:w="0" w:type="auto"/>
-        <w:tblInd w:w="432" w:type="dxa"/>
-        <w:tblBorders>
-          <w:top w:val="none" w:sz="0" w:space="0" w:color="auto"/>
-          <w:left w:val="none" w:sz="0" w:space="0" w:color="auto"/>
-          <w:bottom w:val="none" w:sz="0" w:space="0" w:color="auto"/>
-          <w:right w:val="none" w:sz="0" w:space="0" w:color="auto"/>
-          <w:insideH w:val="none" w:sz="0" w:space="0" w:color="auto"/>
-          <w:insideV w:val="none" w:sz="0" w:space="0" w:color="auto"/>
-        </w:tblBorders>
-        <w:tblCellMar>
-          <w:left w:w="0" w:type="dxa"/>
-          <w:right w:w="0" w:type="dxa"/>
-        </w:tblCellMar>
-        <w:tblLook w:val="04A0" w:firstRow="1" w:lastRow="0" w:firstColumn="1" w:lastColumn="0" w:noHBand="0" w:noVBand="1"/>
-      </w:tblPr>
-      <w:tblGrid>
-        <w:gridCol w:w="9314"/>
-      </w:tblGrid>
-      <w:tr>
-        <w:tc>
-          <w:tcPr>
-            <w:tcW w:w="9736" w:type="dxa"/>
-          </w:tcPr>
-          <w:p>
-            <w:pPr>
-              <w:pStyle w:val="Text1"/>
-              <w:ind w:left="0"/>
-              <w:jc w:val="center"/>
-            </w:pPr>
-            <w:r>
-              <w:t>{{ts}}</w:t>
-            </w:r>
-          </w:p>
-        </w:tc>
-      </w:tr>
-    </w:tbl>
+    <w:p>
+      <w:pPr>
+        <w:pStyle w:val="Text1"/>
+      </w:pPr>
+      <w:r>
+        <w:rPr>
+          <w:noProof/>
+        </w:rPr>
+        <w:drawing>
+          <wp:inline distT="0" distB="0" distL="0" distR="0" wp14:anchorId="02974F74" wp14:editId="774283B8">
+            <wp:extent cx="5688330" cy="8210550"/>
+            <wp:effectExtent l="19050" t="19050" r="26670" b="19050"/>
+            <wp:docPr id="871094820" name="Picture 3" descr="{{DMG@N_2}}"/>
+            <wp:cNvGraphicFramePr>
+              <a:graphicFrameLocks xmlns:a="http://schemas.openxmlformats.org/drawingml/2006/main" noChangeAspect="1"/>
+            </wp:cNvGraphicFramePr>
+            <a:graphic xmlns:a="http://schemas.openxmlformats.org/drawingml/2006/main">
+              <a:graphicData uri="http://schemas.openxmlformats.org/drawingml/2006/picture">
+                <pic:pic xmlns:pic="http://schemas.openxmlformats.org/drawingml/2006/picture">
+                  <pic:nvPicPr>
+                    <pic:cNvPr id="770038025" name="Picture 3" descr="{{DMG@N_2}}"/>
+                    <pic:cNvPicPr>
+                      <a:picLocks noChangeAspect="1"/>
+                    </pic:cNvPicPr>
+                  </pic:nvPicPr>
+                  <pic:blipFill rotWithShape="1">
+                    <a:blip r:embed="rId18">
+                      <a:extLst>
+                        <a:ext uri="{28A0092B-C50C-407E-A947-70E740481C1C}">
+                          <a14:useLocalDpi xmlns:a14="http://schemas.microsoft.com/office/drawing/2010/main" val="0"/>
+                        </a:ext>
+                      </a:extLst>
+                    </a:blip>
+                    <a:srcRect l="1859" t="1553" r="2310" b="1656"/>
+                    <a:stretch>
+                      <a:fillRect/>
+                    </a:stretch>
+                  </pic:blipFill>
+                  <pic:spPr bwMode="auto">
+                    <a:xfrm>
+                      <a:off x="0" y="0"/>
+                      <a:ext cx="5688330" cy="8210550"/>
+                    </a:xfrm>
+                    <a:prstGeom prst="rect">
+                      <a:avLst/>
+                    </a:prstGeom>
+                    <a:ln w="9525" cap="flat" cmpd="sng" algn="ctr">
+                      <a:solidFill>
+                        <a:sysClr val="windowText" lastClr="000000"/>
+                      </a:solidFill>
+                      <a:prstDash val="solid"/>
+                      <a:round/>
+                      <a:headEnd type="none" w="med" len="med"/>
+                      <a:tailEnd type="none" w="med" len="med"/>
+                      <a:extLst>
+                        <a:ext uri="{C807C97D-BFC1-408E-A445-0C87EB9F89A2}">
+                          <ask:lineSketchStyleProps xmlns:ask="http://schemas.microsoft.com/office/drawing/2018/sketchyshapes" sd="0">
+                            <a:custGeom>
+                              <a:avLst/>
+                              <a:gdLst/>
+                              <a:ahLst/>
+                              <a:cxnLst/>
+                              <a:rect l="0" t="0" r="0" b="0"/>
+                              <a:pathLst/>
+                            </a:custGeom>
+                            <ask:type/>
+                          </ask:lineSketchStyleProps>
+                        </a:ext>
+                      </a:extLst>
+                    </a:ln>
+                    <a:extLst>
+                      <a:ext uri="{53640926-AAD7-44D8-BBD7-CCE9431645EC}">
+                        <a14:shadowObscured xmlns:a14="http://schemas.microsoft.com/office/drawing/2010/main"/>
+                      </a:ext>
+                    </a:extLst>
+                  </pic:spPr>
+                </pic:pic>
+              </a:graphicData>
+            </a:graphic>
+          </wp:inline>
+        </w:drawing>
+      </w:r>
+    </w:p>
     <w:p>
       <w:pPr>
         <w:pStyle w:val="Caption"/>
@@ -26884,14 +28321,8 @@
         <w:t>Diagram</w:t>
       </w:r>
     </w:p>
-    <w:p>
-      <w:pPr>
-        <w:spacing w:before="0" w:after="200"/>
-        <w:jc w:val="left"/>
-      </w:pPr>
-    </w:p>
     <w:sectPr>
-      <w:headerReference w:type="default" r:id="rId24"/>
+      <w:headerReference w:type="default" r:id="rId25"/>
       <w:pgSz w:w="11906" w:h="16838" w:code="9"/>
       <w:pgMar w:top="1440" w:right="1080" w:bottom="1440" w:left="1080" w:header="432" w:footer="1008" w:gutter="0"/>
       <w:cols w:space="720"/>
@@ -27585,7 +29016,23 @@
         <w:sz w:val="20"/>
         <w:szCs w:val="20"/>
       </w:rPr>
-      <w:t>{{well_name}}</w:t>
+      <w:t>{{</w:t>
+    </w:r>
+    <w:proofErr w:type="spellStart"/>
+    <w:r>
+      <w:rPr>
+        <w:sz w:val="20"/>
+        <w:szCs w:val="20"/>
+      </w:rPr>
+      <w:t>well_name</w:t>
+    </w:r>
+    <w:proofErr w:type="spellEnd"/>
+    <w:r>
+      <w:rPr>
+        <w:sz w:val="20"/>
+        <w:szCs w:val="20"/>
+      </w:rPr>
+      <w:t>}}</w:t>
     </w:r>
   </w:p>
   <w:p>
@@ -27663,7 +29110,23 @@
         <w:sz w:val="20"/>
         <w:szCs w:val="20"/>
       </w:rPr>
-      <w:t>{{log_date}}</w:t>
+      <w:t>{{</w:t>
+    </w:r>
+    <w:proofErr w:type="spellStart"/>
+    <w:r>
+      <w:rPr>
+        <w:sz w:val="20"/>
+        <w:szCs w:val="20"/>
+      </w:rPr>
+      <w:t>log_date</w:t>
+    </w:r>
+    <w:proofErr w:type="spellEnd"/>
+    <w:r>
+      <w:rPr>
+        <w:sz w:val="20"/>
+        <w:szCs w:val="20"/>
+      </w:rPr>
+      <w:t>}}</w:t>
     </w:r>
   </w:p>
 </w:hdr>
